--- a/lab1/docs/my_report.docx
+++ b/lab1/docs/my_report.docx
@@ -4,8 +4,67 @@
   <w:body>
     <w:p>
       <w:pPr>
-        <w:spacing w:after="0" w:line="240" w:lineRule="auto"/>
-        <w:ind w:firstLine="720"/>
+        <w:jc w:val="center"/>
+        <w:rPr>
+          <w:rFonts w:ascii="Times New Roman" w:eastAsia="Times New Roman" w:hAnsi="Times New Roman" w:cs="Times New Roman"/>
+          <w:sz w:val="28"/>
+          <w:szCs w:val="28"/>
+        </w:rPr>
+      </w:pPr>
+      <w:r>
+        <w:rPr>
+          <w:rFonts w:ascii="Times New Roman" w:eastAsia="Times New Roman" w:hAnsi="Times New Roman" w:cs="Times New Roman"/>
+          <w:b/>
+          <w:bCs/>
+          <w:sz w:val="28"/>
+          <w:szCs w:val="28"/>
+        </w:rPr>
+        <w:t>Министерство науки и высшего образования Российской Федерации</w:t>
+      </w:r>
+    </w:p>
+    <w:p>
+      <w:pPr>
+        <w:jc w:val="center"/>
+        <w:rPr>
+          <w:rFonts w:ascii="Times New Roman" w:eastAsia="Times New Roman" w:hAnsi="Times New Roman" w:cs="Times New Roman"/>
+          <w:sz w:val="28"/>
+          <w:szCs w:val="28"/>
+        </w:rPr>
+      </w:pPr>
+      <w:r>
+        <w:rPr>
+          <w:rFonts w:ascii="Times New Roman" w:eastAsia="Times New Roman" w:hAnsi="Times New Roman" w:cs="Times New Roman"/>
+          <w:sz w:val="28"/>
+          <w:szCs w:val="28"/>
+        </w:rPr>
+        <w:t>федеральное государственное автономное образовательное учреждение высшего образования</w:t>
+      </w:r>
+    </w:p>
+    <w:p>
+      <w:pPr>
+        <w:jc w:val="center"/>
+        <w:rPr>
+          <w:rFonts w:ascii="Times New Roman" w:eastAsia="Times New Roman" w:hAnsi="Times New Roman" w:cs="Times New Roman"/>
+          <w:sz w:val="28"/>
+          <w:szCs w:val="28"/>
+          <w:lang w:val="en-US"/>
+        </w:rPr>
+      </w:pPr>
+      <w:r>
+        <w:rPr>
+          <w:rFonts w:ascii="Times New Roman" w:eastAsia="Times New Roman" w:hAnsi="Times New Roman" w:cs="Times New Roman"/>
+          <w:b/>
+          <w:bCs/>
+          <w:sz w:val="28"/>
+          <w:szCs w:val="28"/>
+          <w:lang w:val="en-US"/>
+        </w:rPr>
+        <w:t>«НАЦИОНАЛЬНЫЙ ИССЛЕДОВАТЕЛЬСКИЙ УНИВЕРСИТЕТ ИТМО»</w:t>
+      </w:r>
+    </w:p>
+    <w:p>
+      <w:pPr>
+        <w:spacing w:after="0"/>
         <w:jc w:val="center"/>
         <w:rPr>
           <w:rFonts w:ascii="Times New Roman" w:eastAsia="Times New Roman" w:hAnsi="Times New Roman" w:cs="Times New Roman"/>
@@ -19,12 +78,12 @@
           <w:sz w:val="32"/>
           <w:szCs w:val="32"/>
         </w:rPr>
-        <w:t>Федеральное государственное автономное образовательное учреждение высшего образования</w:t>
-      </w:r>
-    </w:p>
-    <w:p>
-      <w:pPr>
-        <w:spacing w:after="0" w:line="240" w:lineRule="auto"/>
+        <w:t>Факультет программной инженерии и компьютерной техники</w:t>
+      </w:r>
+    </w:p>
+    <w:p>
+      <w:pPr>
+        <w:spacing w:after="0"/>
         <w:jc w:val="center"/>
         <w:rPr>
           <w:rFonts w:ascii="Times New Roman" w:eastAsia="Times New Roman" w:hAnsi="Times New Roman" w:cs="Times New Roman"/>
@@ -38,11 +97,12 @@
           <w:sz w:val="32"/>
           <w:szCs w:val="32"/>
         </w:rPr>
-        <w:t> Национальный исследовательский университет ИТМО</w:t>
-      </w:r>
-    </w:p>
-    <w:p>
-      <w:pPr>
+        <w:t>Направление подготовки 09.03.04 Программная инженерия</w:t>
+      </w:r>
+    </w:p>
+    <w:p>
+      <w:pPr>
+        <w:jc w:val="center"/>
         <w:rPr>
           <w:rFonts w:ascii="Times New Roman" w:eastAsia="Times New Roman" w:hAnsi="Times New Roman" w:cs="Times New Roman"/>
           <w:sz w:val="32"/>
@@ -52,6 +112,53 @@
     </w:p>
     <w:p>
       <w:pPr>
+        <w:jc w:val="center"/>
+        <w:rPr>
+          <w:rFonts w:ascii="Times New Roman" w:eastAsia="Times New Roman" w:hAnsi="Times New Roman" w:cs="Times New Roman"/>
+          <w:sz w:val="32"/>
+          <w:szCs w:val="32"/>
+        </w:rPr>
+      </w:pPr>
+    </w:p>
+    <w:p>
+      <w:pPr>
+        <w:jc w:val="center"/>
+        <w:rPr>
+          <w:rFonts w:ascii="Times New Roman" w:eastAsia="Times New Roman" w:hAnsi="Times New Roman" w:cs="Times New Roman"/>
+          <w:sz w:val="32"/>
+          <w:szCs w:val="32"/>
+        </w:rPr>
+      </w:pPr>
+      <w:r>
+        <w:rPr>
+          <w:rFonts w:ascii="Times New Roman" w:eastAsia="Times New Roman" w:hAnsi="Times New Roman" w:cs="Times New Roman"/>
+          <w:b/>
+          <w:sz w:val="36"/>
+          <w:szCs w:val="36"/>
+        </w:rPr>
+        <w:t>Отчёт</w:t>
+      </w:r>
+    </w:p>
+    <w:p>
+      <w:pPr>
+        <w:jc w:val="center"/>
+        <w:rPr>
+          <w:rFonts w:ascii="Times New Roman" w:eastAsia="Times New Roman" w:hAnsi="Times New Roman" w:cs="Times New Roman"/>
+          <w:sz w:val="36"/>
+          <w:szCs w:val="36"/>
+        </w:rPr>
+      </w:pPr>
+      <w:r>
+        <w:rPr>
+          <w:rFonts w:ascii="Times New Roman" w:eastAsia="Times New Roman" w:hAnsi="Times New Roman" w:cs="Times New Roman"/>
+          <w:sz w:val="36"/>
+          <w:szCs w:val="36"/>
+        </w:rPr>
+        <w:t>По лабораторной работе №1</w:t>
+      </w:r>
+    </w:p>
+    <w:p>
+      <w:pPr>
         <w:spacing w:after="0"/>
         <w:jc w:val="center"/>
         <w:rPr>
@@ -66,45 +173,15 @@
           <w:sz w:val="32"/>
           <w:szCs w:val="32"/>
         </w:rPr>
-        <w:t>Факультет программной инженерии и компьютерной техники</w:t>
-      </w:r>
-    </w:p>
-    <w:p>
-      <w:pPr>
-        <w:spacing w:after="0"/>
-        <w:jc w:val="center"/>
+        <w:t>Дисциплины</w:t>
+      </w:r>
+      <w:r>
         <w:rPr>
           <w:rFonts w:ascii="Times New Roman" w:eastAsia="Times New Roman" w:hAnsi="Times New Roman" w:cs="Times New Roman"/>
           <w:sz w:val="32"/>
           <w:szCs w:val="32"/>
         </w:rPr>
-      </w:pPr>
-      <w:r>
-        <w:rPr>
-          <w:rFonts w:ascii="Times New Roman" w:eastAsia="Times New Roman" w:hAnsi="Times New Roman" w:cs="Times New Roman"/>
-          <w:sz w:val="32"/>
-          <w:szCs w:val="32"/>
-        </w:rPr>
-        <w:t>Направление подготовки 09.03.04 Программная инженерия</w:t>
-      </w:r>
-    </w:p>
-    <w:p>
-      <w:pPr>
-        <w:spacing w:after="0"/>
-        <w:jc w:val="center"/>
-        <w:rPr>
-          <w:rFonts w:ascii="Times New Roman" w:eastAsia="Times New Roman" w:hAnsi="Times New Roman" w:cs="Times New Roman"/>
-          <w:sz w:val="32"/>
-          <w:szCs w:val="32"/>
-        </w:rPr>
-      </w:pPr>
-      <w:r>
-        <w:rPr>
-          <w:rFonts w:ascii="Times New Roman" w:eastAsia="Times New Roman" w:hAnsi="Times New Roman" w:cs="Times New Roman"/>
-          <w:sz w:val="32"/>
-          <w:szCs w:val="32"/>
-        </w:rPr>
-        <w:t>Дисциплина «</w:t>
+        <w:t xml:space="preserve"> «</w:t>
       </w:r>
       <w:r>
         <w:rPr>
@@ -129,39 +206,11 @@
         <w:jc w:val="center"/>
         <w:rPr>
           <w:rFonts w:ascii="Times New Roman" w:eastAsia="Times New Roman" w:hAnsi="Times New Roman" w:cs="Times New Roman"/>
-          <w:sz w:val="32"/>
-          <w:szCs w:val="32"/>
-        </w:rPr>
-      </w:pPr>
-    </w:p>
-    <w:p>
-      <w:pPr>
-        <w:jc w:val="center"/>
-        <w:rPr>
-          <w:rFonts w:ascii="Times New Roman" w:eastAsia="Times New Roman" w:hAnsi="Times New Roman" w:cs="Times New Roman"/>
-          <w:sz w:val="32"/>
-          <w:szCs w:val="32"/>
-        </w:rPr>
-      </w:pPr>
-    </w:p>
-    <w:p>
-      <w:pPr>
-        <w:jc w:val="center"/>
-        <w:rPr>
-          <w:rFonts w:ascii="Times New Roman" w:eastAsia="Times New Roman" w:hAnsi="Times New Roman" w:cs="Times New Roman"/>
-          <w:sz w:val="32"/>
-          <w:szCs w:val="32"/>
-        </w:rPr>
-      </w:pPr>
-      <w:r>
-        <w:rPr>
-          <w:rFonts w:ascii="Times New Roman" w:eastAsia="Times New Roman" w:hAnsi="Times New Roman" w:cs="Times New Roman"/>
           <w:b/>
           <w:sz w:val="36"/>
           <w:szCs w:val="36"/>
         </w:rPr>
-        <w:t>Отчёт</w:t>
-      </w:r>
+      </w:pPr>
     </w:p>
     <w:p>
       <w:pPr>
@@ -173,57 +222,33 @@
           <w:szCs w:val="36"/>
         </w:rPr>
       </w:pPr>
-      <w:r>
-        <w:rPr>
-          <w:rFonts w:ascii="Times New Roman" w:eastAsia="Times New Roman" w:hAnsi="Times New Roman" w:cs="Times New Roman"/>
-          <w:b/>
-          <w:sz w:val="36"/>
-          <w:szCs w:val="36"/>
-        </w:rPr>
-        <w:t>По лабораторной работе №1</w:t>
-      </w:r>
     </w:p>
     <w:p>
       <w:pPr>
         <w:jc w:val="center"/>
         <w:rPr>
           <w:rFonts w:ascii="Times New Roman" w:eastAsia="Times New Roman" w:hAnsi="Times New Roman" w:cs="Times New Roman"/>
-          <w:b/>
-          <w:sz w:val="36"/>
-          <w:szCs w:val="36"/>
-        </w:rPr>
-      </w:pPr>
-    </w:p>
-    <w:p>
-      <w:pPr>
-        <w:jc w:val="center"/>
-        <w:rPr>
-          <w:rFonts w:ascii="Times New Roman" w:eastAsia="Times New Roman" w:hAnsi="Times New Roman" w:cs="Times New Roman"/>
-          <w:b/>
           <w:sz w:val="32"/>
           <w:szCs w:val="32"/>
-          <w:lang w:val="en-US"/>
-        </w:rPr>
-      </w:pPr>
-      <w:r>
-        <w:rPr>
-          <w:rFonts w:ascii="Times New Roman" w:eastAsia="Times New Roman" w:hAnsi="Times New Roman" w:cs="Times New Roman"/>
-          <w:b/>
+        </w:rPr>
+      </w:pPr>
+      <w:r>
+        <w:rPr>
+          <w:rFonts w:ascii="Times New Roman" w:eastAsia="Times New Roman" w:hAnsi="Times New Roman" w:cs="Times New Roman"/>
           <w:sz w:val="32"/>
           <w:szCs w:val="32"/>
         </w:rPr>
-        <w:t xml:space="preserve">Вариант: </w:t>
-      </w:r>
-      <w:r>
-        <w:rPr>
-          <w:rFonts w:ascii="Times New Roman" w:eastAsia="Times New Roman" w:hAnsi="Times New Roman" w:cs="Times New Roman"/>
-          <w:b/>
+        <w:t>Вариант: 374806</w:t>
+      </w:r>
+    </w:p>
+    <w:p>
+      <w:pPr>
+        <w:rPr>
+          <w:rFonts w:ascii="Times New Roman" w:eastAsia="Times New Roman" w:hAnsi="Times New Roman" w:cs="Times New Roman"/>
           <w:sz w:val="32"/>
           <w:szCs w:val="32"/>
-          <w:lang w:val="en-US"/>
-        </w:rPr>
-        <w:t>374806</w:t>
-      </w:r>
+        </w:rPr>
+      </w:pPr>
     </w:p>
     <w:p>
       <w:pPr>
@@ -245,15 +270,6 @@
     </w:p>
     <w:p>
       <w:pPr>
-        <w:rPr>
-          <w:rFonts w:ascii="Times New Roman" w:eastAsia="Times New Roman" w:hAnsi="Times New Roman" w:cs="Times New Roman"/>
-          <w:sz w:val="32"/>
-          <w:szCs w:val="32"/>
-        </w:rPr>
-      </w:pPr>
-    </w:p>
-    <w:p>
-      <w:pPr>
         <w:ind w:left="5850"/>
         <w:jc w:val="right"/>
         <w:rPr>
@@ -301,7 +317,6 @@
           <w:i/>
           <w:sz w:val="28"/>
           <w:szCs w:val="28"/>
-          <w:lang w:val="en-US"/>
         </w:rPr>
       </w:pPr>
       <w:r>
@@ -427,6 +442,7 @@
           <w:rFonts w:ascii="Times New Roman" w:eastAsia="Times New Roman" w:hAnsi="Times New Roman" w:cs="Times New Roman"/>
           <w:sz w:val="28"/>
           <w:szCs w:val="28"/>
+          <w:lang w:val="en-US"/>
         </w:rPr>
       </w:pPr>
       <w:r>
@@ -442,7 +458,6 @@
           <w:rFonts w:ascii="Times New Roman" w:eastAsia="Times New Roman" w:hAnsi="Times New Roman" w:cs="Times New Roman"/>
           <w:sz w:val="28"/>
           <w:szCs w:val="28"/>
-          <w:lang w:val="en-US"/>
         </w:rPr>
         <w:t>6</w:t>
       </w:r>
@@ -454,25 +469,6 @@
         </w:rPr>
         <w:t xml:space="preserve"> г.</w:t>
       </w:r>
-    </w:p>
-    <w:p>
-      <w:pPr>
-        <w:rPr>
-          <w:rFonts w:ascii="Times New Roman" w:eastAsia="Times New Roman" w:hAnsi="Times New Roman" w:cs="Times New Roman"/>
-          <w:sz w:val="28"/>
-          <w:szCs w:val="28"/>
-        </w:rPr>
-      </w:pPr>
-    </w:p>
-    <w:p>
-      <w:pPr>
-        <w:rPr>
-          <w:rFonts w:ascii="Times New Roman" w:eastAsia="Times New Roman" w:hAnsi="Times New Roman" w:cs="Times New Roman"/>
-          <w:b/>
-          <w:sz w:val="36"/>
-          <w:szCs w:val="36"/>
-        </w:rPr>
-      </w:pPr>
     </w:p>
     <w:p>
       <w:pPr>
@@ -537,15 +533,7 @@
           <w:sz w:val="28"/>
           <w:szCs w:val="28"/>
         </w:rPr>
-        <w:t xml:space="preserve">Провести модульное тестирование указанного алгоритма. Для этого выбрать характерные точки внутри алгоритма, и для предложенных </w:t>
-      </w:r>
-      <w:r>
-        <w:rPr>
-          <w:rFonts w:ascii="Times New Roman" w:eastAsia="Times New Roman" w:hAnsi="Times New Roman" w:cs="Times New Roman"/>
-          <w:sz w:val="28"/>
-          <w:szCs w:val="28"/>
-        </w:rPr>
-        <w:t>самостоятельно наборов исходных данных записать последовательность попадания в характерные точки. Сравнить последовательность попадания с эталонной.</w:t>
+        <w:t>Провести модульное тестирование указанного алгоритма. Для этого выбрать характерные точки внутри алгоритма, и для предложенных самостоятельно наборов исходных данных записать последовательность попадания в характерные точки. Сравнить последовательность попадания с эталонной.</w:t>
       </w:r>
     </w:p>
     <w:p>
@@ -568,15 +556,7 @@
           <w:sz w:val="28"/>
           <w:szCs w:val="28"/>
         </w:rPr>
-        <w:t>Сформировать доменную модель для заданного текста.  Разработать тестовое покрытие для данной доменной модел</w:t>
-      </w:r>
-      <w:r>
-        <w:rPr>
-          <w:rFonts w:ascii="Times New Roman" w:eastAsia="Times New Roman" w:hAnsi="Times New Roman" w:cs="Times New Roman"/>
-          <w:sz w:val="28"/>
-          <w:szCs w:val="28"/>
-        </w:rPr>
-        <w:t>и</w:t>
+        <w:t>Сформировать доменную модель для заданного текста.  Разработать тестовое покрытие для данной доменной модели</w:t>
       </w:r>
     </w:p>
     <w:p>
@@ -679,54 +659,17 @@
         </w:rPr>
         <w:t>(</w:t>
       </w:r>
-      <w:r>
-        <w:rPr>
-          <w:rFonts w:ascii="Times New Roman" w:eastAsia="Times New Roman" w:hAnsi="Times New Roman" w:cs="Times New Roman"/>
-          <w:sz w:val="28"/>
-          <w:szCs w:val="28"/>
-        </w:rPr>
-        <w:fldChar w:fldCharType="begin"/>
-      </w:r>
-      <w:r>
-        <w:rPr>
-          <w:rFonts w:ascii="Times New Roman" w:eastAsia="Times New Roman" w:hAnsi="Times New Roman" w:cs="Times New Roman"/>
-          <w:sz w:val="28"/>
-          <w:szCs w:val="28"/>
-        </w:rPr>
-        <w:instrText xml:space="preserve"> HYPERLINK "http://www.cs.usfca.edu/~galles/visualization/SkewHeap.html" </w:instrText>
-      </w:r>
-      <w:r>
-        <w:rPr>
-          <w:rFonts w:ascii="Times New Roman" w:eastAsia="Times New Roman" w:hAnsi="Times New Roman" w:cs="Times New Roman"/>
-          <w:sz w:val="28"/>
-          <w:szCs w:val="28"/>
-        </w:rPr>
-      </w:r>
-      <w:r>
-        <w:rPr>
-          <w:rFonts w:ascii="Times New Roman" w:eastAsia="Times New Roman" w:hAnsi="Times New Roman" w:cs="Times New Roman"/>
-          <w:sz w:val="28"/>
-          <w:szCs w:val="28"/>
-        </w:rPr>
-        <w:fldChar w:fldCharType="separate"/>
-      </w:r>
-      <w:r>
-        <w:rPr>
-          <w:rStyle w:val="Hyperlink"/>
-          <w:rFonts w:ascii="Times New Roman" w:eastAsia="Times New Roman" w:hAnsi="Times New Roman" w:cs="Times New Roman"/>
-          <w:sz w:val="28"/>
-          <w:szCs w:val="28"/>
-        </w:rPr>
-        <w:t>http://www.cs.usfca.edu/~galles/visualization/SkewHeap.html</w:t>
-      </w:r>
-      <w:r>
-        <w:rPr>
-          <w:rFonts w:ascii="Times New Roman" w:eastAsia="Times New Roman" w:hAnsi="Times New Roman" w:cs="Times New Roman"/>
-          <w:sz w:val="28"/>
-          <w:szCs w:val="28"/>
-        </w:rPr>
-        <w:fldChar w:fldCharType="end"/>
-      </w:r>
+      <w:hyperlink r:id="rId7" w:history="1">
+        <w:r>
+          <w:rPr>
+            <w:rStyle w:val="Hyperlink"/>
+            <w:rFonts w:ascii="Times New Roman" w:eastAsia="Times New Roman" w:hAnsi="Times New Roman" w:cs="Times New Roman"/>
+            <w:sz w:val="28"/>
+            <w:szCs w:val="28"/>
+          </w:rPr>
+          <w:t>http://www.cs.usfca.edu/~galles/visualization/SkewHeap.html</w:t>
+        </w:r>
+      </w:hyperlink>
       <w:r>
         <w:rPr>
           <w:rFonts w:ascii="Times New Roman" w:eastAsia="Times New Roman" w:hAnsi="Times New Roman" w:cs="Times New Roman"/>
@@ -796,7 +739,17 @@
                 <w:sz w:val="28"/>
                 <w:szCs w:val="28"/>
               </w:rPr>
-              <w:t>Когда вы мчитесь по шоссе, лениво обгоняя другие машины, чувствуя, как вы довольны собой, и вдруг случайно переключаетесь с четвертой скорости на первую вместо третьей, отчего ваш двигатель и ваши мозги чуть не вылетают прочь, вы должны чувствовать себя примерно так же, как почувствовал себя Форд Префект при этом замечании.</w:t>
+              <w:t>Когда вы мчитесь по шоссе, лениво обгоняя другие машины, чувствуя, как вы довольны собой, и вдруг случайно переключаетесь с четвертой с</w:t>
+            </w:r>
+            <w:bookmarkStart w:id="0" w:name="_GoBack"/>
+            <w:bookmarkEnd w:id="0"/>
+            <w:r>
+              <w:rPr>
+                <w:rFonts w:ascii="Times New Roman" w:eastAsia="Times New Roman" w:hAnsi="Times New Roman" w:cs="Times New Roman"/>
+                <w:sz w:val="28"/>
+                <w:szCs w:val="28"/>
+              </w:rPr>
+              <w:t>корости на первую вместо третьей, отчего ваш двигатель и ваши мозги чуть не вылетают прочь, вы должны чувствовать себя примерно так же, как почувствовал себя Форд Префект при этом замечании.</w:t>
             </w:r>
           </w:p>
         </w:tc>
@@ -816,6 +769,43 @@
         </w:rPr>
       </w:pPr>
       <w:r>
+        <w:drawing>
+          <wp:inline distT="0" distB="0" distL="0" distR="0" wp14:anchorId="3D3FF9A3" wp14:editId="5A58BF20">
+            <wp:extent cx="5939790" cy="1697990"/>
+            <wp:effectExtent l="0" t="0" r="3810" b="0"/>
+            <wp:docPr id="2" name="Picture 2"/>
+            <wp:cNvGraphicFramePr>
+              <a:graphicFrameLocks xmlns:a="http://schemas.openxmlformats.org/drawingml/2006/main" noChangeAspect="1"/>
+            </wp:cNvGraphicFramePr>
+            <a:graphic xmlns:a="http://schemas.openxmlformats.org/drawingml/2006/main">
+              <a:graphicData uri="http://schemas.openxmlformats.org/drawingml/2006/picture">
+                <pic:pic xmlns:pic="http://schemas.openxmlformats.org/drawingml/2006/picture">
+                  <pic:nvPicPr>
+                    <pic:cNvPr id="1" name=""/>
+                    <pic:cNvPicPr/>
+                  </pic:nvPicPr>
+                  <pic:blipFill>
+                    <a:blip r:embed="rId8"/>
+                    <a:stretch>
+                      <a:fillRect/>
+                    </a:stretch>
+                  </pic:blipFill>
+                  <pic:spPr>
+                    <a:xfrm>
+                      <a:off x="0" y="0"/>
+                      <a:ext cx="5939790" cy="1697990"/>
+                    </a:xfrm>
+                    <a:prstGeom prst="rect">
+                      <a:avLst/>
+                    </a:prstGeom>
+                  </pic:spPr>
+                </pic:pic>
+              </a:graphicData>
+            </a:graphic>
+          </wp:inline>
+        </w:drawing>
+      </w:r>
+      <w:r>
         <w:br w:type="page"/>
       </w:r>
     </w:p>
@@ -879,8 +869,10 @@
       <w:r>
         <w:rPr>
           <w:rFonts w:ascii="Times New Roman" w:eastAsia="Times New Roman" w:hAnsi="Times New Roman" w:cs="Times New Roman"/>
+          <w:noProof/>
           <w:sz w:val="32"/>
           <w:szCs w:val="32"/>
+          <w:lang w:val="en-US"/>
         </w:rPr>
         <w:drawing>
           <wp:inline distT="0" distB="0" distL="0" distR="0" wp14:anchorId="77317860" wp14:editId="24152CA6">
@@ -898,7 +890,7 @@
                     <pic:cNvPicPr/>
                   </pic:nvPicPr>
                   <pic:blipFill>
-                    <a:blip r:embed="rId7"/>
+                    <a:blip r:embed="rId9"/>
                     <a:stretch>
                       <a:fillRect/>
                     </a:stretch>
@@ -928,7 +920,7 @@
           <w:szCs w:val="28"/>
         </w:rPr>
       </w:pPr>
-      <w:hyperlink r:id="rId8" w:history="1">
+      <w:hyperlink r:id="rId10" w:history="1">
         <w:r>
           <w:rPr>
             <w:rStyle w:val="Hyperlink"/>
@@ -1158,8 +1150,10 @@
       <w:r>
         <w:rPr>
           <w:rFonts w:ascii="Times New Roman" w:eastAsia="Times New Roman" w:hAnsi="Times New Roman" w:cs="Times New Roman"/>
+          <w:noProof/>
           <w:sz w:val="32"/>
           <w:szCs w:val="32"/>
+          <w:lang w:val="en-US"/>
         </w:rPr>
         <w:drawing>
           <wp:inline distT="0" distB="0" distL="0" distR="0" wp14:anchorId="07FC93E4" wp14:editId="4E782BFC">
@@ -1177,7 +1171,7 @@
                     <pic:cNvPicPr/>
                   </pic:nvPicPr>
                   <pic:blipFill>
-                    <a:blip r:embed="rId9"/>
+                    <a:blip r:embed="rId11"/>
                     <a:stretch>
                       <a:fillRect/>
                     </a:stretch>
@@ -1217,17 +1211,7 @@
           <w:sz w:val="28"/>
           <w:szCs w:val="28"/>
         </w:rPr>
-        <w:t xml:space="preserve">График функции </w:t>
-      </w:r>
-      <w:r>
-        <w:rPr>
-          <w:rFonts w:ascii="Times New Roman" w:eastAsia="Times New Roman" w:hAnsi="Times New Roman" w:cs="Times New Roman"/>
-          <w:i/>
-          <w:color w:val="999999"/>
-          <w:sz w:val="28"/>
-          <w:szCs w:val="28"/>
-        </w:rPr>
-        <w:t>sin(x) с табличными значениями в точках.</w:t>
+        <w:t>График функции sin(x) с табличными значениями в точках.</w:t>
       </w:r>
     </w:p>
     <w:p>
@@ -2080,15 +2064,7 @@
           <w:sz w:val="28"/>
           <w:szCs w:val="28"/>
         </w:rPr>
-        <w:t xml:space="preserve">роверяется </w:t>
-      </w:r>
-      <w:r>
-        <w:rPr>
-          <w:rFonts w:ascii="Times New Roman" w:eastAsia="Times New Roman" w:hAnsi="Times New Roman" w:cs="Times New Roman"/>
-          <w:sz w:val="28"/>
-          <w:szCs w:val="28"/>
-        </w:rPr>
-        <w:t>параметра точности eps</w:t>
+        <w:t>роверяется параметра точности eps</w:t>
       </w:r>
     </w:p>
     <w:p>
@@ -2221,8 +2197,10 @@
       <w:r>
         <w:rPr>
           <w:rFonts w:ascii="Times New Roman" w:eastAsia="Times New Roman" w:hAnsi="Times New Roman" w:cs="Times New Roman"/>
-          <w:sz w:val="28"/>
-          <w:szCs w:val="28"/>
+          <w:noProof/>
+          <w:sz w:val="28"/>
+          <w:szCs w:val="28"/>
+          <w:lang w:val="en-US"/>
         </w:rPr>
         <w:drawing>
           <wp:anchor distT="0" distB="0" distL="114300" distR="114300" simplePos="0" relativeHeight="251658240" behindDoc="0" locked="0" layoutInCell="1" allowOverlap="1">
@@ -2248,7 +2226,7 @@
                     <pic:cNvPicPr/>
                   </pic:nvPicPr>
                   <pic:blipFill>
-                    <a:blip r:embed="rId10" cstate="print">
+                    <a:blip r:embed="rId12" cstate="print">
                       <a:extLst>
                         <a:ext uri="{28A0092B-C50C-407E-A947-70E740481C1C}">
                           <a14:useLocalDpi xmlns:a14="http://schemas.microsoft.com/office/drawing/2010/main" val="0"/>
@@ -2345,7 +2323,7 @@
                     </pic:cNvPicPr>
                   </pic:nvPicPr>
                   <pic:blipFill>
-                    <a:blip r:embed="rId11">
+                    <a:blip r:embed="rId13">
                       <a:extLst>
                         <a:ext uri="{28A0092B-C50C-407E-A947-70E740481C1C}">
                           <a14:useLocalDpi xmlns:a14="http://schemas.microsoft.com/office/drawing/2010/main" val="0"/>
@@ -2442,15 +2420,7 @@
           <w:sz w:val="28"/>
           <w:szCs w:val="28"/>
         </w:rPr>
-        <w:t xml:space="preserve"> корректно обрабатывает все тестовые случаи</w:t>
-      </w:r>
-      <w:r>
-        <w:rPr>
-          <w:rFonts w:ascii="Times New Roman" w:eastAsia="Times New Roman" w:hAnsi="Times New Roman" w:cs="Times New Roman"/>
-          <w:sz w:val="28"/>
-          <w:szCs w:val="28"/>
-        </w:rPr>
-        <w:t xml:space="preserve">. Все результаты совпадают с эталонной реализацией </w:t>
+        <w:t xml:space="preserve"> корректно обрабатывает все тестовые случаи. Все результаты совпадают с эталонной реализацией </w:t>
       </w:r>
       <w:r>
         <w:rPr>
@@ -2485,7 +2455,6 @@
           <w:rFonts w:ascii="Times New Roman" w:eastAsia="Times New Roman" w:hAnsi="Times New Roman" w:cs="Times New Roman"/>
           <w:sz w:val="28"/>
           <w:szCs w:val="28"/>
-          <w:lang w:val="en-US"/>
         </w:rPr>
       </w:pPr>
     </w:p>
@@ -2540,15 +2509,7 @@
           <w:sz w:val="28"/>
           <w:szCs w:val="28"/>
         </w:rPr>
-        <w:t>Эталонная реализ</w:t>
-      </w:r>
-      <w:r>
-        <w:rPr>
-          <w:rFonts w:ascii="Times New Roman" w:eastAsia="Times New Roman" w:hAnsi="Times New Roman" w:cs="Times New Roman"/>
-          <w:sz w:val="28"/>
-          <w:szCs w:val="28"/>
-        </w:rPr>
-        <w:t xml:space="preserve">ация по варианту: </w:t>
+        <w:t xml:space="preserve">Эталонная реализация по варианту: </w:t>
       </w:r>
     </w:p>
     <w:p>
@@ -2560,7 +2521,7 @@
           <w:szCs w:val="28"/>
         </w:rPr>
       </w:pPr>
-      <w:hyperlink r:id="rId12" w:history="1">
+      <w:hyperlink r:id="rId14" w:history="1">
         <w:r>
           <w:rPr>
             <w:rStyle w:val="Hyperlink"/>
@@ -3980,393 +3941,16 @@
       <w:r>
         <w:rPr>
           <w:rFonts w:ascii="Times New Roman" w:eastAsia="Times New Roman" w:hAnsi="Times New Roman" w:cs="Times New Roman"/>
-          <w:sz w:val="28"/>
-          <w:szCs w:val="28"/>
+          <w:noProof/>
+          <w:sz w:val="28"/>
+          <w:szCs w:val="28"/>
+          <w:lang w:val="en-US"/>
         </w:rPr>
         <w:drawing>
           <wp:inline distT="0" distB="0" distL="0" distR="0" wp14:anchorId="16F9E682" wp14:editId="797D926E">
             <wp:extent cx="5939790" cy="1210310"/>
             <wp:effectExtent l="0" t="0" r="3810" b="8890"/>
             <wp:docPr id="17" name="Picture 17"/>
-            <wp:cNvGraphicFramePr>
-              <a:graphicFrameLocks xmlns:a="http://schemas.openxmlformats.org/drawingml/2006/main" noChangeAspect="1"/>
-            </wp:cNvGraphicFramePr>
-            <a:graphic xmlns:a="http://schemas.openxmlformats.org/drawingml/2006/main">
-              <a:graphicData uri="http://schemas.openxmlformats.org/drawingml/2006/picture">
-                <pic:pic xmlns:pic="http://schemas.openxmlformats.org/drawingml/2006/picture">
-                  <pic:nvPicPr>
-                    <pic:cNvPr id="1" name=""/>
-                    <pic:cNvPicPr/>
-                  </pic:nvPicPr>
-                  <pic:blipFill>
-                    <a:blip r:embed="rId13"/>
-                    <a:stretch>
-                      <a:fillRect/>
-                    </a:stretch>
-                  </pic:blipFill>
-                  <pic:spPr>
-                    <a:xfrm>
-                      <a:off x="0" y="0"/>
-                      <a:ext cx="5939790" cy="1210310"/>
-                    </a:xfrm>
-                    <a:prstGeom prst="rect">
-                      <a:avLst/>
-                    </a:prstGeom>
-                  </pic:spPr>
-                </pic:pic>
-              </a:graphicData>
-            </a:graphic>
-          </wp:inline>
-        </w:drawing>
-      </w:r>
-    </w:p>
-    <w:p>
-      <w:pPr>
-        <w:jc w:val="center"/>
-        <w:rPr>
-          <w:rFonts w:ascii="Times New Roman" w:eastAsia="Times New Roman" w:hAnsi="Times New Roman" w:cs="Times New Roman"/>
-          <w:i/>
-          <w:color w:val="666666"/>
-          <w:sz w:val="28"/>
-          <w:szCs w:val="28"/>
-        </w:rPr>
-      </w:pPr>
-      <w:r>
-        <w:rPr>
-          <w:rFonts w:ascii="Times New Roman" w:eastAsia="Times New Roman" w:hAnsi="Times New Roman" w:cs="Times New Roman"/>
-          <w:i/>
-          <w:color w:val="666666"/>
-          <w:sz w:val="28"/>
-          <w:szCs w:val="28"/>
-        </w:rPr>
-        <w:t>Тесты успешно проходятся.</w:t>
-      </w:r>
-    </w:p>
-    <w:p>
-      <w:pPr>
-        <w:rPr>
-          <w:rFonts w:ascii="Times New Roman" w:eastAsia="Times New Roman" w:hAnsi="Times New Roman" w:cs="Times New Roman"/>
-          <w:sz w:val="28"/>
-          <w:szCs w:val="28"/>
-        </w:rPr>
-      </w:pPr>
-    </w:p>
-    <w:p>
-      <w:pPr>
-        <w:rPr>
-          <w:rFonts w:ascii="Times New Roman" w:eastAsia="Times New Roman" w:hAnsi="Times New Roman" w:cs="Times New Roman"/>
-          <w:sz w:val="28"/>
-          <w:szCs w:val="28"/>
-        </w:rPr>
-      </w:pPr>
-      <w:r>
-        <w:rPr>
-          <w:rFonts w:ascii="Times New Roman" w:eastAsia="Times New Roman" w:hAnsi="Times New Roman" w:cs="Times New Roman"/>
-          <w:sz w:val="28"/>
-          <w:szCs w:val="28"/>
-        </w:rPr>
-        <w:drawing>
-          <wp:inline distT="0" distB="0" distL="0" distR="0" wp14:anchorId="7A3BB1FA" wp14:editId="5ADFEC3B">
-            <wp:extent cx="5939790" cy="1798955"/>
-            <wp:effectExtent l="0" t="0" r="3810" b="0"/>
-            <wp:docPr id="16" name="Picture 16"/>
-            <wp:cNvGraphicFramePr>
-              <a:graphicFrameLocks xmlns:a="http://schemas.openxmlformats.org/drawingml/2006/main" noChangeAspect="1"/>
-            </wp:cNvGraphicFramePr>
-            <a:graphic xmlns:a="http://schemas.openxmlformats.org/drawingml/2006/main">
-              <a:graphicData uri="http://schemas.openxmlformats.org/drawingml/2006/picture">
-                <pic:pic xmlns:pic="http://schemas.openxmlformats.org/drawingml/2006/picture">
-                  <pic:nvPicPr>
-                    <pic:cNvPr id="1" name=""/>
-                    <pic:cNvPicPr/>
-                  </pic:nvPicPr>
-                  <pic:blipFill>
-                    <a:blip r:embed="rId14"/>
-                    <a:stretch>
-                      <a:fillRect/>
-                    </a:stretch>
-                  </pic:blipFill>
-                  <pic:spPr>
-                    <a:xfrm>
-                      <a:off x="0" y="0"/>
-                      <a:ext cx="5939790" cy="1798955"/>
-                    </a:xfrm>
-                    <a:prstGeom prst="rect">
-                      <a:avLst/>
-                    </a:prstGeom>
-                  </pic:spPr>
-                </pic:pic>
-              </a:graphicData>
-            </a:graphic>
-          </wp:inline>
-        </w:drawing>
-      </w:r>
-    </w:p>
-    <w:p>
-      <w:pPr>
-        <w:jc w:val="center"/>
-        <w:rPr>
-          <w:rFonts w:ascii="Times New Roman" w:eastAsia="Times New Roman" w:hAnsi="Times New Roman" w:cs="Times New Roman"/>
-          <w:i/>
-          <w:color w:val="666666"/>
-          <w:sz w:val="28"/>
-          <w:szCs w:val="28"/>
-        </w:rPr>
-      </w:pPr>
-      <w:r>
-        <w:rPr>
-          <w:rFonts w:ascii="Times New Roman" w:eastAsia="Times New Roman" w:hAnsi="Times New Roman" w:cs="Times New Roman"/>
-          <w:i/>
-          <w:color w:val="666666"/>
-          <w:sz w:val="28"/>
-          <w:szCs w:val="28"/>
-        </w:rPr>
-        <w:t xml:space="preserve">Итоговое тестовое покрытие методов класса </w:t>
-      </w:r>
-      <w:proofErr w:type="spellStart"/>
-      <w:r>
-        <w:rPr>
-          <w:rFonts w:ascii="Times New Roman" w:eastAsia="Times New Roman" w:hAnsi="Times New Roman" w:cs="Times New Roman"/>
-          <w:i/>
-          <w:color w:val="666666"/>
-          <w:sz w:val="28"/>
-          <w:szCs w:val="28"/>
-          <w:lang w:val="en-US"/>
-        </w:rPr>
-        <w:t>SkewHeap</w:t>
-      </w:r>
-      <w:proofErr w:type="spellEnd"/>
-      <w:r>
-        <w:rPr>
-          <w:rFonts w:ascii="Times New Roman" w:eastAsia="Times New Roman" w:hAnsi="Times New Roman" w:cs="Times New Roman"/>
-          <w:i/>
-          <w:color w:val="666666"/>
-          <w:sz w:val="28"/>
-          <w:szCs w:val="28"/>
-        </w:rPr>
-        <w:t>.</w:t>
-      </w:r>
-    </w:p>
-    <w:p>
-      <w:pPr>
-        <w:rPr>
-          <w:rFonts w:ascii="Times New Roman" w:eastAsia="Times New Roman" w:hAnsi="Times New Roman" w:cs="Times New Roman"/>
-          <w:sz w:val="28"/>
-          <w:szCs w:val="28"/>
-        </w:rPr>
-      </w:pPr>
-    </w:p>
-    <w:p>
-      <w:pPr>
-        <w:rPr>
-          <w:rFonts w:ascii="Times New Roman" w:eastAsia="Times New Roman" w:hAnsi="Times New Roman" w:cs="Times New Roman"/>
-          <w:sz w:val="28"/>
-          <w:szCs w:val="28"/>
-          <w:lang w:val="en-US"/>
-        </w:rPr>
-      </w:pPr>
-      <w:r>
-        <w:rPr>
-          <w:rFonts w:ascii="Times New Roman" w:eastAsia="Times New Roman" w:hAnsi="Times New Roman" w:cs="Times New Roman"/>
-          <w:sz w:val="28"/>
-          <w:szCs w:val="28"/>
-        </w:rPr>
-        <w:t>Результаты тестирования:</w:t>
-      </w:r>
-      <w:r>
-        <w:rPr>
-          <w:rFonts w:ascii="Times New Roman" w:eastAsia="Times New Roman" w:hAnsi="Times New Roman" w:cs="Times New Roman"/>
-          <w:sz w:val="28"/>
-          <w:szCs w:val="28"/>
-          <w:lang w:val="en-US"/>
-        </w:rPr>
-        <w:t xml:space="preserve"> </w:t>
-      </w:r>
-    </w:p>
-    <w:p>
-      <w:pPr>
-        <w:numPr>
-          <w:ilvl w:val="0"/>
-          <w:numId w:val="12"/>
-        </w:numPr>
-        <w:spacing w:after="0"/>
-        <w:rPr>
-          <w:rFonts w:ascii="Times New Roman" w:eastAsia="Times New Roman" w:hAnsi="Times New Roman" w:cs="Times New Roman"/>
-          <w:sz w:val="28"/>
-          <w:szCs w:val="28"/>
-        </w:rPr>
-      </w:pPr>
-      <w:r>
-        <w:rPr>
-          <w:rFonts w:ascii="Times New Roman" w:eastAsia="Times New Roman" w:hAnsi="Times New Roman" w:cs="Times New Roman"/>
-          <w:sz w:val="28"/>
-          <w:szCs w:val="28"/>
-        </w:rPr>
-        <w:t xml:space="preserve">SkewHeap </w:t>
-      </w:r>
-      <w:r>
-        <w:rPr>
-          <w:rFonts w:ascii="Times New Roman" w:eastAsia="Times New Roman" w:hAnsi="Times New Roman" w:cs="Times New Roman"/>
-          <w:sz w:val="28"/>
-          <w:szCs w:val="28"/>
-        </w:rPr>
-        <w:t>реализовано корректно и проходит все тесты.</w:t>
-      </w:r>
-    </w:p>
-    <w:p>
-      <w:pPr>
-        <w:numPr>
-          <w:ilvl w:val="0"/>
-          <w:numId w:val="12"/>
-        </w:numPr>
-        <w:spacing w:after="0"/>
-        <w:rPr>
-          <w:rFonts w:ascii="Times New Roman" w:eastAsia="Times New Roman" w:hAnsi="Times New Roman" w:cs="Times New Roman"/>
-          <w:sz w:val="28"/>
-          <w:szCs w:val="28"/>
-        </w:rPr>
-      </w:pPr>
-      <w:r>
-        <w:rPr>
-          <w:rFonts w:ascii="Times New Roman" w:eastAsia="Times New Roman" w:hAnsi="Times New Roman" w:cs="Times New Roman"/>
-          <w:sz w:val="28"/>
-          <w:szCs w:val="28"/>
-        </w:rPr>
-        <w:t>Код покрыт модульными тестами.</w:t>
-      </w:r>
-    </w:p>
-    <w:p>
-      <w:pPr>
-        <w:numPr>
-          <w:ilvl w:val="0"/>
-          <w:numId w:val="12"/>
-        </w:numPr>
-        <w:rPr>
-          <w:rFonts w:ascii="Times New Roman" w:eastAsia="Times New Roman" w:hAnsi="Times New Roman" w:cs="Times New Roman"/>
-          <w:sz w:val="28"/>
-          <w:szCs w:val="28"/>
-        </w:rPr>
-      </w:pPr>
-      <w:r>
-        <w:rPr>
-          <w:rFonts w:ascii="Times New Roman" w:eastAsia="Times New Roman" w:hAnsi="Times New Roman" w:cs="Times New Roman"/>
-          <w:sz w:val="28"/>
-          <w:szCs w:val="28"/>
-        </w:rPr>
-        <w:t xml:space="preserve">Тестирование подтвердило, что </w:t>
-      </w:r>
-      <w:r>
-        <w:rPr>
-          <w:rFonts w:ascii="Times New Roman" w:eastAsia="Times New Roman" w:hAnsi="Times New Roman" w:cs="Times New Roman"/>
-          <w:sz w:val="28"/>
-          <w:szCs w:val="28"/>
-        </w:rPr>
-        <w:t>куча</w:t>
-      </w:r>
-      <w:r>
-        <w:rPr>
-          <w:rFonts w:ascii="Times New Roman" w:eastAsia="Times New Roman" w:hAnsi="Times New Roman" w:cs="Times New Roman"/>
-          <w:sz w:val="28"/>
-          <w:szCs w:val="28"/>
-        </w:rPr>
-        <w:t xml:space="preserve"> корректно вы</w:t>
-      </w:r>
-      <w:r>
-        <w:rPr>
-          <w:rFonts w:ascii="Times New Roman" w:eastAsia="Times New Roman" w:hAnsi="Times New Roman" w:cs="Times New Roman"/>
-          <w:sz w:val="28"/>
-          <w:szCs w:val="28"/>
-        </w:rPr>
-        <w:t>полняет все основные операции</w:t>
-      </w:r>
-      <w:r>
-        <w:rPr>
-          <w:rFonts w:ascii="Times New Roman" w:eastAsia="Times New Roman" w:hAnsi="Times New Roman" w:cs="Times New Roman"/>
-          <w:sz w:val="28"/>
-          <w:szCs w:val="28"/>
-        </w:rPr>
-        <w:t xml:space="preserve">. </w:t>
-      </w:r>
-    </w:p>
-    <w:p>
-      <w:pPr>
-        <w:rPr>
-          <w:rFonts w:ascii="Times New Roman" w:eastAsia="Times New Roman" w:hAnsi="Times New Roman" w:cs="Times New Roman"/>
-          <w:sz w:val="28"/>
-          <w:szCs w:val="28"/>
-        </w:rPr>
-      </w:pPr>
-      <w:r>
-        <w:br w:type="page"/>
-      </w:r>
-    </w:p>
-    <w:p>
-      <w:pPr>
-        <w:rPr>
-          <w:rFonts w:ascii="Times New Roman" w:eastAsia="Times New Roman" w:hAnsi="Times New Roman" w:cs="Times New Roman"/>
-          <w:sz w:val="28"/>
-          <w:szCs w:val="28"/>
-        </w:rPr>
-      </w:pPr>
-      <w:r>
-        <w:rPr>
-          <w:rFonts w:ascii="Times New Roman" w:eastAsia="Times New Roman" w:hAnsi="Times New Roman" w:cs="Times New Roman"/>
-          <w:b/>
-          <w:sz w:val="30"/>
-          <w:szCs w:val="30"/>
-        </w:rPr>
-        <w:lastRenderedPageBreak/>
-        <w:t xml:space="preserve">Задание 3: </w:t>
-      </w:r>
-      <w:r>
-        <w:rPr>
-          <w:rFonts w:ascii="Times New Roman" w:eastAsia="Times New Roman" w:hAnsi="Times New Roman" w:cs="Times New Roman"/>
-          <w:i/>
-          <w:sz w:val="30"/>
-          <w:szCs w:val="30"/>
-        </w:rPr>
-        <w:t>Описание предметной области</w:t>
-      </w:r>
-    </w:p>
-    <w:p>
-      <w:pPr>
-        <w:spacing w:before="200"/>
-        <w:rPr>
-          <w:rFonts w:ascii="Times New Roman" w:eastAsia="Times New Roman" w:hAnsi="Times New Roman" w:cs="Times New Roman"/>
-          <w:sz w:val="28"/>
-          <w:szCs w:val="28"/>
-        </w:rPr>
-      </w:pPr>
-      <w:r>
-        <w:rPr>
-          <w:rFonts w:ascii="Times New Roman" w:eastAsia="Times New Roman" w:hAnsi="Times New Roman" w:cs="Times New Roman"/>
-          <w:sz w:val="28"/>
-          <w:szCs w:val="28"/>
-        </w:rPr>
-        <w:t>Для начала, спроектируем нашу доменную область в соответствии с заданным текстом.</w:t>
-      </w:r>
-    </w:p>
-    <w:p>
-      <w:pPr>
-        <w:spacing w:before="200"/>
-        <w:rPr>
-          <w:rFonts w:ascii="Times New Roman" w:eastAsia="Times New Roman" w:hAnsi="Times New Roman" w:cs="Times New Roman"/>
-          <w:sz w:val="28"/>
-          <w:szCs w:val="28"/>
-          <w:lang w:val="vi-VN"/>
-        </w:rPr>
-      </w:pPr>
-      <w:r>
-        <w:rPr>
-          <w:rFonts w:ascii="Times New Roman" w:eastAsia="Times New Roman" w:hAnsi="Times New Roman" w:cs="Times New Roman"/>
-          <w:sz w:val="28"/>
-          <w:szCs w:val="28"/>
-        </w:rPr>
-        <w:drawing>
-          <wp:inline distT="0" distB="0" distL="0" distR="0" wp14:anchorId="3303B8F4" wp14:editId="2E6B20CC">
-            <wp:extent cx="5939790" cy="3096895"/>
-            <wp:effectExtent l="0" t="0" r="3810" b="8255"/>
-            <wp:docPr id="18" name="Picture 18"/>
             <wp:cNvGraphicFramePr>
               <a:graphicFrameLocks xmlns:a="http://schemas.openxmlformats.org/drawingml/2006/main" noChangeAspect="1"/>
             </wp:cNvGraphicFramePr>
@@ -4386,7 +3970,7 @@
                   <pic:spPr>
                     <a:xfrm>
                       <a:off x="0" y="0"/>
-                      <a:ext cx="5939790" cy="3096895"/>
+                      <a:ext cx="5939790" cy="1210310"/>
                     </a:xfrm>
                     <a:prstGeom prst="rect">
                       <a:avLst/>
@@ -4418,2442 +4002,39 @@
           <w:sz w:val="28"/>
           <w:szCs w:val="28"/>
         </w:rPr>
-        <w:t>Спроектированная UML диаграмма предметной области.</w:t>
-      </w:r>
-    </w:p>
-    <w:p>
-      <w:pPr>
-        <w:rPr>
-          <w:rFonts w:ascii="Times New Roman" w:eastAsia="Times New Roman" w:hAnsi="Times New Roman" w:cs="Times New Roman"/>
-          <w:sz w:val="28"/>
-          <w:szCs w:val="28"/>
-        </w:rPr>
-      </w:pPr>
-    </w:p>
-    <w:p>
-      <w:pPr>
-        <w:rPr>
-          <w:rFonts w:ascii="Times New Roman" w:eastAsia="Times New Roman" w:hAnsi="Times New Roman" w:cs="Times New Roman"/>
-          <w:sz w:val="28"/>
-          <w:szCs w:val="28"/>
-        </w:rPr>
-      </w:pPr>
-      <w:r>
-        <w:rPr>
-          <w:rFonts w:ascii="Times New Roman" w:eastAsia="Times New Roman" w:hAnsi="Times New Roman" w:cs="Times New Roman"/>
-          <w:sz w:val="28"/>
-          <w:szCs w:val="28"/>
-        </w:rPr>
-        <w:t>Предметная область описывает ситуацию управления автомобилем и реакцию персонажей на удачное/неудачное переключение передач.</w:t>
-      </w:r>
-    </w:p>
-    <w:p>
-      <w:pPr>
-        <w:rPr>
-          <w:rFonts w:ascii="Times New Roman" w:eastAsia="Times New Roman" w:hAnsi="Times New Roman" w:cs="Times New Roman"/>
-          <w:sz w:val="28"/>
-          <w:szCs w:val="28"/>
-        </w:rPr>
-      </w:pPr>
-      <w:r>
-        <w:rPr>
-          <w:rFonts w:ascii="Times New Roman" w:eastAsia="Times New Roman" w:hAnsi="Times New Roman" w:cs="Times New Roman"/>
-          <w:sz w:val="28"/>
-          <w:szCs w:val="28"/>
-        </w:rPr>
-        <w:t>Предметная область вк</w:t>
-      </w:r>
-      <w:r>
-        <w:rPr>
-          <w:rFonts w:ascii="Times New Roman" w:eastAsia="Times New Roman" w:hAnsi="Times New Roman" w:cs="Times New Roman"/>
-          <w:sz w:val="28"/>
-          <w:szCs w:val="28"/>
-        </w:rPr>
-        <w:t>лючает в себя:</w:t>
-      </w:r>
-    </w:p>
-    <w:p>
-      <w:pPr>
-        <w:ind w:left="720"/>
-        <w:rPr>
-          <w:rFonts w:ascii="Times New Roman" w:eastAsia="Times New Roman" w:hAnsi="Times New Roman" w:cs="Times New Roman"/>
-          <w:b/>
-          <w:sz w:val="28"/>
-          <w:szCs w:val="28"/>
-        </w:rPr>
-      </w:pPr>
-      <w:r>
-        <w:rPr>
-          <w:rFonts w:ascii="Times New Roman" w:eastAsia="Times New Roman" w:hAnsi="Times New Roman" w:cs="Times New Roman"/>
-          <w:b/>
-          <w:sz w:val="28"/>
-          <w:szCs w:val="28"/>
-        </w:rPr>
-        <w:t>Персонажи</w:t>
-      </w:r>
-    </w:p>
-    <w:p>
-      <w:pPr>
-        <w:numPr>
-          <w:ilvl w:val="0"/>
-          <w:numId w:val="1"/>
-        </w:numPr>
-        <w:spacing w:after="0"/>
-        <w:rPr>
-          <w:rFonts w:ascii="Times New Roman" w:eastAsia="Times New Roman" w:hAnsi="Times New Roman" w:cs="Times New Roman"/>
-          <w:sz w:val="28"/>
-          <w:szCs w:val="28"/>
-        </w:rPr>
-      </w:pPr>
-      <w:r>
-        <w:rPr>
-          <w:rFonts w:ascii="Times New Roman" w:eastAsia="Times New Roman" w:hAnsi="Times New Roman" w:cs="Times New Roman"/>
-          <w:sz w:val="28"/>
-          <w:szCs w:val="28"/>
-        </w:rPr>
-        <w:t>Driver — водитель, выполняющий переключение передач и имеющий эмоциональное состояние.</w:t>
-      </w:r>
-    </w:p>
-    <w:p>
-      <w:pPr>
-        <w:numPr>
-          <w:ilvl w:val="0"/>
-          <w:numId w:val="1"/>
-        </w:numPr>
-        <w:spacing w:after="0"/>
-        <w:rPr>
-          <w:rFonts w:ascii="Times New Roman" w:eastAsia="Times New Roman" w:hAnsi="Times New Roman" w:cs="Times New Roman"/>
-          <w:sz w:val="28"/>
-          <w:szCs w:val="28"/>
-        </w:rPr>
-      </w:pPr>
-      <w:r>
-        <w:rPr>
-          <w:rFonts w:ascii="Times New Roman" w:eastAsia="Times New Roman" w:hAnsi="Times New Roman" w:cs="Times New Roman"/>
-          <w:sz w:val="28"/>
-          <w:szCs w:val="28"/>
-        </w:rPr>
-        <w:t>FordPrefect — наблюдатель, который “слышит” замечания (Remark) и формирует собственное впечатление (Experience).</w:t>
-      </w:r>
-    </w:p>
-    <w:p>
-      <w:pPr>
-        <w:spacing w:after="0"/>
-        <w:ind w:left="720"/>
-        <w:rPr>
-          <w:rFonts w:ascii="Times New Roman" w:eastAsia="Times New Roman" w:hAnsi="Times New Roman" w:cs="Times New Roman"/>
-          <w:sz w:val="28"/>
-          <w:szCs w:val="28"/>
-        </w:rPr>
-      </w:pPr>
-    </w:p>
-    <w:p>
-      <w:pPr>
-        <w:spacing w:after="0"/>
-        <w:ind w:left="720"/>
-        <w:rPr>
-          <w:rFonts w:ascii="Times New Roman" w:eastAsia="Times New Roman" w:hAnsi="Times New Roman" w:cs="Times New Roman"/>
-          <w:b/>
-          <w:sz w:val="28"/>
-          <w:szCs w:val="28"/>
-        </w:rPr>
-      </w:pPr>
-      <w:r>
-        <w:rPr>
-          <w:rFonts w:ascii="Times New Roman" w:eastAsia="Times New Roman" w:hAnsi="Times New Roman" w:cs="Times New Roman"/>
-          <w:b/>
-          <w:sz w:val="28"/>
-          <w:szCs w:val="28"/>
-        </w:rPr>
-        <w:t>Объекты</w:t>
-      </w:r>
-    </w:p>
-    <w:p>
-      <w:pPr>
-        <w:spacing w:after="0"/>
-        <w:ind w:left="720"/>
-        <w:rPr>
-          <w:rFonts w:ascii="Times New Roman" w:eastAsia="Times New Roman" w:hAnsi="Times New Roman" w:cs="Times New Roman"/>
-          <w:sz w:val="28"/>
-          <w:szCs w:val="28"/>
-        </w:rPr>
-      </w:pPr>
-    </w:p>
-    <w:p>
-      <w:pPr>
-        <w:pStyle w:val="ListParagraph"/>
-        <w:numPr>
-          <w:ilvl w:val="1"/>
-          <w:numId w:val="28"/>
-        </w:numPr>
-        <w:spacing w:after="0"/>
-        <w:ind w:left="720"/>
-        <w:rPr>
-          <w:rFonts w:ascii="Times New Roman" w:eastAsia="Times New Roman" w:hAnsi="Times New Roman" w:cs="Times New Roman"/>
-          <w:sz w:val="28"/>
-          <w:szCs w:val="28"/>
-        </w:rPr>
-      </w:pPr>
-      <w:r>
-        <w:rPr>
-          <w:rFonts w:ascii="Times New Roman" w:eastAsia="Times New Roman" w:hAnsi="Times New Roman" w:cs="Times New Roman"/>
-          <w:sz w:val="28"/>
-          <w:szCs w:val="28"/>
-        </w:rPr>
-        <w:t>Car — автомобиль с текущей передачей и состоянием двигателя.</w:t>
-      </w:r>
-    </w:p>
-    <w:p>
-      <w:pPr>
-        <w:pStyle w:val="ListParagraph"/>
-        <w:numPr>
-          <w:ilvl w:val="1"/>
-          <w:numId w:val="28"/>
-        </w:numPr>
-        <w:spacing w:after="0"/>
-        <w:ind w:left="720"/>
-        <w:rPr>
-          <w:rFonts w:ascii="Times New Roman" w:eastAsia="Times New Roman" w:hAnsi="Times New Roman" w:cs="Times New Roman"/>
-          <w:sz w:val="28"/>
-          <w:szCs w:val="28"/>
-        </w:rPr>
-      </w:pPr>
-      <w:r>
-        <w:rPr>
-          <w:rFonts w:ascii="Times New Roman" w:eastAsia="Times New Roman" w:hAnsi="Times New Roman" w:cs="Times New Roman"/>
-          <w:sz w:val="28"/>
-          <w:szCs w:val="28"/>
-        </w:rPr>
-        <w:t>GearShift — действие переключения с одной передачи на другую с учётом “ожидаемой” передачи.</w:t>
-      </w:r>
-    </w:p>
-    <w:p>
-      <w:pPr>
-        <w:pStyle w:val="ListParagraph"/>
-        <w:numPr>
-          <w:ilvl w:val="1"/>
-          <w:numId w:val="28"/>
-        </w:numPr>
-        <w:spacing w:after="0"/>
-        <w:ind w:left="720"/>
-        <w:rPr>
-          <w:rFonts w:ascii="Times New Roman" w:eastAsia="Times New Roman" w:hAnsi="Times New Roman" w:cs="Times New Roman"/>
-          <w:sz w:val="28"/>
-          <w:szCs w:val="28"/>
-        </w:rPr>
-      </w:pPr>
-      <w:r>
-        <w:rPr>
-          <w:rFonts w:ascii="Times New Roman" w:eastAsia="Times New Roman" w:hAnsi="Times New Roman" w:cs="Times New Roman"/>
-          <w:sz w:val="28"/>
-          <w:szCs w:val="28"/>
-        </w:rPr>
-        <w:t>Remark — замечание с некоторой “силой воздействия” (impact).</w:t>
-      </w:r>
-    </w:p>
-    <w:p>
-      <w:pPr>
-        <w:pStyle w:val="ListParagraph"/>
-        <w:numPr>
-          <w:ilvl w:val="1"/>
-          <w:numId w:val="28"/>
-        </w:numPr>
-        <w:spacing w:after="0"/>
-        <w:ind w:left="720"/>
-        <w:rPr>
-          <w:rFonts w:ascii="Times New Roman" w:eastAsia="Times New Roman" w:hAnsi="Times New Roman" w:cs="Times New Roman"/>
-          <w:sz w:val="28"/>
-          <w:szCs w:val="28"/>
-        </w:rPr>
-      </w:pPr>
-      <w:r>
-        <w:rPr>
-          <w:rFonts w:ascii="Times New Roman" w:eastAsia="Times New Roman" w:hAnsi="Times New Roman" w:cs="Times New Roman"/>
-          <w:sz w:val="28"/>
-          <w:szCs w:val="28"/>
-        </w:rPr>
-        <w:t>Experience —переживание: эмоциональное состояние и уровень “шока”.</w:t>
-      </w:r>
-    </w:p>
-    <w:p>
-      <w:pPr>
-        <w:spacing w:after="0"/>
-        <w:ind w:left="720"/>
-        <w:rPr>
-          <w:rFonts w:ascii="Times New Roman" w:eastAsia="Times New Roman" w:hAnsi="Times New Roman" w:cs="Times New Roman"/>
-          <w:sz w:val="28"/>
-          <w:szCs w:val="28"/>
-        </w:rPr>
-      </w:pPr>
-    </w:p>
-    <w:p>
-      <w:pPr>
-        <w:spacing w:after="0"/>
-        <w:ind w:left="720"/>
-        <w:rPr>
-          <w:rFonts w:ascii="Times New Roman" w:eastAsia="Times New Roman" w:hAnsi="Times New Roman" w:cs="Times New Roman"/>
-          <w:sz w:val="28"/>
-          <w:szCs w:val="28"/>
-        </w:rPr>
-      </w:pPr>
-    </w:p>
-    <w:p>
-      <w:pPr>
-        <w:spacing w:after="0"/>
-        <w:ind w:left="720"/>
-        <w:rPr>
-          <w:rFonts w:ascii="Times New Roman" w:eastAsia="Times New Roman" w:hAnsi="Times New Roman" w:cs="Times New Roman"/>
-          <w:sz w:val="28"/>
-          <w:szCs w:val="28"/>
-        </w:rPr>
-      </w:pPr>
-    </w:p>
-    <w:p>
-      <w:pPr>
-        <w:spacing w:after="0"/>
-        <w:ind w:left="720"/>
-        <w:rPr>
-          <w:rFonts w:ascii="Times New Roman" w:eastAsia="Times New Roman" w:hAnsi="Times New Roman" w:cs="Times New Roman"/>
-          <w:sz w:val="28"/>
-          <w:szCs w:val="28"/>
-        </w:rPr>
-      </w:pPr>
-      <w:r>
-        <w:rPr>
-          <w:rFonts w:ascii="Times New Roman" w:eastAsia="Times New Roman" w:hAnsi="Times New Roman" w:cs="Times New Roman"/>
-          <w:b/>
-          <w:sz w:val="28"/>
-          <w:szCs w:val="28"/>
-        </w:rPr>
-        <w:lastRenderedPageBreak/>
-        <w:t>Сценарии</w:t>
-      </w:r>
-      <w:r>
-        <w:rPr>
-          <w:rFonts w:ascii="Times New Roman" w:eastAsia="Times New Roman" w:hAnsi="Times New Roman" w:cs="Times New Roman"/>
-          <w:sz w:val="28"/>
-          <w:szCs w:val="28"/>
-        </w:rPr>
-        <w:t xml:space="preserve"> (последовательности действий)</w:t>
-      </w:r>
-    </w:p>
-    <w:p>
-      <w:pPr>
-        <w:pStyle w:val="ListParagraph"/>
-        <w:numPr>
-          <w:ilvl w:val="1"/>
-          <w:numId w:val="28"/>
-        </w:numPr>
-        <w:tabs>
-          <w:tab w:val="left" w:pos="1530"/>
-        </w:tabs>
-        <w:spacing w:after="0"/>
-        <w:ind w:left="720" w:hanging="270"/>
-        <w:rPr>
-          <w:rFonts w:ascii="Times New Roman" w:eastAsia="Times New Roman" w:hAnsi="Times New Roman" w:cs="Times New Roman"/>
-          <w:sz w:val="28"/>
-          <w:szCs w:val="28"/>
-        </w:rPr>
-      </w:pPr>
-      <w:r>
-        <w:rPr>
-          <w:rFonts w:ascii="Times New Roman" w:eastAsia="Times New Roman" w:hAnsi="Times New Roman" w:cs="Times New Roman"/>
-          <w:sz w:val="28"/>
-          <w:szCs w:val="28"/>
-        </w:rPr>
-        <w:t>Водитель пытается переключить передачу → автомобиль меняет состояние → формируется опыт (Experience) → при необходимости другой персонаж интерпретирует замечание (Remark) и также получает опыт.</w:t>
-      </w:r>
-    </w:p>
-    <w:p>
-      <w:pPr>
-        <w:rPr>
-          <w:rFonts w:ascii="Times New Roman" w:eastAsia="Times New Roman" w:hAnsi="Times New Roman" w:cs="Times New Roman"/>
-          <w:sz w:val="28"/>
-          <w:szCs w:val="28"/>
-        </w:rPr>
-      </w:pPr>
-    </w:p>
-    <w:p>
-      <w:pPr>
-        <w:rPr>
-          <w:rFonts w:ascii="Times New Roman" w:eastAsia="Times New Roman" w:hAnsi="Times New Roman" w:cs="Times New Roman"/>
-          <w:sz w:val="28"/>
-          <w:szCs w:val="28"/>
-        </w:rPr>
-      </w:pPr>
-      <w:r>
-        <w:rPr>
-          <w:rFonts w:ascii="Times New Roman" w:eastAsia="Times New Roman" w:hAnsi="Times New Roman" w:cs="Times New Roman"/>
-          <w:sz w:val="28"/>
-          <w:szCs w:val="28"/>
-        </w:rPr>
-        <w:t>Далее, в соответствии с TDD напишем тесты по спроектированной модели.</w:t>
-      </w:r>
-    </w:p>
-    <w:p>
-      <w:pPr>
-        <w:rPr>
-          <w:rFonts w:ascii="Times New Roman" w:eastAsia="Times New Roman" w:hAnsi="Times New Roman" w:cs="Times New Roman"/>
-          <w:sz w:val="28"/>
-          <w:szCs w:val="28"/>
-          <w:lang w:val="en-US"/>
-        </w:rPr>
-      </w:pPr>
-      <w:proofErr w:type="spellStart"/>
-      <w:r>
-        <w:rPr>
-          <w:rFonts w:ascii="Times New Roman" w:eastAsia="Times New Roman" w:hAnsi="Times New Roman" w:cs="Times New Roman"/>
-          <w:sz w:val="28"/>
-          <w:szCs w:val="28"/>
-          <w:lang w:val="en-US"/>
-        </w:rPr>
-        <w:t>Цель</w:t>
-      </w:r>
-      <w:proofErr w:type="spellEnd"/>
-      <w:r>
-        <w:rPr>
-          <w:rFonts w:ascii="Times New Roman" w:eastAsia="Times New Roman" w:hAnsi="Times New Roman" w:cs="Times New Roman"/>
-          <w:sz w:val="28"/>
-          <w:szCs w:val="28"/>
-          <w:lang w:val="en-US"/>
-        </w:rPr>
-        <w:t xml:space="preserve"> </w:t>
-      </w:r>
-      <w:proofErr w:type="spellStart"/>
-      <w:r>
-        <w:rPr>
-          <w:rFonts w:ascii="Times New Roman" w:eastAsia="Times New Roman" w:hAnsi="Times New Roman" w:cs="Times New Roman"/>
-          <w:sz w:val="28"/>
-          <w:szCs w:val="28"/>
-          <w:lang w:val="en-US"/>
-        </w:rPr>
-        <w:t>тестирования</w:t>
-      </w:r>
-      <w:proofErr w:type="spellEnd"/>
-      <w:r>
-        <w:rPr>
-          <w:rFonts w:ascii="Times New Roman" w:eastAsia="Times New Roman" w:hAnsi="Times New Roman" w:cs="Times New Roman"/>
-          <w:sz w:val="28"/>
-          <w:szCs w:val="28"/>
-          <w:lang w:val="en-US"/>
-        </w:rPr>
-        <w:t xml:space="preserve"> — </w:t>
-      </w:r>
-      <w:proofErr w:type="spellStart"/>
-      <w:r>
-        <w:rPr>
-          <w:rFonts w:ascii="Times New Roman" w:eastAsia="Times New Roman" w:hAnsi="Times New Roman" w:cs="Times New Roman"/>
-          <w:sz w:val="28"/>
-          <w:szCs w:val="28"/>
-          <w:lang w:val="en-US"/>
-        </w:rPr>
-        <w:t>убедиться</w:t>
-      </w:r>
-      <w:proofErr w:type="spellEnd"/>
-      <w:r>
-        <w:rPr>
-          <w:rFonts w:ascii="Times New Roman" w:eastAsia="Times New Roman" w:hAnsi="Times New Roman" w:cs="Times New Roman"/>
-          <w:sz w:val="28"/>
-          <w:szCs w:val="28"/>
-          <w:lang w:val="en-US"/>
-        </w:rPr>
-        <w:t xml:space="preserve">, </w:t>
-      </w:r>
-      <w:proofErr w:type="spellStart"/>
-      <w:r>
-        <w:rPr>
-          <w:rFonts w:ascii="Times New Roman" w:eastAsia="Times New Roman" w:hAnsi="Times New Roman" w:cs="Times New Roman"/>
-          <w:sz w:val="28"/>
-          <w:szCs w:val="28"/>
-          <w:lang w:val="en-US"/>
-        </w:rPr>
-        <w:t>что</w:t>
-      </w:r>
-      <w:proofErr w:type="spellEnd"/>
-      <w:r>
-        <w:rPr>
-          <w:rFonts w:ascii="Times New Roman" w:eastAsia="Times New Roman" w:hAnsi="Times New Roman" w:cs="Times New Roman"/>
-          <w:sz w:val="28"/>
-          <w:szCs w:val="28"/>
-          <w:lang w:val="en-US"/>
-        </w:rPr>
-        <w:t>:</w:t>
-      </w:r>
-    </w:p>
-    <w:p>
-      <w:pPr>
-        <w:numPr>
-          <w:ilvl w:val="0"/>
-          <w:numId w:val="29"/>
-        </w:numPr>
-        <w:rPr>
-          <w:rFonts w:ascii="Times New Roman" w:eastAsia="Times New Roman" w:hAnsi="Times New Roman" w:cs="Times New Roman"/>
-          <w:sz w:val="28"/>
-          <w:szCs w:val="28"/>
-        </w:rPr>
-      </w:pPr>
-      <w:r>
-        <w:rPr>
-          <w:rFonts w:ascii="Times New Roman" w:eastAsia="Times New Roman" w:hAnsi="Times New Roman" w:cs="Times New Roman"/>
-          <w:sz w:val="28"/>
-          <w:szCs w:val="28"/>
-        </w:rPr>
-        <w:t>Переключения передач выполняются корректно и приводят к ожидаемому состоянию автомобиля.</w:t>
-      </w:r>
-    </w:p>
-    <w:p>
-      <w:pPr>
-        <w:numPr>
-          <w:ilvl w:val="0"/>
-          <w:numId w:val="29"/>
-        </w:numPr>
-        <w:rPr>
-          <w:rFonts w:ascii="Times New Roman" w:eastAsia="Times New Roman" w:hAnsi="Times New Roman" w:cs="Times New Roman"/>
-          <w:sz w:val="28"/>
-          <w:szCs w:val="28"/>
-        </w:rPr>
-      </w:pPr>
-      <w:r>
-        <w:rPr>
-          <w:rFonts w:ascii="Times New Roman" w:eastAsia="Times New Roman" w:hAnsi="Times New Roman" w:cs="Times New Roman"/>
-          <w:sz w:val="28"/>
-          <w:szCs w:val="28"/>
-        </w:rPr>
-        <w:t>Эмоции и уровень “шока” корректно отражают результат действий (ошибка/успех).</w:t>
-      </w:r>
-    </w:p>
-    <w:p>
-      <w:pPr>
-        <w:numPr>
-          <w:ilvl w:val="0"/>
-          <w:numId w:val="29"/>
-        </w:numPr>
-        <w:rPr>
-          <w:rFonts w:ascii="Times New Roman" w:eastAsia="Times New Roman" w:hAnsi="Times New Roman" w:cs="Times New Roman"/>
-          <w:sz w:val="28"/>
-          <w:szCs w:val="28"/>
-        </w:rPr>
-      </w:pPr>
-      <w:r>
-        <w:rPr>
-          <w:rFonts w:ascii="Times New Roman" w:eastAsia="Times New Roman" w:hAnsi="Times New Roman" w:cs="Times New Roman"/>
-          <w:sz w:val="28"/>
-          <w:szCs w:val="28"/>
-        </w:rPr>
-        <w:t>Замечания (</w:t>
-      </w:r>
-      <w:r>
-        <w:rPr>
-          <w:rFonts w:ascii="Times New Roman" w:eastAsia="Times New Roman" w:hAnsi="Times New Roman" w:cs="Times New Roman"/>
-          <w:sz w:val="28"/>
-          <w:szCs w:val="28"/>
-          <w:lang w:val="en-US"/>
-        </w:rPr>
-        <w:t>Remark</w:t>
-      </w:r>
-      <w:r>
-        <w:rPr>
-          <w:rFonts w:ascii="Times New Roman" w:eastAsia="Times New Roman" w:hAnsi="Times New Roman" w:cs="Times New Roman"/>
-          <w:sz w:val="28"/>
-          <w:szCs w:val="28"/>
-        </w:rPr>
-        <w:t>) интерпретируются и влияют на персонажа предсказуемо.</w:t>
-      </w:r>
-    </w:p>
-    <w:p>
-      <w:pPr>
-        <w:numPr>
-          <w:ilvl w:val="0"/>
-          <w:numId w:val="29"/>
-        </w:numPr>
-        <w:rPr>
-          <w:rFonts w:ascii="Times New Roman" w:eastAsia="Times New Roman" w:hAnsi="Times New Roman" w:cs="Times New Roman"/>
-          <w:sz w:val="28"/>
-          <w:szCs w:val="28"/>
-        </w:rPr>
-      </w:pPr>
-      <w:r>
-        <w:rPr>
-          <w:rFonts w:ascii="Times New Roman" w:eastAsia="Times New Roman" w:hAnsi="Times New Roman" w:cs="Times New Roman"/>
-          <w:sz w:val="28"/>
-          <w:szCs w:val="28"/>
-        </w:rPr>
-        <w:t xml:space="preserve">Сценарии из </w:t>
-      </w:r>
-      <w:proofErr w:type="spellStart"/>
-      <w:r>
-        <w:rPr>
-          <w:rFonts w:ascii="Times New Roman" w:eastAsia="Times New Roman" w:hAnsi="Times New Roman" w:cs="Times New Roman"/>
-          <w:sz w:val="28"/>
-          <w:szCs w:val="28"/>
-          <w:lang w:val="en-US"/>
-        </w:rPr>
-        <w:t>StoryTest</w:t>
-      </w:r>
-      <w:proofErr w:type="spellEnd"/>
-      <w:r>
-        <w:rPr>
-          <w:rFonts w:ascii="Times New Roman" w:eastAsia="Times New Roman" w:hAnsi="Times New Roman" w:cs="Times New Roman"/>
-          <w:sz w:val="28"/>
-          <w:szCs w:val="28"/>
-        </w:rPr>
-        <w:t xml:space="preserve"> воспроизводят заданные ситуации без ошибок.</w:t>
-      </w:r>
-    </w:p>
-    <w:p>
-      <w:pPr>
-        <w:ind w:left="720"/>
-        <w:rPr>
-          <w:rFonts w:ascii="Times New Roman" w:eastAsia="Times New Roman" w:hAnsi="Times New Roman" w:cs="Times New Roman"/>
-          <w:sz w:val="28"/>
-          <w:szCs w:val="28"/>
-          <w:lang w:val="vi-VN"/>
-        </w:rPr>
-      </w:pPr>
-    </w:p>
-    <w:p>
-      <w:pPr>
-        <w:rPr>
-          <w:rFonts w:ascii="Times New Roman" w:eastAsia="Times New Roman" w:hAnsi="Times New Roman" w:cs="Times New Roman"/>
-          <w:sz w:val="28"/>
-          <w:szCs w:val="28"/>
-        </w:rPr>
-      </w:pPr>
-      <w:r>
-        <w:rPr>
-          <w:rFonts w:ascii="Times New Roman" w:eastAsia="Times New Roman" w:hAnsi="Times New Roman" w:cs="Times New Roman"/>
-          <w:sz w:val="28"/>
-          <w:szCs w:val="28"/>
-        </w:rPr>
-        <w:t>С</w:t>
-      </w:r>
-      <w:r>
-        <w:rPr>
-          <w:rFonts w:ascii="Times New Roman" w:eastAsia="Times New Roman" w:hAnsi="Times New Roman" w:cs="Times New Roman"/>
-          <w:sz w:val="28"/>
-          <w:szCs w:val="28"/>
-        </w:rPr>
-        <w:t>оставим следующие тесты:</w:t>
-      </w:r>
-    </w:p>
-    <w:p>
-      <w:pPr>
-        <w:rPr>
-          <w:rFonts w:ascii="Times New Roman" w:eastAsia="Times New Roman" w:hAnsi="Times New Roman" w:cs="Times New Roman"/>
-          <w:sz w:val="28"/>
-          <w:szCs w:val="28"/>
-        </w:rPr>
-      </w:pPr>
-      <w:r>
-        <w:rPr>
-          <w:rFonts w:ascii="Times New Roman" w:eastAsia="Times New Roman" w:hAnsi="Times New Roman" w:cs="Times New Roman"/>
-          <w:sz w:val="28"/>
-          <w:szCs w:val="28"/>
-        </w:rPr>
-        <w:t xml:space="preserve">Класс: </w:t>
-      </w:r>
-      <w:proofErr w:type="spellStart"/>
-      <w:r>
-        <w:rPr>
-          <w:rFonts w:ascii="Times New Roman" w:eastAsia="Times New Roman" w:hAnsi="Times New Roman" w:cs="Times New Roman"/>
-          <w:b/>
-          <w:sz w:val="28"/>
-          <w:szCs w:val="28"/>
-          <w:lang w:val="en-US"/>
-        </w:rPr>
-        <w:t>StoryTest</w:t>
-      </w:r>
-      <w:proofErr w:type="spellEnd"/>
-      <w:r>
-        <w:rPr>
-          <w:rFonts w:ascii="Times New Roman" w:eastAsia="Times New Roman" w:hAnsi="Times New Roman" w:cs="Times New Roman"/>
-          <w:sz w:val="28"/>
-          <w:szCs w:val="28"/>
-        </w:rPr>
-        <w:t xml:space="preserve"> (сценарии </w:t>
-      </w:r>
-      <w:r>
-        <w:rPr>
-          <w:rFonts w:ascii="Times New Roman" w:eastAsia="Times New Roman" w:hAnsi="Times New Roman" w:cs="Times New Roman"/>
-          <w:sz w:val="28"/>
-          <w:szCs w:val="28"/>
-          <w:lang w:val="en-US"/>
-        </w:rPr>
-        <w:t>Driver</w:t>
-      </w:r>
-      <w:r>
-        <w:rPr>
-          <w:rFonts w:ascii="Times New Roman" w:eastAsia="Times New Roman" w:hAnsi="Times New Roman" w:cs="Times New Roman"/>
-          <w:sz w:val="28"/>
-          <w:szCs w:val="28"/>
-        </w:rPr>
-        <w:t xml:space="preserve"> + </w:t>
-      </w:r>
-      <w:r>
-        <w:rPr>
-          <w:rFonts w:ascii="Times New Roman" w:eastAsia="Times New Roman" w:hAnsi="Times New Roman" w:cs="Times New Roman"/>
-          <w:sz w:val="28"/>
-          <w:szCs w:val="28"/>
-          <w:lang w:val="en-US"/>
-        </w:rPr>
-        <w:t>Car</w:t>
-      </w:r>
-      <w:r>
-        <w:rPr>
-          <w:rFonts w:ascii="Times New Roman" w:eastAsia="Times New Roman" w:hAnsi="Times New Roman" w:cs="Times New Roman"/>
-          <w:sz w:val="28"/>
-          <w:szCs w:val="28"/>
-        </w:rPr>
-        <w:t xml:space="preserve"> + </w:t>
-      </w:r>
-      <w:proofErr w:type="spellStart"/>
-      <w:r>
-        <w:rPr>
-          <w:rFonts w:ascii="Times New Roman" w:eastAsia="Times New Roman" w:hAnsi="Times New Roman" w:cs="Times New Roman"/>
-          <w:sz w:val="28"/>
-          <w:szCs w:val="28"/>
-          <w:lang w:val="en-US"/>
-        </w:rPr>
-        <w:t>GearShift</w:t>
-      </w:r>
-      <w:proofErr w:type="spellEnd"/>
-      <w:r>
-        <w:rPr>
-          <w:rFonts w:ascii="Times New Roman" w:eastAsia="Times New Roman" w:hAnsi="Times New Roman" w:cs="Times New Roman"/>
-          <w:sz w:val="28"/>
-          <w:szCs w:val="28"/>
-        </w:rPr>
-        <w:t>)</w:t>
-      </w:r>
-    </w:p>
-    <w:p>
-      <w:pPr>
-        <w:pStyle w:val="ListParagraph"/>
-        <w:numPr>
-          <w:ilvl w:val="0"/>
-          <w:numId w:val="30"/>
-        </w:numPr>
-        <w:rPr>
-          <w:rFonts w:ascii="Times New Roman" w:eastAsia="Times New Roman" w:hAnsi="Times New Roman" w:cs="Times New Roman"/>
-          <w:sz w:val="28"/>
-          <w:szCs w:val="28"/>
-        </w:rPr>
-      </w:pPr>
-      <w:proofErr w:type="spellStart"/>
-      <w:r>
-        <w:rPr>
-          <w:rFonts w:ascii="Times New Roman" w:eastAsia="Times New Roman" w:hAnsi="Times New Roman" w:cs="Times New Roman"/>
-          <w:b/>
-          <w:bCs/>
-          <w:sz w:val="28"/>
-          <w:szCs w:val="28"/>
-          <w:lang w:val="en-US"/>
-        </w:rPr>
-        <w:t>notADownshiftNoShock</w:t>
-      </w:r>
-      <w:proofErr w:type="spellEnd"/>
-      <w:r>
-        <w:rPr>
-          <w:rFonts w:ascii="Times New Roman" w:eastAsia="Times New Roman" w:hAnsi="Times New Roman" w:cs="Times New Roman"/>
-          <w:sz w:val="28"/>
-          <w:szCs w:val="28"/>
-        </w:rPr>
-        <w:t>: Проверяет, что переключение 4→5 (</w:t>
-      </w:r>
-      <w:r>
-        <w:rPr>
-          <w:rFonts w:ascii="Times New Roman" w:eastAsia="Times New Roman" w:hAnsi="Times New Roman" w:cs="Times New Roman"/>
-          <w:sz w:val="28"/>
-          <w:szCs w:val="28"/>
-          <w:lang w:val="en-US"/>
-        </w:rPr>
-        <w:t>intended</w:t>
-      </w:r>
-      <w:r>
-        <w:rPr>
-          <w:rFonts w:ascii="Times New Roman" w:eastAsia="Times New Roman" w:hAnsi="Times New Roman" w:cs="Times New Roman"/>
-          <w:sz w:val="28"/>
-          <w:szCs w:val="28"/>
-        </w:rPr>
-        <w:t xml:space="preserve">=5) не вызывает шок: </w:t>
-      </w:r>
-      <w:r>
-        <w:rPr>
-          <w:rFonts w:ascii="Times New Roman" w:eastAsia="Times New Roman" w:hAnsi="Times New Roman" w:cs="Times New Roman"/>
-          <w:sz w:val="28"/>
-          <w:szCs w:val="28"/>
-          <w:lang w:val="en-US"/>
-        </w:rPr>
-        <w:t>Emotion</w:t>
-      </w:r>
-      <w:r>
-        <w:rPr>
-          <w:rFonts w:ascii="Times New Roman" w:eastAsia="Times New Roman" w:hAnsi="Times New Roman" w:cs="Times New Roman"/>
-          <w:sz w:val="28"/>
-          <w:szCs w:val="28"/>
-        </w:rPr>
-        <w:t>.</w:t>
-      </w:r>
-      <w:r>
-        <w:rPr>
-          <w:rFonts w:ascii="Times New Roman" w:eastAsia="Times New Roman" w:hAnsi="Times New Roman" w:cs="Times New Roman"/>
-          <w:sz w:val="28"/>
-          <w:szCs w:val="28"/>
-          <w:lang w:val="en-US"/>
-        </w:rPr>
-        <w:t>PROUD</w:t>
-      </w:r>
-      <w:r>
-        <w:rPr>
-          <w:rFonts w:ascii="Times New Roman" w:eastAsia="Times New Roman" w:hAnsi="Times New Roman" w:cs="Times New Roman"/>
-          <w:sz w:val="28"/>
-          <w:szCs w:val="28"/>
-        </w:rPr>
-        <w:t xml:space="preserve">, </w:t>
-      </w:r>
-      <w:proofErr w:type="spellStart"/>
-      <w:r>
-        <w:rPr>
-          <w:rFonts w:ascii="Times New Roman" w:eastAsia="Times New Roman" w:hAnsi="Times New Roman" w:cs="Times New Roman"/>
-          <w:sz w:val="28"/>
-          <w:szCs w:val="28"/>
-          <w:lang w:val="en-US"/>
-        </w:rPr>
-        <w:t>EngineState</w:t>
-      </w:r>
-      <w:proofErr w:type="spellEnd"/>
-      <w:r>
-        <w:rPr>
-          <w:rFonts w:ascii="Times New Roman" w:eastAsia="Times New Roman" w:hAnsi="Times New Roman" w:cs="Times New Roman"/>
-          <w:sz w:val="28"/>
-          <w:szCs w:val="28"/>
-        </w:rPr>
-        <w:t>.</w:t>
-      </w:r>
-      <w:r>
-        <w:rPr>
-          <w:rFonts w:ascii="Times New Roman" w:eastAsia="Times New Roman" w:hAnsi="Times New Roman" w:cs="Times New Roman"/>
-          <w:sz w:val="28"/>
-          <w:szCs w:val="28"/>
-          <w:lang w:val="en-US"/>
-        </w:rPr>
-        <w:t>NORMAL</w:t>
-      </w:r>
-      <w:r>
-        <w:rPr>
-          <w:rFonts w:ascii="Times New Roman" w:eastAsia="Times New Roman" w:hAnsi="Times New Roman" w:cs="Times New Roman"/>
-          <w:sz w:val="28"/>
-          <w:szCs w:val="28"/>
-        </w:rPr>
-        <w:t>.</w:t>
-      </w:r>
-    </w:p>
-    <w:p>
-      <w:pPr>
-        <w:pStyle w:val="ListParagraph"/>
-        <w:numPr>
-          <w:ilvl w:val="0"/>
-          <w:numId w:val="30"/>
-        </w:numPr>
-        <w:rPr>
-          <w:rFonts w:ascii="Times New Roman" w:eastAsia="Times New Roman" w:hAnsi="Times New Roman" w:cs="Times New Roman"/>
-          <w:sz w:val="28"/>
-          <w:szCs w:val="28"/>
-        </w:rPr>
-      </w:pPr>
-      <w:proofErr w:type="spellStart"/>
-      <w:r>
-        <w:rPr>
-          <w:rFonts w:ascii="Times New Roman" w:eastAsia="Times New Roman" w:hAnsi="Times New Roman" w:cs="Times New Roman"/>
-          <w:b/>
-          <w:bCs/>
-          <w:sz w:val="28"/>
-          <w:szCs w:val="28"/>
-          <w:lang w:val="en-US"/>
-        </w:rPr>
-        <w:t>safeShiftNoShock</w:t>
-      </w:r>
-      <w:proofErr w:type="spellEnd"/>
-      <w:r>
-        <w:rPr>
-          <w:rFonts w:ascii="Times New Roman" w:eastAsia="Times New Roman" w:hAnsi="Times New Roman" w:cs="Times New Roman"/>
-          <w:sz w:val="28"/>
-          <w:szCs w:val="28"/>
-        </w:rPr>
-        <w:t xml:space="preserve">: Проверяет безопасное переключение 4→3: </w:t>
-      </w:r>
-      <w:r>
-        <w:rPr>
-          <w:rFonts w:ascii="Times New Roman" w:eastAsia="Times New Roman" w:hAnsi="Times New Roman" w:cs="Times New Roman"/>
-          <w:sz w:val="28"/>
-          <w:szCs w:val="28"/>
-          <w:lang w:val="en-US"/>
-        </w:rPr>
-        <w:t>Emotion</w:t>
-      </w:r>
-      <w:r>
-        <w:rPr>
-          <w:rFonts w:ascii="Times New Roman" w:eastAsia="Times New Roman" w:hAnsi="Times New Roman" w:cs="Times New Roman"/>
-          <w:sz w:val="28"/>
-          <w:szCs w:val="28"/>
-        </w:rPr>
-        <w:t>.</w:t>
-      </w:r>
-      <w:r>
-        <w:rPr>
-          <w:rFonts w:ascii="Times New Roman" w:eastAsia="Times New Roman" w:hAnsi="Times New Roman" w:cs="Times New Roman"/>
-          <w:sz w:val="28"/>
-          <w:szCs w:val="28"/>
-          <w:lang w:val="en-US"/>
-        </w:rPr>
-        <w:t>PROUD</w:t>
-      </w:r>
-      <w:r>
-        <w:rPr>
-          <w:rFonts w:ascii="Times New Roman" w:eastAsia="Times New Roman" w:hAnsi="Times New Roman" w:cs="Times New Roman"/>
-          <w:sz w:val="28"/>
-          <w:szCs w:val="28"/>
-        </w:rPr>
-        <w:t xml:space="preserve">, </w:t>
-      </w:r>
-      <w:proofErr w:type="spellStart"/>
-      <w:r>
-        <w:rPr>
-          <w:rFonts w:ascii="Times New Roman" w:eastAsia="Times New Roman" w:hAnsi="Times New Roman" w:cs="Times New Roman"/>
-          <w:sz w:val="28"/>
-          <w:szCs w:val="28"/>
-          <w:lang w:val="en-US"/>
-        </w:rPr>
-        <w:t>shockLevel</w:t>
-      </w:r>
-      <w:proofErr w:type="spellEnd"/>
-      <w:r>
-        <w:rPr>
-          <w:rFonts w:ascii="Times New Roman" w:eastAsia="Times New Roman" w:hAnsi="Times New Roman" w:cs="Times New Roman"/>
-          <w:sz w:val="28"/>
-          <w:szCs w:val="28"/>
-        </w:rPr>
-        <w:t xml:space="preserve">=0, двигатель </w:t>
-      </w:r>
-      <w:r>
-        <w:rPr>
-          <w:rFonts w:ascii="Times New Roman" w:eastAsia="Times New Roman" w:hAnsi="Times New Roman" w:cs="Times New Roman"/>
-          <w:sz w:val="28"/>
-          <w:szCs w:val="28"/>
-          <w:lang w:val="en-US"/>
-        </w:rPr>
-        <w:t>NORMAL</w:t>
-      </w:r>
-      <w:r>
-        <w:rPr>
-          <w:rFonts w:ascii="Times New Roman" w:eastAsia="Times New Roman" w:hAnsi="Times New Roman" w:cs="Times New Roman"/>
-          <w:sz w:val="28"/>
-          <w:szCs w:val="28"/>
-        </w:rPr>
-        <w:t xml:space="preserve">, эмоция водителя </w:t>
-      </w:r>
-      <w:r>
-        <w:rPr>
-          <w:rFonts w:ascii="Times New Roman" w:eastAsia="Times New Roman" w:hAnsi="Times New Roman" w:cs="Times New Roman"/>
-          <w:sz w:val="28"/>
-          <w:szCs w:val="28"/>
-          <w:lang w:val="en-US"/>
-        </w:rPr>
-        <w:t>PROUD</w:t>
-      </w:r>
-      <w:r>
-        <w:rPr>
-          <w:rFonts w:ascii="Times New Roman" w:eastAsia="Times New Roman" w:hAnsi="Times New Roman" w:cs="Times New Roman"/>
-          <w:sz w:val="28"/>
-          <w:szCs w:val="28"/>
-        </w:rPr>
-        <w:t>.</w:t>
-      </w:r>
-    </w:p>
-    <w:p>
-      <w:pPr>
-        <w:pStyle w:val="ListParagraph"/>
-        <w:numPr>
-          <w:ilvl w:val="0"/>
-          <w:numId w:val="30"/>
-        </w:numPr>
-        <w:rPr>
-          <w:rFonts w:ascii="Times New Roman" w:eastAsia="Times New Roman" w:hAnsi="Times New Roman" w:cs="Times New Roman"/>
-          <w:sz w:val="28"/>
-          <w:szCs w:val="28"/>
-        </w:rPr>
-      </w:pPr>
-      <w:proofErr w:type="spellStart"/>
-      <w:r>
-        <w:rPr>
-          <w:rFonts w:ascii="Times New Roman" w:eastAsia="Times New Roman" w:hAnsi="Times New Roman" w:cs="Times New Roman"/>
-          <w:b/>
-          <w:bCs/>
-          <w:sz w:val="28"/>
-          <w:szCs w:val="28"/>
-          <w:lang w:val="en-US"/>
-        </w:rPr>
-        <w:t>smallMistake</w:t>
-      </w:r>
-      <w:proofErr w:type="spellEnd"/>
-      <w:r>
-        <w:rPr>
-          <w:rFonts w:ascii="Times New Roman" w:eastAsia="Times New Roman" w:hAnsi="Times New Roman" w:cs="Times New Roman"/>
-          <w:sz w:val="28"/>
-          <w:szCs w:val="28"/>
-        </w:rPr>
-        <w:t xml:space="preserve">: Проверяет небольшую ошибку 4→2 вместо 3: </w:t>
-      </w:r>
-      <w:r>
-        <w:rPr>
-          <w:rFonts w:ascii="Times New Roman" w:eastAsia="Times New Roman" w:hAnsi="Times New Roman" w:cs="Times New Roman"/>
-          <w:sz w:val="28"/>
-          <w:szCs w:val="28"/>
-          <w:lang w:val="en-US"/>
-        </w:rPr>
-        <w:t>Emotion</w:t>
-      </w:r>
-      <w:r>
-        <w:rPr>
-          <w:rFonts w:ascii="Times New Roman" w:eastAsia="Times New Roman" w:hAnsi="Times New Roman" w:cs="Times New Roman"/>
-          <w:sz w:val="28"/>
-          <w:szCs w:val="28"/>
-        </w:rPr>
-        <w:t>.</w:t>
-      </w:r>
-      <w:r>
-        <w:rPr>
-          <w:rFonts w:ascii="Times New Roman" w:eastAsia="Times New Roman" w:hAnsi="Times New Roman" w:cs="Times New Roman"/>
-          <w:sz w:val="28"/>
-          <w:szCs w:val="28"/>
-          <w:lang w:val="en-US"/>
-        </w:rPr>
-        <w:t>PROUD</w:t>
-      </w:r>
-      <w:r>
-        <w:rPr>
-          <w:rFonts w:ascii="Times New Roman" w:eastAsia="Times New Roman" w:hAnsi="Times New Roman" w:cs="Times New Roman"/>
-          <w:sz w:val="28"/>
-          <w:szCs w:val="28"/>
-        </w:rPr>
-        <w:t xml:space="preserve">, </w:t>
-      </w:r>
-      <w:proofErr w:type="spellStart"/>
-      <w:r>
-        <w:rPr>
-          <w:rFonts w:ascii="Times New Roman" w:eastAsia="Times New Roman" w:hAnsi="Times New Roman" w:cs="Times New Roman"/>
-          <w:sz w:val="28"/>
-          <w:szCs w:val="28"/>
-          <w:lang w:val="en-US"/>
-        </w:rPr>
-        <w:t>shockLevel</w:t>
-      </w:r>
-      <w:proofErr w:type="spellEnd"/>
-      <w:r>
-        <w:rPr>
-          <w:rFonts w:ascii="Times New Roman" w:eastAsia="Times New Roman" w:hAnsi="Times New Roman" w:cs="Times New Roman"/>
-          <w:sz w:val="28"/>
-          <w:szCs w:val="28"/>
-        </w:rPr>
-        <w:t xml:space="preserve">&lt;=10, двигатель </w:t>
-      </w:r>
-      <w:r>
-        <w:rPr>
-          <w:rFonts w:ascii="Times New Roman" w:eastAsia="Times New Roman" w:hAnsi="Times New Roman" w:cs="Times New Roman"/>
-          <w:sz w:val="28"/>
-          <w:szCs w:val="28"/>
-          <w:lang w:val="en-US"/>
-        </w:rPr>
-        <w:t>NORMAL</w:t>
-      </w:r>
-      <w:r>
-        <w:rPr>
-          <w:rFonts w:ascii="Times New Roman" w:eastAsia="Times New Roman" w:hAnsi="Times New Roman" w:cs="Times New Roman"/>
-          <w:sz w:val="28"/>
-          <w:szCs w:val="28"/>
-        </w:rPr>
-        <w:t>.</w:t>
-      </w:r>
-    </w:p>
-    <w:p>
-      <w:pPr>
-        <w:pStyle w:val="ListParagraph"/>
-        <w:numPr>
-          <w:ilvl w:val="0"/>
-          <w:numId w:val="30"/>
-        </w:numPr>
-        <w:rPr>
-          <w:rFonts w:ascii="Times New Roman" w:eastAsia="Times New Roman" w:hAnsi="Times New Roman" w:cs="Times New Roman"/>
-          <w:sz w:val="28"/>
-          <w:szCs w:val="28"/>
-        </w:rPr>
-      </w:pPr>
-      <w:proofErr w:type="spellStart"/>
-      <w:r>
-        <w:rPr>
-          <w:rFonts w:ascii="Times New Roman" w:eastAsia="Times New Roman" w:hAnsi="Times New Roman" w:cs="Times New Roman"/>
-          <w:b/>
-          <w:bCs/>
-          <w:sz w:val="28"/>
-          <w:szCs w:val="28"/>
-          <w:lang w:val="en-US"/>
-        </w:rPr>
-        <w:t>bigMistakeShock</w:t>
-      </w:r>
-      <w:proofErr w:type="spellEnd"/>
-      <w:r>
-        <w:rPr>
-          <w:rFonts w:ascii="Times New Roman" w:eastAsia="Times New Roman" w:hAnsi="Times New Roman" w:cs="Times New Roman"/>
-          <w:sz w:val="28"/>
-          <w:szCs w:val="28"/>
-        </w:rPr>
-        <w:t xml:space="preserve">: Проверяет крупную ошибку 4→1 вместо 3: </w:t>
-      </w:r>
-      <w:r>
-        <w:rPr>
-          <w:rFonts w:ascii="Times New Roman" w:eastAsia="Times New Roman" w:hAnsi="Times New Roman" w:cs="Times New Roman"/>
-          <w:sz w:val="28"/>
-          <w:szCs w:val="28"/>
-          <w:lang w:val="en-US"/>
-        </w:rPr>
-        <w:t>Emotion</w:t>
-      </w:r>
-      <w:r>
-        <w:rPr>
-          <w:rFonts w:ascii="Times New Roman" w:eastAsia="Times New Roman" w:hAnsi="Times New Roman" w:cs="Times New Roman"/>
-          <w:sz w:val="28"/>
-          <w:szCs w:val="28"/>
-        </w:rPr>
-        <w:t>.</w:t>
-      </w:r>
-      <w:r>
-        <w:rPr>
-          <w:rFonts w:ascii="Times New Roman" w:eastAsia="Times New Roman" w:hAnsi="Times New Roman" w:cs="Times New Roman"/>
-          <w:sz w:val="28"/>
-          <w:szCs w:val="28"/>
-          <w:lang w:val="en-US"/>
-        </w:rPr>
-        <w:t>SHOCKED</w:t>
-      </w:r>
-      <w:r>
-        <w:rPr>
-          <w:rFonts w:ascii="Times New Roman" w:eastAsia="Times New Roman" w:hAnsi="Times New Roman" w:cs="Times New Roman"/>
-          <w:sz w:val="28"/>
-          <w:szCs w:val="28"/>
-        </w:rPr>
-        <w:t xml:space="preserve">, </w:t>
-      </w:r>
-      <w:proofErr w:type="spellStart"/>
-      <w:r>
-        <w:rPr>
-          <w:rFonts w:ascii="Times New Roman" w:eastAsia="Times New Roman" w:hAnsi="Times New Roman" w:cs="Times New Roman"/>
-          <w:sz w:val="28"/>
-          <w:szCs w:val="28"/>
-          <w:lang w:val="en-US"/>
-        </w:rPr>
-        <w:t>shockLevel</w:t>
-      </w:r>
-      <w:proofErr w:type="spellEnd"/>
-      <w:r>
-        <w:rPr>
-          <w:rFonts w:ascii="Times New Roman" w:eastAsia="Times New Roman" w:hAnsi="Times New Roman" w:cs="Times New Roman"/>
-          <w:sz w:val="28"/>
-          <w:szCs w:val="28"/>
-        </w:rPr>
-        <w:t xml:space="preserve">&gt;=70, двигатель </w:t>
-      </w:r>
-      <w:r>
-        <w:rPr>
-          <w:rFonts w:ascii="Times New Roman" w:eastAsia="Times New Roman" w:hAnsi="Times New Roman" w:cs="Times New Roman"/>
-          <w:sz w:val="28"/>
-          <w:szCs w:val="28"/>
-          <w:lang w:val="en-US"/>
-        </w:rPr>
-        <w:t>STRESSED</w:t>
-      </w:r>
-      <w:r>
-        <w:rPr>
-          <w:rFonts w:ascii="Times New Roman" w:eastAsia="Times New Roman" w:hAnsi="Times New Roman" w:cs="Times New Roman"/>
-          <w:sz w:val="28"/>
-          <w:szCs w:val="28"/>
-        </w:rPr>
-        <w:t xml:space="preserve">, водитель </w:t>
-      </w:r>
-      <w:r>
-        <w:rPr>
-          <w:rFonts w:ascii="Times New Roman" w:eastAsia="Times New Roman" w:hAnsi="Times New Roman" w:cs="Times New Roman"/>
-          <w:sz w:val="28"/>
-          <w:szCs w:val="28"/>
-          <w:lang w:val="en-US"/>
-        </w:rPr>
-        <w:t>SHOCKED</w:t>
-      </w:r>
-      <w:r>
-        <w:rPr>
-          <w:rFonts w:ascii="Times New Roman" w:eastAsia="Times New Roman" w:hAnsi="Times New Roman" w:cs="Times New Roman"/>
-          <w:sz w:val="28"/>
-          <w:szCs w:val="28"/>
-        </w:rPr>
-        <w:t>.</w:t>
-      </w:r>
-    </w:p>
-    <w:p>
-      <w:pPr>
-        <w:ind w:left="360"/>
-        <w:rPr>
-          <w:rFonts w:ascii="Times New Roman" w:eastAsia="Times New Roman" w:hAnsi="Times New Roman" w:cs="Times New Roman"/>
-          <w:sz w:val="28"/>
-          <w:szCs w:val="28"/>
-        </w:rPr>
-      </w:pPr>
-      <w:r>
-        <w:rPr>
-          <w:rFonts w:ascii="Times New Roman" w:eastAsia="Times New Roman" w:hAnsi="Times New Roman" w:cs="Times New Roman"/>
-          <w:sz w:val="28"/>
-          <w:szCs w:val="28"/>
-        </w:rPr>
-        <w:t xml:space="preserve">Класс: </w:t>
-      </w:r>
-      <w:proofErr w:type="spellStart"/>
-      <w:r>
-        <w:rPr>
-          <w:rFonts w:ascii="Times New Roman" w:eastAsia="Times New Roman" w:hAnsi="Times New Roman" w:cs="Times New Roman"/>
-          <w:b/>
-          <w:sz w:val="28"/>
-          <w:szCs w:val="28"/>
-          <w:lang w:val="en-US"/>
-        </w:rPr>
-        <w:t>FordPrefect</w:t>
-      </w:r>
-      <w:proofErr w:type="spellEnd"/>
-    </w:p>
-    <w:p>
-      <w:pPr>
-        <w:pStyle w:val="ListParagraph"/>
-        <w:numPr>
-          <w:ilvl w:val="0"/>
-          <w:numId w:val="31"/>
-        </w:numPr>
-        <w:rPr>
-          <w:rFonts w:ascii="Times New Roman" w:eastAsia="Times New Roman" w:hAnsi="Times New Roman" w:cs="Times New Roman"/>
-          <w:sz w:val="28"/>
-          <w:szCs w:val="28"/>
-        </w:rPr>
-      </w:pPr>
-      <w:proofErr w:type="spellStart"/>
-      <w:r>
-        <w:rPr>
-          <w:rFonts w:ascii="Times New Roman" w:eastAsia="Times New Roman" w:hAnsi="Times New Roman" w:cs="Times New Roman"/>
-          <w:b/>
-          <w:bCs/>
-          <w:sz w:val="28"/>
-          <w:szCs w:val="28"/>
-          <w:lang w:val="en-US"/>
-        </w:rPr>
-        <w:t>fordSame</w:t>
-      </w:r>
-      <w:proofErr w:type="spellEnd"/>
-      <w:r>
-        <w:rPr>
-          <w:rFonts w:ascii="Times New Roman" w:eastAsia="Times New Roman" w:hAnsi="Times New Roman" w:cs="Times New Roman"/>
-          <w:sz w:val="28"/>
-          <w:szCs w:val="28"/>
-        </w:rPr>
-        <w:t xml:space="preserve">: Проверяет, что сильное замечание </w:t>
-      </w:r>
-      <w:proofErr w:type="gramStart"/>
-      <w:r>
-        <w:rPr>
-          <w:rFonts w:ascii="Times New Roman" w:eastAsia="Times New Roman" w:hAnsi="Times New Roman" w:cs="Times New Roman"/>
-          <w:sz w:val="28"/>
-          <w:szCs w:val="28"/>
-          <w:lang w:val="en-US"/>
-        </w:rPr>
-        <w:t>Remark</w:t>
-      </w:r>
-      <w:r>
-        <w:rPr>
-          <w:rFonts w:ascii="Times New Roman" w:eastAsia="Times New Roman" w:hAnsi="Times New Roman" w:cs="Times New Roman"/>
-          <w:sz w:val="28"/>
-          <w:szCs w:val="28"/>
-        </w:rPr>
-        <w:t>(</w:t>
-      </w:r>
-      <w:proofErr w:type="gramEnd"/>
-      <w:r>
-        <w:rPr>
-          <w:rFonts w:ascii="Times New Roman" w:eastAsia="Times New Roman" w:hAnsi="Times New Roman" w:cs="Times New Roman"/>
-          <w:sz w:val="28"/>
-          <w:szCs w:val="28"/>
-        </w:rPr>
-        <w:t xml:space="preserve">90) вызывает у </w:t>
-      </w:r>
-      <w:r>
-        <w:rPr>
-          <w:rFonts w:ascii="Times New Roman" w:eastAsia="Times New Roman" w:hAnsi="Times New Roman" w:cs="Times New Roman"/>
-          <w:sz w:val="28"/>
-          <w:szCs w:val="28"/>
-          <w:lang w:val="en-US"/>
-        </w:rPr>
-        <w:t>Ford</w:t>
-      </w:r>
-      <w:r>
-        <w:rPr>
-          <w:rFonts w:ascii="Times New Roman" w:eastAsia="Times New Roman" w:hAnsi="Times New Roman" w:cs="Times New Roman"/>
-          <w:sz w:val="28"/>
-          <w:szCs w:val="28"/>
-        </w:rPr>
-        <w:t xml:space="preserve"> реакцию (</w:t>
-      </w:r>
-      <w:r>
-        <w:rPr>
-          <w:rFonts w:ascii="Times New Roman" w:eastAsia="Times New Roman" w:hAnsi="Times New Roman" w:cs="Times New Roman"/>
-          <w:sz w:val="28"/>
-          <w:szCs w:val="28"/>
-          <w:lang w:val="en-US"/>
-        </w:rPr>
-        <w:t>emotion</w:t>
-      </w:r>
-      <w:r>
-        <w:rPr>
-          <w:rFonts w:ascii="Times New Roman" w:eastAsia="Times New Roman" w:hAnsi="Times New Roman" w:cs="Times New Roman"/>
-          <w:sz w:val="28"/>
-          <w:szCs w:val="28"/>
-        </w:rPr>
-        <w:t xml:space="preserve"> и </w:t>
-      </w:r>
-      <w:proofErr w:type="spellStart"/>
-      <w:r>
-        <w:rPr>
-          <w:rFonts w:ascii="Times New Roman" w:eastAsia="Times New Roman" w:hAnsi="Times New Roman" w:cs="Times New Roman"/>
-          <w:sz w:val="28"/>
-          <w:szCs w:val="28"/>
-          <w:lang w:val="en-US"/>
-        </w:rPr>
-        <w:t>shockLevel</w:t>
-      </w:r>
-      <w:proofErr w:type="spellEnd"/>
-      <w:r>
-        <w:rPr>
-          <w:rFonts w:ascii="Times New Roman" w:eastAsia="Times New Roman" w:hAnsi="Times New Roman" w:cs="Times New Roman"/>
-          <w:sz w:val="28"/>
-          <w:szCs w:val="28"/>
-        </w:rPr>
-        <w:t>), совпадающую с реакцией водителя при сильной ошибке (4→1).</w:t>
-      </w:r>
-    </w:p>
-    <w:p>
-      <w:pPr>
-        <w:pStyle w:val="ListParagraph"/>
-        <w:numPr>
-          <w:ilvl w:val="0"/>
-          <w:numId w:val="31"/>
-        </w:numPr>
-        <w:rPr>
-          <w:rFonts w:ascii="Times New Roman" w:eastAsia="Times New Roman" w:hAnsi="Times New Roman" w:cs="Times New Roman"/>
-          <w:sz w:val="28"/>
-          <w:szCs w:val="28"/>
-        </w:rPr>
-      </w:pPr>
-      <w:proofErr w:type="spellStart"/>
-      <w:r>
-        <w:rPr>
-          <w:rFonts w:ascii="Times New Roman" w:eastAsia="Times New Roman" w:hAnsi="Times New Roman" w:cs="Times New Roman"/>
-          <w:b/>
-          <w:bCs/>
-          <w:sz w:val="28"/>
-          <w:szCs w:val="28"/>
-          <w:lang w:val="en-US"/>
-        </w:rPr>
-        <w:t>weakRemarkNotSame</w:t>
-      </w:r>
-      <w:proofErr w:type="spellEnd"/>
-      <w:r>
-        <w:rPr>
-          <w:rFonts w:ascii="Times New Roman" w:eastAsia="Times New Roman" w:hAnsi="Times New Roman" w:cs="Times New Roman"/>
-          <w:sz w:val="28"/>
-          <w:szCs w:val="28"/>
-        </w:rPr>
-        <w:t xml:space="preserve">: Проверяет, что слабое замечание </w:t>
-      </w:r>
-      <w:proofErr w:type="gramStart"/>
-      <w:r>
-        <w:rPr>
-          <w:rFonts w:ascii="Times New Roman" w:eastAsia="Times New Roman" w:hAnsi="Times New Roman" w:cs="Times New Roman"/>
-          <w:sz w:val="28"/>
-          <w:szCs w:val="28"/>
-          <w:lang w:val="en-US"/>
-        </w:rPr>
-        <w:t>Remark</w:t>
-      </w:r>
-      <w:r>
-        <w:rPr>
-          <w:rFonts w:ascii="Times New Roman" w:eastAsia="Times New Roman" w:hAnsi="Times New Roman" w:cs="Times New Roman"/>
-          <w:sz w:val="28"/>
-          <w:szCs w:val="28"/>
-        </w:rPr>
-        <w:t>(</w:t>
-      </w:r>
-      <w:proofErr w:type="gramEnd"/>
-      <w:r>
-        <w:rPr>
-          <w:rFonts w:ascii="Times New Roman" w:eastAsia="Times New Roman" w:hAnsi="Times New Roman" w:cs="Times New Roman"/>
-          <w:sz w:val="28"/>
-          <w:szCs w:val="28"/>
-        </w:rPr>
-        <w:t xml:space="preserve">10) даёт реакцию, отличающуюся от сильного шока водителя (различается </w:t>
-      </w:r>
-      <w:r>
-        <w:rPr>
-          <w:rFonts w:ascii="Times New Roman" w:eastAsia="Times New Roman" w:hAnsi="Times New Roman" w:cs="Times New Roman"/>
-          <w:sz w:val="28"/>
-          <w:szCs w:val="28"/>
-          <w:lang w:val="en-US"/>
-        </w:rPr>
-        <w:t>emotion</w:t>
-      </w:r>
-      <w:r>
-        <w:rPr>
-          <w:rFonts w:ascii="Times New Roman" w:eastAsia="Times New Roman" w:hAnsi="Times New Roman" w:cs="Times New Roman"/>
-          <w:sz w:val="28"/>
-          <w:szCs w:val="28"/>
-        </w:rPr>
-        <w:t xml:space="preserve"> или </w:t>
-      </w:r>
-      <w:proofErr w:type="spellStart"/>
-      <w:r>
-        <w:rPr>
-          <w:rFonts w:ascii="Times New Roman" w:eastAsia="Times New Roman" w:hAnsi="Times New Roman" w:cs="Times New Roman"/>
-          <w:sz w:val="28"/>
-          <w:szCs w:val="28"/>
-          <w:lang w:val="en-US"/>
-        </w:rPr>
-        <w:t>shockLevel</w:t>
-      </w:r>
-      <w:proofErr w:type="spellEnd"/>
-      <w:r>
-        <w:rPr>
-          <w:rFonts w:ascii="Times New Roman" w:eastAsia="Times New Roman" w:hAnsi="Times New Roman" w:cs="Times New Roman"/>
-          <w:sz w:val="28"/>
-          <w:szCs w:val="28"/>
-        </w:rPr>
-        <w:t>).</w:t>
-      </w:r>
-    </w:p>
-    <w:p>
-      <w:pPr>
-        <w:pStyle w:val="ListParagraph"/>
-        <w:numPr>
-          <w:ilvl w:val="0"/>
-          <w:numId w:val="31"/>
-        </w:numPr>
-        <w:rPr>
-          <w:rFonts w:ascii="Times New Roman" w:eastAsia="Times New Roman" w:hAnsi="Times New Roman" w:cs="Times New Roman"/>
-          <w:sz w:val="28"/>
-          <w:szCs w:val="28"/>
-        </w:rPr>
-      </w:pPr>
-      <w:proofErr w:type="spellStart"/>
-      <w:r>
-        <w:rPr>
-          <w:rFonts w:ascii="Times New Roman" w:eastAsia="Times New Roman" w:hAnsi="Times New Roman" w:cs="Times New Roman"/>
-          <w:b/>
-          <w:bCs/>
-          <w:sz w:val="28"/>
-          <w:szCs w:val="28"/>
-          <w:lang w:val="en-US"/>
-        </w:rPr>
-        <w:t>fordRemarkHighImpact</w:t>
-      </w:r>
-      <w:proofErr w:type="spellEnd"/>
-      <w:r>
-        <w:rPr>
-          <w:rFonts w:ascii="Times New Roman" w:eastAsia="Times New Roman" w:hAnsi="Times New Roman" w:cs="Times New Roman"/>
-          <w:sz w:val="28"/>
-          <w:szCs w:val="28"/>
-        </w:rPr>
-        <w:t xml:space="preserve">: Проверяет ветвь </w:t>
-      </w:r>
-      <w:r>
-        <w:rPr>
-          <w:rFonts w:ascii="Times New Roman" w:eastAsia="Times New Roman" w:hAnsi="Times New Roman" w:cs="Times New Roman"/>
-          <w:sz w:val="28"/>
-          <w:szCs w:val="28"/>
-          <w:lang w:val="en-US"/>
-        </w:rPr>
-        <w:t>impact</w:t>
-      </w:r>
-      <w:r>
-        <w:rPr>
-          <w:rFonts w:ascii="Times New Roman" w:eastAsia="Times New Roman" w:hAnsi="Times New Roman" w:cs="Times New Roman"/>
-          <w:sz w:val="28"/>
-          <w:szCs w:val="28"/>
-        </w:rPr>
-        <w:t xml:space="preserve"> &gt;= 70: возвращается </w:t>
-      </w:r>
-      <w:r>
-        <w:rPr>
-          <w:rFonts w:ascii="Times New Roman" w:eastAsia="Times New Roman" w:hAnsi="Times New Roman" w:cs="Times New Roman"/>
-          <w:sz w:val="28"/>
-          <w:szCs w:val="28"/>
-          <w:lang w:val="en-US"/>
-        </w:rPr>
-        <w:t>Emotion</w:t>
-      </w:r>
-      <w:r>
-        <w:rPr>
-          <w:rFonts w:ascii="Times New Roman" w:eastAsia="Times New Roman" w:hAnsi="Times New Roman" w:cs="Times New Roman"/>
-          <w:sz w:val="28"/>
-          <w:szCs w:val="28"/>
-        </w:rPr>
-        <w:t>.</w:t>
-      </w:r>
-      <w:r>
-        <w:rPr>
-          <w:rFonts w:ascii="Times New Roman" w:eastAsia="Times New Roman" w:hAnsi="Times New Roman" w:cs="Times New Roman"/>
-          <w:sz w:val="28"/>
-          <w:szCs w:val="28"/>
-          <w:lang w:val="en-US"/>
-        </w:rPr>
-        <w:t>SHOCKED</w:t>
-      </w:r>
-      <w:r>
-        <w:rPr>
-          <w:rFonts w:ascii="Times New Roman" w:eastAsia="Times New Roman" w:hAnsi="Times New Roman" w:cs="Times New Roman"/>
-          <w:sz w:val="28"/>
-          <w:szCs w:val="28"/>
-        </w:rPr>
-        <w:t xml:space="preserve">, </w:t>
-      </w:r>
-      <w:proofErr w:type="spellStart"/>
-      <w:r>
-        <w:rPr>
-          <w:rFonts w:ascii="Times New Roman" w:eastAsia="Times New Roman" w:hAnsi="Times New Roman" w:cs="Times New Roman"/>
-          <w:sz w:val="28"/>
-          <w:szCs w:val="28"/>
-          <w:lang w:val="en-US"/>
-        </w:rPr>
-        <w:t>shockLevel</w:t>
-      </w:r>
-      <w:proofErr w:type="spellEnd"/>
-      <w:r>
-        <w:rPr>
-          <w:rFonts w:ascii="Times New Roman" w:eastAsia="Times New Roman" w:hAnsi="Times New Roman" w:cs="Times New Roman"/>
-          <w:sz w:val="28"/>
-          <w:szCs w:val="28"/>
-        </w:rPr>
-        <w:t>=80.</w:t>
-      </w:r>
-    </w:p>
-    <w:p>
-      <w:pPr>
-        <w:pStyle w:val="ListParagraph"/>
-        <w:numPr>
-          <w:ilvl w:val="0"/>
-          <w:numId w:val="31"/>
-        </w:numPr>
-        <w:rPr>
-          <w:rFonts w:ascii="Times New Roman" w:eastAsia="Times New Roman" w:hAnsi="Times New Roman" w:cs="Times New Roman"/>
-          <w:sz w:val="28"/>
-          <w:szCs w:val="28"/>
-        </w:rPr>
-      </w:pPr>
-      <w:proofErr w:type="spellStart"/>
-      <w:r>
-        <w:rPr>
-          <w:rFonts w:ascii="Times New Roman" w:eastAsia="Times New Roman" w:hAnsi="Times New Roman" w:cs="Times New Roman"/>
-          <w:b/>
-          <w:bCs/>
-          <w:sz w:val="28"/>
-          <w:szCs w:val="28"/>
-          <w:lang w:val="en-US"/>
-        </w:rPr>
-        <w:lastRenderedPageBreak/>
-        <w:t>fordRemarkMediumImpact</w:t>
-      </w:r>
-      <w:proofErr w:type="spellEnd"/>
-      <w:r>
-        <w:rPr>
-          <w:rFonts w:ascii="Times New Roman" w:eastAsia="Times New Roman" w:hAnsi="Times New Roman" w:cs="Times New Roman"/>
-          <w:sz w:val="28"/>
-          <w:szCs w:val="28"/>
-        </w:rPr>
-        <w:t xml:space="preserve">: Проверяет ветвь 30 &lt;= </w:t>
-      </w:r>
-      <w:r>
-        <w:rPr>
-          <w:rFonts w:ascii="Times New Roman" w:eastAsia="Times New Roman" w:hAnsi="Times New Roman" w:cs="Times New Roman"/>
-          <w:sz w:val="28"/>
-          <w:szCs w:val="28"/>
-          <w:lang w:val="en-US"/>
-        </w:rPr>
-        <w:t>impact</w:t>
-      </w:r>
-      <w:r>
-        <w:rPr>
-          <w:rFonts w:ascii="Times New Roman" w:eastAsia="Times New Roman" w:hAnsi="Times New Roman" w:cs="Times New Roman"/>
-          <w:sz w:val="28"/>
-          <w:szCs w:val="28"/>
-        </w:rPr>
-        <w:t xml:space="preserve"> &lt; 70: возвращается </w:t>
-      </w:r>
-      <w:r>
-        <w:rPr>
-          <w:rFonts w:ascii="Times New Roman" w:eastAsia="Times New Roman" w:hAnsi="Times New Roman" w:cs="Times New Roman"/>
-          <w:sz w:val="28"/>
-          <w:szCs w:val="28"/>
-          <w:lang w:val="en-US"/>
-        </w:rPr>
-        <w:t>Emotion</w:t>
-      </w:r>
-      <w:r>
-        <w:rPr>
-          <w:rFonts w:ascii="Times New Roman" w:eastAsia="Times New Roman" w:hAnsi="Times New Roman" w:cs="Times New Roman"/>
-          <w:sz w:val="28"/>
-          <w:szCs w:val="28"/>
-        </w:rPr>
-        <w:t>.</w:t>
-      </w:r>
-      <w:r>
-        <w:rPr>
-          <w:rFonts w:ascii="Times New Roman" w:eastAsia="Times New Roman" w:hAnsi="Times New Roman" w:cs="Times New Roman"/>
-          <w:sz w:val="28"/>
-          <w:szCs w:val="28"/>
-          <w:lang w:val="en-US"/>
-        </w:rPr>
-        <w:t>PROUD</w:t>
-      </w:r>
-      <w:r>
-        <w:rPr>
-          <w:rFonts w:ascii="Times New Roman" w:eastAsia="Times New Roman" w:hAnsi="Times New Roman" w:cs="Times New Roman"/>
-          <w:sz w:val="28"/>
-          <w:szCs w:val="28"/>
-        </w:rPr>
-        <w:t xml:space="preserve">, </w:t>
-      </w:r>
-      <w:proofErr w:type="spellStart"/>
-      <w:r>
-        <w:rPr>
-          <w:rFonts w:ascii="Times New Roman" w:eastAsia="Times New Roman" w:hAnsi="Times New Roman" w:cs="Times New Roman"/>
-          <w:sz w:val="28"/>
-          <w:szCs w:val="28"/>
-          <w:lang w:val="en-US"/>
-        </w:rPr>
-        <w:t>shockLevel</w:t>
-      </w:r>
-      <w:proofErr w:type="spellEnd"/>
-      <w:r>
-        <w:rPr>
-          <w:rFonts w:ascii="Times New Roman" w:eastAsia="Times New Roman" w:hAnsi="Times New Roman" w:cs="Times New Roman"/>
-          <w:sz w:val="28"/>
-          <w:szCs w:val="28"/>
-        </w:rPr>
-        <w:t>=10.</w:t>
-      </w:r>
-      <w:r>
-        <w:rPr>
-          <w:rFonts w:ascii="Times New Roman" w:eastAsia="Times New Roman" w:hAnsi="Times New Roman" w:cs="Times New Roman"/>
-          <w:sz w:val="28"/>
-          <w:szCs w:val="28"/>
-        </w:rPr>
-        <w:br/>
-        <w:t xml:space="preserve">● </w:t>
-      </w:r>
-      <w:proofErr w:type="spellStart"/>
-      <w:r>
-        <w:rPr>
-          <w:rFonts w:ascii="Times New Roman" w:eastAsia="Times New Roman" w:hAnsi="Times New Roman" w:cs="Times New Roman"/>
-          <w:b/>
-          <w:bCs/>
-          <w:sz w:val="28"/>
-          <w:szCs w:val="28"/>
-          <w:lang w:val="en-US"/>
-        </w:rPr>
-        <w:t>fordRemarkLowImpact</w:t>
-      </w:r>
-      <w:proofErr w:type="spellEnd"/>
-      <w:r>
-        <w:rPr>
-          <w:rFonts w:ascii="Times New Roman" w:eastAsia="Times New Roman" w:hAnsi="Times New Roman" w:cs="Times New Roman"/>
-          <w:sz w:val="28"/>
-          <w:szCs w:val="28"/>
-        </w:rPr>
-        <w:t xml:space="preserve">: Проверяет ветвь </w:t>
-      </w:r>
-      <w:r>
-        <w:rPr>
-          <w:rFonts w:ascii="Times New Roman" w:eastAsia="Times New Roman" w:hAnsi="Times New Roman" w:cs="Times New Roman"/>
-          <w:sz w:val="28"/>
-          <w:szCs w:val="28"/>
-          <w:lang w:val="en-US"/>
-        </w:rPr>
-        <w:t>impact</w:t>
-      </w:r>
-      <w:r>
-        <w:rPr>
-          <w:rFonts w:ascii="Times New Roman" w:eastAsia="Times New Roman" w:hAnsi="Times New Roman" w:cs="Times New Roman"/>
-          <w:sz w:val="28"/>
-          <w:szCs w:val="28"/>
-        </w:rPr>
-        <w:t xml:space="preserve"> &lt; 30: возвращается </w:t>
-      </w:r>
-      <w:r>
-        <w:rPr>
-          <w:rFonts w:ascii="Times New Roman" w:eastAsia="Times New Roman" w:hAnsi="Times New Roman" w:cs="Times New Roman"/>
-          <w:sz w:val="28"/>
-          <w:szCs w:val="28"/>
-          <w:lang w:val="en-US"/>
-        </w:rPr>
-        <w:t>Emotion</w:t>
-      </w:r>
-      <w:r>
-        <w:rPr>
-          <w:rFonts w:ascii="Times New Roman" w:eastAsia="Times New Roman" w:hAnsi="Times New Roman" w:cs="Times New Roman"/>
-          <w:sz w:val="28"/>
-          <w:szCs w:val="28"/>
-        </w:rPr>
-        <w:t>.</w:t>
-      </w:r>
-      <w:r>
-        <w:rPr>
-          <w:rFonts w:ascii="Times New Roman" w:eastAsia="Times New Roman" w:hAnsi="Times New Roman" w:cs="Times New Roman"/>
-          <w:sz w:val="28"/>
-          <w:szCs w:val="28"/>
-          <w:lang w:val="en-US"/>
-        </w:rPr>
-        <w:t>PROUD</w:t>
-      </w:r>
-      <w:r>
-        <w:rPr>
-          <w:rFonts w:ascii="Times New Roman" w:eastAsia="Times New Roman" w:hAnsi="Times New Roman" w:cs="Times New Roman"/>
-          <w:sz w:val="28"/>
-          <w:szCs w:val="28"/>
-        </w:rPr>
-        <w:t xml:space="preserve">, </w:t>
-      </w:r>
-      <w:proofErr w:type="spellStart"/>
-      <w:r>
-        <w:rPr>
-          <w:rFonts w:ascii="Times New Roman" w:eastAsia="Times New Roman" w:hAnsi="Times New Roman" w:cs="Times New Roman"/>
-          <w:sz w:val="28"/>
-          <w:szCs w:val="28"/>
-          <w:lang w:val="en-US"/>
-        </w:rPr>
-        <w:t>shockLevel</w:t>
-      </w:r>
-      <w:proofErr w:type="spellEnd"/>
-      <w:r>
-        <w:rPr>
-          <w:rFonts w:ascii="Times New Roman" w:eastAsia="Times New Roman" w:hAnsi="Times New Roman" w:cs="Times New Roman"/>
-          <w:sz w:val="28"/>
-          <w:szCs w:val="28"/>
-        </w:rPr>
-        <w:t>=0.</w:t>
-      </w:r>
-    </w:p>
-    <w:p>
-      <w:pPr>
-        <w:rPr>
-          <w:rFonts w:ascii="Times New Roman" w:eastAsia="Times New Roman" w:hAnsi="Times New Roman" w:cs="Times New Roman"/>
-          <w:sz w:val="28"/>
-          <w:szCs w:val="28"/>
-        </w:rPr>
-      </w:pPr>
-      <w:r>
-        <w:rPr>
-          <w:rFonts w:ascii="Times New Roman" w:eastAsia="Times New Roman" w:hAnsi="Times New Roman" w:cs="Times New Roman"/>
-          <w:sz w:val="28"/>
-          <w:szCs w:val="28"/>
-        </w:rPr>
-        <w:t xml:space="preserve">Класс: </w:t>
-      </w:r>
-      <w:r>
-        <w:rPr>
-          <w:rFonts w:ascii="Times New Roman" w:eastAsia="Times New Roman" w:hAnsi="Times New Roman" w:cs="Times New Roman"/>
-          <w:b/>
-          <w:sz w:val="28"/>
-          <w:szCs w:val="28"/>
-          <w:lang w:val="en-US"/>
-        </w:rPr>
-        <w:t>Remark</w:t>
-      </w:r>
-    </w:p>
-    <w:p>
-      <w:pPr>
-        <w:pStyle w:val="ListParagraph"/>
-        <w:numPr>
-          <w:ilvl w:val="0"/>
-          <w:numId w:val="32"/>
-        </w:numPr>
-        <w:rPr>
-          <w:rFonts w:ascii="Times New Roman" w:eastAsia="Times New Roman" w:hAnsi="Times New Roman" w:cs="Times New Roman"/>
-          <w:sz w:val="28"/>
-          <w:szCs w:val="28"/>
-        </w:rPr>
-      </w:pPr>
-      <w:proofErr w:type="spellStart"/>
-      <w:r>
-        <w:rPr>
-          <w:rFonts w:ascii="Times New Roman" w:eastAsia="Times New Roman" w:hAnsi="Times New Roman" w:cs="Times New Roman"/>
-          <w:b/>
-          <w:bCs/>
-          <w:sz w:val="28"/>
-          <w:szCs w:val="28"/>
-          <w:lang w:val="en-US"/>
-        </w:rPr>
-        <w:t>remarkValidation</w:t>
-      </w:r>
-      <w:proofErr w:type="spellEnd"/>
-      <w:r>
-        <w:rPr>
-          <w:rFonts w:ascii="Times New Roman" w:eastAsia="Times New Roman" w:hAnsi="Times New Roman" w:cs="Times New Roman"/>
-          <w:sz w:val="28"/>
-          <w:szCs w:val="28"/>
-        </w:rPr>
-        <w:t xml:space="preserve">: Проверяет валидацию </w:t>
-      </w:r>
-      <w:r>
-        <w:rPr>
-          <w:rFonts w:ascii="Times New Roman" w:eastAsia="Times New Roman" w:hAnsi="Times New Roman" w:cs="Times New Roman"/>
-          <w:sz w:val="28"/>
-          <w:szCs w:val="28"/>
-          <w:lang w:val="en-US"/>
-        </w:rPr>
-        <w:t>impact</w:t>
-      </w:r>
-      <w:r>
-        <w:rPr>
-          <w:rFonts w:ascii="Times New Roman" w:eastAsia="Times New Roman" w:hAnsi="Times New Roman" w:cs="Times New Roman"/>
-          <w:sz w:val="28"/>
-          <w:szCs w:val="28"/>
-        </w:rPr>
-        <w:t xml:space="preserve">: значения вне диапазона (−1 и 101) должны выбрасывать </w:t>
-      </w:r>
-      <w:proofErr w:type="spellStart"/>
-      <w:r>
-        <w:rPr>
-          <w:rFonts w:ascii="Times New Roman" w:eastAsia="Times New Roman" w:hAnsi="Times New Roman" w:cs="Times New Roman"/>
-          <w:sz w:val="28"/>
-          <w:szCs w:val="28"/>
-          <w:lang w:val="en-US"/>
-        </w:rPr>
-        <w:t>IllegalArgumentException</w:t>
-      </w:r>
-      <w:proofErr w:type="spellEnd"/>
-      <w:r>
-        <w:rPr>
-          <w:rFonts w:ascii="Times New Roman" w:eastAsia="Times New Roman" w:hAnsi="Times New Roman" w:cs="Times New Roman"/>
-          <w:sz w:val="28"/>
-          <w:szCs w:val="28"/>
-        </w:rPr>
-        <w:t>.</w:t>
-      </w:r>
-    </w:p>
-    <w:p>
-      <w:pPr>
-        <w:rPr>
-          <w:rFonts w:ascii="Times New Roman" w:eastAsia="Times New Roman" w:hAnsi="Times New Roman" w:cs="Times New Roman"/>
-          <w:sz w:val="28"/>
-          <w:szCs w:val="28"/>
-        </w:rPr>
-      </w:pPr>
-      <w:r>
-        <w:rPr>
-          <w:rFonts w:ascii="Times New Roman" w:eastAsia="Times New Roman" w:hAnsi="Times New Roman" w:cs="Times New Roman"/>
-          <w:sz w:val="28"/>
-          <w:szCs w:val="28"/>
-        </w:rPr>
-        <w:t xml:space="preserve">Класс: </w:t>
-      </w:r>
-      <w:r>
-        <w:rPr>
-          <w:rFonts w:ascii="Times New Roman" w:eastAsia="Times New Roman" w:hAnsi="Times New Roman" w:cs="Times New Roman"/>
-          <w:b/>
-          <w:sz w:val="28"/>
-          <w:szCs w:val="28"/>
-          <w:lang w:val="en-US"/>
-        </w:rPr>
-        <w:t>Car</w:t>
-      </w:r>
-    </w:p>
-    <w:p>
-      <w:pPr>
-        <w:pStyle w:val="ListParagraph"/>
-        <w:numPr>
-          <w:ilvl w:val="0"/>
-          <w:numId w:val="32"/>
-        </w:numPr>
-        <w:rPr>
-          <w:rFonts w:ascii="Times New Roman" w:eastAsia="Times New Roman" w:hAnsi="Times New Roman" w:cs="Times New Roman"/>
-          <w:sz w:val="28"/>
-          <w:szCs w:val="28"/>
-        </w:rPr>
-      </w:pPr>
-      <w:proofErr w:type="spellStart"/>
-      <w:r>
-        <w:rPr>
-          <w:rFonts w:ascii="Times New Roman" w:eastAsia="Times New Roman" w:hAnsi="Times New Roman" w:cs="Times New Roman"/>
-          <w:b/>
-          <w:bCs/>
-          <w:sz w:val="28"/>
-          <w:szCs w:val="28"/>
-          <w:lang w:val="en-US"/>
-        </w:rPr>
-        <w:t>carConstructorSetsDefaults</w:t>
-      </w:r>
-      <w:proofErr w:type="spellEnd"/>
-      <w:r>
-        <w:rPr>
-          <w:rFonts w:ascii="Times New Roman" w:eastAsia="Times New Roman" w:hAnsi="Times New Roman" w:cs="Times New Roman"/>
-          <w:sz w:val="28"/>
-          <w:szCs w:val="28"/>
-        </w:rPr>
-        <w:t xml:space="preserve">: Проверяет корректность создания </w:t>
-      </w:r>
-      <w:r>
-        <w:rPr>
-          <w:rFonts w:ascii="Times New Roman" w:eastAsia="Times New Roman" w:hAnsi="Times New Roman" w:cs="Times New Roman"/>
-          <w:sz w:val="28"/>
-          <w:szCs w:val="28"/>
-          <w:lang w:val="en-US"/>
-        </w:rPr>
-        <w:t>Car</w:t>
-      </w:r>
-      <w:r>
-        <w:rPr>
-          <w:rFonts w:ascii="Times New Roman" w:eastAsia="Times New Roman" w:hAnsi="Times New Roman" w:cs="Times New Roman"/>
-          <w:sz w:val="28"/>
-          <w:szCs w:val="28"/>
-        </w:rPr>
-        <w:t>(</w:t>
-      </w:r>
-      <w:proofErr w:type="spellStart"/>
-      <w:r>
-        <w:rPr>
-          <w:rFonts w:ascii="Times New Roman" w:eastAsia="Times New Roman" w:hAnsi="Times New Roman" w:cs="Times New Roman"/>
-          <w:sz w:val="28"/>
-          <w:szCs w:val="28"/>
-          <w:lang w:val="en-US"/>
-        </w:rPr>
-        <w:t>initialGear</w:t>
-      </w:r>
-      <w:proofErr w:type="spellEnd"/>
-      <w:r>
-        <w:rPr>
-          <w:rFonts w:ascii="Times New Roman" w:eastAsia="Times New Roman" w:hAnsi="Times New Roman" w:cs="Times New Roman"/>
-          <w:sz w:val="28"/>
-          <w:szCs w:val="28"/>
-        </w:rPr>
-        <w:t xml:space="preserve">): начальная передача задана верно, состояние двигателя по умолчанию </w:t>
-      </w:r>
-      <w:r>
-        <w:rPr>
-          <w:rFonts w:ascii="Times New Roman" w:eastAsia="Times New Roman" w:hAnsi="Times New Roman" w:cs="Times New Roman"/>
-          <w:sz w:val="28"/>
-          <w:szCs w:val="28"/>
-          <w:lang w:val="en-US"/>
-        </w:rPr>
-        <w:t>NORMAL</w:t>
-      </w:r>
-      <w:r>
-        <w:rPr>
-          <w:rFonts w:ascii="Times New Roman" w:eastAsia="Times New Roman" w:hAnsi="Times New Roman" w:cs="Times New Roman"/>
-          <w:sz w:val="28"/>
-          <w:szCs w:val="28"/>
-        </w:rPr>
-        <w:t>.</w:t>
-      </w:r>
-    </w:p>
-    <w:p>
-      <w:pPr>
-        <w:pStyle w:val="ListParagraph"/>
-        <w:numPr>
-          <w:ilvl w:val="0"/>
-          <w:numId w:val="32"/>
-        </w:numPr>
-        <w:rPr>
-          <w:rFonts w:ascii="Times New Roman" w:eastAsia="Times New Roman" w:hAnsi="Times New Roman" w:cs="Times New Roman"/>
-          <w:sz w:val="28"/>
-          <w:szCs w:val="28"/>
-        </w:rPr>
-      </w:pPr>
-      <w:proofErr w:type="spellStart"/>
-      <w:r>
-        <w:rPr>
-          <w:rFonts w:ascii="Times New Roman" w:eastAsia="Times New Roman" w:hAnsi="Times New Roman" w:cs="Times New Roman"/>
-          <w:b/>
-          <w:bCs/>
-          <w:sz w:val="28"/>
-          <w:szCs w:val="28"/>
-          <w:lang w:val="en-US"/>
-        </w:rPr>
-        <w:t>carSettersUpdateState</w:t>
-      </w:r>
-      <w:proofErr w:type="spellEnd"/>
-      <w:r>
-        <w:rPr>
-          <w:rFonts w:ascii="Times New Roman" w:eastAsia="Times New Roman" w:hAnsi="Times New Roman" w:cs="Times New Roman"/>
-          <w:sz w:val="28"/>
-          <w:szCs w:val="28"/>
-        </w:rPr>
-        <w:t xml:space="preserve">: Проверяет, что методы </w:t>
-      </w:r>
-      <w:proofErr w:type="spellStart"/>
-      <w:r>
-        <w:rPr>
-          <w:rFonts w:ascii="Times New Roman" w:eastAsia="Times New Roman" w:hAnsi="Times New Roman" w:cs="Times New Roman"/>
-          <w:sz w:val="28"/>
-          <w:szCs w:val="28"/>
-          <w:lang w:val="en-US"/>
-        </w:rPr>
-        <w:t>setCurrentGear</w:t>
-      </w:r>
-      <w:proofErr w:type="spellEnd"/>
-      <w:r>
-        <w:rPr>
-          <w:rFonts w:ascii="Times New Roman" w:eastAsia="Times New Roman" w:hAnsi="Times New Roman" w:cs="Times New Roman"/>
-          <w:sz w:val="28"/>
-          <w:szCs w:val="28"/>
-        </w:rPr>
-        <w:t xml:space="preserve"> и </w:t>
-      </w:r>
-      <w:proofErr w:type="spellStart"/>
-      <w:r>
-        <w:rPr>
-          <w:rFonts w:ascii="Times New Roman" w:eastAsia="Times New Roman" w:hAnsi="Times New Roman" w:cs="Times New Roman"/>
-          <w:sz w:val="28"/>
-          <w:szCs w:val="28"/>
-          <w:lang w:val="en-US"/>
-        </w:rPr>
-        <w:t>setEngineState</w:t>
-      </w:r>
-      <w:proofErr w:type="spellEnd"/>
-      <w:r>
-        <w:rPr>
-          <w:rFonts w:ascii="Times New Roman" w:eastAsia="Times New Roman" w:hAnsi="Times New Roman" w:cs="Times New Roman"/>
-          <w:sz w:val="28"/>
-          <w:szCs w:val="28"/>
-        </w:rPr>
-        <w:t xml:space="preserve"> корректно обновляют состояние автомобиля.</w:t>
-      </w:r>
-    </w:p>
-    <w:p>
-      <w:pPr>
-        <w:rPr>
-          <w:rFonts w:ascii="Times New Roman" w:eastAsia="Times New Roman" w:hAnsi="Times New Roman" w:cs="Times New Roman"/>
-          <w:sz w:val="28"/>
-          <w:szCs w:val="28"/>
-        </w:rPr>
-      </w:pPr>
-      <w:r>
-        <w:rPr>
-          <w:rFonts w:ascii="Times New Roman" w:eastAsia="Times New Roman" w:hAnsi="Times New Roman" w:cs="Times New Roman"/>
-          <w:sz w:val="28"/>
-          <w:szCs w:val="28"/>
-        </w:rPr>
-        <w:t xml:space="preserve">Класс: </w:t>
-      </w:r>
-      <w:r>
-        <w:rPr>
-          <w:rFonts w:ascii="Times New Roman" w:eastAsia="Times New Roman" w:hAnsi="Times New Roman" w:cs="Times New Roman"/>
-          <w:b/>
-          <w:sz w:val="28"/>
-          <w:szCs w:val="28"/>
-          <w:lang w:val="en-US"/>
-        </w:rPr>
-        <w:t>Experience</w:t>
-      </w:r>
-    </w:p>
-    <w:p>
-      <w:pPr>
-        <w:pStyle w:val="ListParagraph"/>
-        <w:numPr>
-          <w:ilvl w:val="0"/>
-          <w:numId w:val="33"/>
-        </w:numPr>
-        <w:rPr>
-          <w:rFonts w:ascii="Times New Roman" w:eastAsia="Times New Roman" w:hAnsi="Times New Roman" w:cs="Times New Roman"/>
-          <w:sz w:val="28"/>
-          <w:szCs w:val="28"/>
-        </w:rPr>
-      </w:pPr>
-      <w:proofErr w:type="spellStart"/>
-      <w:r>
-        <w:rPr>
-          <w:rFonts w:ascii="Times New Roman" w:eastAsia="Times New Roman" w:hAnsi="Times New Roman" w:cs="Times New Roman"/>
-          <w:b/>
-          <w:bCs/>
-          <w:sz w:val="28"/>
-          <w:szCs w:val="28"/>
-          <w:lang w:val="en-US"/>
-        </w:rPr>
-        <w:t>experienceAcceptsBoundaryValues</w:t>
-      </w:r>
-      <w:proofErr w:type="spellEnd"/>
-      <w:r>
-        <w:rPr>
-          <w:rFonts w:ascii="Times New Roman" w:eastAsia="Times New Roman" w:hAnsi="Times New Roman" w:cs="Times New Roman"/>
-          <w:sz w:val="28"/>
-          <w:szCs w:val="28"/>
-        </w:rPr>
-        <w:t xml:space="preserve">: Проверяет допустимые граничные значения </w:t>
-      </w:r>
-      <w:proofErr w:type="spellStart"/>
-      <w:r>
-        <w:rPr>
-          <w:rFonts w:ascii="Times New Roman" w:eastAsia="Times New Roman" w:hAnsi="Times New Roman" w:cs="Times New Roman"/>
-          <w:sz w:val="28"/>
-          <w:szCs w:val="28"/>
-          <w:lang w:val="en-US"/>
-        </w:rPr>
-        <w:t>shockLevel</w:t>
-      </w:r>
-      <w:proofErr w:type="spellEnd"/>
-      <w:r>
-        <w:rPr>
-          <w:rFonts w:ascii="Times New Roman" w:eastAsia="Times New Roman" w:hAnsi="Times New Roman" w:cs="Times New Roman"/>
-          <w:sz w:val="28"/>
-          <w:szCs w:val="28"/>
-        </w:rPr>
-        <w:t xml:space="preserve"> (0 и 100) — объект создаётся корректно.</w:t>
-      </w:r>
-    </w:p>
-    <w:p>
-      <w:pPr>
-        <w:pStyle w:val="ListParagraph"/>
-        <w:numPr>
-          <w:ilvl w:val="0"/>
-          <w:numId w:val="33"/>
-        </w:numPr>
-        <w:rPr>
-          <w:rFonts w:ascii="Times New Roman" w:eastAsia="Times New Roman" w:hAnsi="Times New Roman" w:cs="Times New Roman"/>
-          <w:sz w:val="28"/>
-          <w:szCs w:val="28"/>
-          <w:lang w:val="en-US"/>
-        </w:rPr>
-      </w:pPr>
-      <w:proofErr w:type="spellStart"/>
-      <w:r>
-        <w:rPr>
-          <w:rFonts w:ascii="Times New Roman" w:eastAsia="Times New Roman" w:hAnsi="Times New Roman" w:cs="Times New Roman"/>
-          <w:b/>
-          <w:bCs/>
-          <w:sz w:val="28"/>
-          <w:szCs w:val="28"/>
-          <w:lang w:val="en-US"/>
-        </w:rPr>
-        <w:t>experienceThrowsWhenShockLevelNegative</w:t>
-      </w:r>
-      <w:proofErr w:type="spellEnd"/>
-      <w:r>
-        <w:rPr>
-          <w:rFonts w:ascii="Times New Roman" w:eastAsia="Times New Roman" w:hAnsi="Times New Roman" w:cs="Times New Roman"/>
-          <w:sz w:val="28"/>
-          <w:szCs w:val="28"/>
-          <w:lang w:val="en-US"/>
-        </w:rPr>
-        <w:t xml:space="preserve">: </w:t>
-      </w:r>
-      <w:r>
-        <w:rPr>
-          <w:rFonts w:ascii="Times New Roman" w:eastAsia="Times New Roman" w:hAnsi="Times New Roman" w:cs="Times New Roman"/>
-          <w:sz w:val="28"/>
-          <w:szCs w:val="28"/>
-        </w:rPr>
-        <w:t>Проверяет</w:t>
-      </w:r>
-      <w:r>
-        <w:rPr>
-          <w:rFonts w:ascii="Times New Roman" w:eastAsia="Times New Roman" w:hAnsi="Times New Roman" w:cs="Times New Roman"/>
-          <w:sz w:val="28"/>
-          <w:szCs w:val="28"/>
-          <w:lang w:val="en-US"/>
-        </w:rPr>
-        <w:t xml:space="preserve">, </w:t>
-      </w:r>
-      <w:r>
-        <w:rPr>
-          <w:rFonts w:ascii="Times New Roman" w:eastAsia="Times New Roman" w:hAnsi="Times New Roman" w:cs="Times New Roman"/>
-          <w:sz w:val="28"/>
-          <w:szCs w:val="28"/>
-        </w:rPr>
-        <w:t>что</w:t>
-      </w:r>
-      <w:r>
-        <w:rPr>
-          <w:rFonts w:ascii="Times New Roman" w:eastAsia="Times New Roman" w:hAnsi="Times New Roman" w:cs="Times New Roman"/>
-          <w:sz w:val="28"/>
-          <w:szCs w:val="28"/>
-          <w:lang w:val="en-US"/>
-        </w:rPr>
-        <w:t xml:space="preserve"> </w:t>
-      </w:r>
-      <w:r>
-        <w:rPr>
-          <w:rFonts w:ascii="Times New Roman" w:eastAsia="Times New Roman" w:hAnsi="Times New Roman" w:cs="Times New Roman"/>
-          <w:sz w:val="28"/>
-          <w:szCs w:val="28"/>
-        </w:rPr>
-        <w:t>при</w:t>
-      </w:r>
-      <w:r>
-        <w:rPr>
-          <w:rFonts w:ascii="Times New Roman" w:eastAsia="Times New Roman" w:hAnsi="Times New Roman" w:cs="Times New Roman"/>
-          <w:sz w:val="28"/>
-          <w:szCs w:val="28"/>
-          <w:lang w:val="en-US"/>
-        </w:rPr>
-        <w:t xml:space="preserve"> </w:t>
-      </w:r>
-      <w:proofErr w:type="spellStart"/>
-      <w:r>
-        <w:rPr>
-          <w:rFonts w:ascii="Times New Roman" w:eastAsia="Times New Roman" w:hAnsi="Times New Roman" w:cs="Times New Roman"/>
-          <w:sz w:val="28"/>
-          <w:szCs w:val="28"/>
-          <w:lang w:val="en-US"/>
-        </w:rPr>
-        <w:t>shockLevel</w:t>
-      </w:r>
-      <w:proofErr w:type="spellEnd"/>
-      <w:r>
-        <w:rPr>
-          <w:rFonts w:ascii="Times New Roman" w:eastAsia="Times New Roman" w:hAnsi="Times New Roman" w:cs="Times New Roman"/>
-          <w:sz w:val="28"/>
-          <w:szCs w:val="28"/>
-          <w:lang w:val="en-US"/>
-        </w:rPr>
-        <w:t xml:space="preserve"> &lt; 0 </w:t>
-      </w:r>
-      <w:r>
-        <w:rPr>
-          <w:rFonts w:ascii="Times New Roman" w:eastAsia="Times New Roman" w:hAnsi="Times New Roman" w:cs="Times New Roman"/>
-          <w:sz w:val="28"/>
-          <w:szCs w:val="28"/>
-        </w:rPr>
-        <w:t>выбрасывается</w:t>
-      </w:r>
-      <w:r>
-        <w:rPr>
-          <w:rFonts w:ascii="Times New Roman" w:eastAsia="Times New Roman" w:hAnsi="Times New Roman" w:cs="Times New Roman"/>
-          <w:sz w:val="28"/>
-          <w:szCs w:val="28"/>
-          <w:lang w:val="en-US"/>
-        </w:rPr>
-        <w:t xml:space="preserve"> </w:t>
-      </w:r>
-      <w:proofErr w:type="spellStart"/>
-      <w:r>
-        <w:rPr>
-          <w:rFonts w:ascii="Times New Roman" w:eastAsia="Times New Roman" w:hAnsi="Times New Roman" w:cs="Times New Roman"/>
-          <w:sz w:val="28"/>
-          <w:szCs w:val="28"/>
-          <w:lang w:val="en-US"/>
-        </w:rPr>
-        <w:t>IllegalArgumentException</w:t>
-      </w:r>
-      <w:proofErr w:type="spellEnd"/>
-      <w:r>
-        <w:rPr>
-          <w:rFonts w:ascii="Times New Roman" w:eastAsia="Times New Roman" w:hAnsi="Times New Roman" w:cs="Times New Roman"/>
-          <w:sz w:val="28"/>
-          <w:szCs w:val="28"/>
-          <w:lang w:val="en-US"/>
-        </w:rPr>
-        <w:t>.</w:t>
-      </w:r>
-    </w:p>
-    <w:p>
-      <w:pPr>
-        <w:pStyle w:val="ListParagraph"/>
-        <w:numPr>
-          <w:ilvl w:val="0"/>
-          <w:numId w:val="33"/>
-        </w:numPr>
-        <w:rPr>
-          <w:rFonts w:ascii="Times New Roman" w:eastAsia="Times New Roman" w:hAnsi="Times New Roman" w:cs="Times New Roman"/>
-          <w:sz w:val="28"/>
-          <w:szCs w:val="28"/>
-          <w:lang w:val="en-US"/>
-        </w:rPr>
-      </w:pPr>
-      <w:proofErr w:type="spellStart"/>
-      <w:r>
-        <w:rPr>
-          <w:rFonts w:ascii="Times New Roman" w:eastAsia="Times New Roman" w:hAnsi="Times New Roman" w:cs="Times New Roman"/>
-          <w:b/>
-          <w:bCs/>
-          <w:sz w:val="28"/>
-          <w:szCs w:val="28"/>
-          <w:lang w:val="en-US"/>
-        </w:rPr>
-        <w:t>experienceThrowsWhenShockLevelTooHigh</w:t>
-      </w:r>
-      <w:proofErr w:type="spellEnd"/>
-      <w:r>
-        <w:rPr>
-          <w:rFonts w:ascii="Times New Roman" w:eastAsia="Times New Roman" w:hAnsi="Times New Roman" w:cs="Times New Roman"/>
-          <w:sz w:val="28"/>
-          <w:szCs w:val="28"/>
-          <w:lang w:val="en-US"/>
-        </w:rPr>
-        <w:t xml:space="preserve">: </w:t>
-      </w:r>
-      <w:r>
-        <w:rPr>
-          <w:rFonts w:ascii="Times New Roman" w:eastAsia="Times New Roman" w:hAnsi="Times New Roman" w:cs="Times New Roman"/>
-          <w:sz w:val="28"/>
-          <w:szCs w:val="28"/>
-        </w:rPr>
-        <w:t>Проверяет</w:t>
-      </w:r>
-      <w:r>
-        <w:rPr>
-          <w:rFonts w:ascii="Times New Roman" w:eastAsia="Times New Roman" w:hAnsi="Times New Roman" w:cs="Times New Roman"/>
-          <w:sz w:val="28"/>
-          <w:szCs w:val="28"/>
-          <w:lang w:val="en-US"/>
-        </w:rPr>
-        <w:t xml:space="preserve">, </w:t>
-      </w:r>
-      <w:r>
-        <w:rPr>
-          <w:rFonts w:ascii="Times New Roman" w:eastAsia="Times New Roman" w:hAnsi="Times New Roman" w:cs="Times New Roman"/>
-          <w:sz w:val="28"/>
-          <w:szCs w:val="28"/>
-        </w:rPr>
-        <w:t>что</w:t>
-      </w:r>
-      <w:r>
-        <w:rPr>
-          <w:rFonts w:ascii="Times New Roman" w:eastAsia="Times New Roman" w:hAnsi="Times New Roman" w:cs="Times New Roman"/>
-          <w:sz w:val="28"/>
-          <w:szCs w:val="28"/>
-          <w:lang w:val="en-US"/>
-        </w:rPr>
-        <w:t xml:space="preserve"> </w:t>
-      </w:r>
-      <w:r>
-        <w:rPr>
-          <w:rFonts w:ascii="Times New Roman" w:eastAsia="Times New Roman" w:hAnsi="Times New Roman" w:cs="Times New Roman"/>
-          <w:sz w:val="28"/>
-          <w:szCs w:val="28"/>
-        </w:rPr>
-        <w:t>при</w:t>
-      </w:r>
-      <w:r>
-        <w:rPr>
-          <w:rFonts w:ascii="Times New Roman" w:eastAsia="Times New Roman" w:hAnsi="Times New Roman" w:cs="Times New Roman"/>
-          <w:sz w:val="28"/>
-          <w:szCs w:val="28"/>
-          <w:lang w:val="en-US"/>
-        </w:rPr>
-        <w:t xml:space="preserve"> </w:t>
-      </w:r>
-      <w:proofErr w:type="spellStart"/>
-      <w:r>
-        <w:rPr>
-          <w:rFonts w:ascii="Times New Roman" w:eastAsia="Times New Roman" w:hAnsi="Times New Roman" w:cs="Times New Roman"/>
-          <w:sz w:val="28"/>
-          <w:szCs w:val="28"/>
-          <w:lang w:val="en-US"/>
-        </w:rPr>
-        <w:t>shockLevel</w:t>
-      </w:r>
-      <w:proofErr w:type="spellEnd"/>
-      <w:r>
-        <w:rPr>
-          <w:rFonts w:ascii="Times New Roman" w:eastAsia="Times New Roman" w:hAnsi="Times New Roman" w:cs="Times New Roman"/>
-          <w:sz w:val="28"/>
-          <w:szCs w:val="28"/>
-          <w:lang w:val="en-US"/>
-        </w:rPr>
-        <w:t xml:space="preserve"> &gt; 100 </w:t>
-      </w:r>
-      <w:r>
-        <w:rPr>
-          <w:rFonts w:ascii="Times New Roman" w:eastAsia="Times New Roman" w:hAnsi="Times New Roman" w:cs="Times New Roman"/>
-          <w:sz w:val="28"/>
-          <w:szCs w:val="28"/>
-        </w:rPr>
-        <w:t>выбрасывается</w:t>
-      </w:r>
-      <w:r>
-        <w:rPr>
-          <w:rFonts w:ascii="Times New Roman" w:eastAsia="Times New Roman" w:hAnsi="Times New Roman" w:cs="Times New Roman"/>
-          <w:sz w:val="28"/>
-          <w:szCs w:val="28"/>
-          <w:lang w:val="en-US"/>
-        </w:rPr>
-        <w:t xml:space="preserve"> </w:t>
-      </w:r>
-      <w:proofErr w:type="spellStart"/>
-      <w:r>
-        <w:rPr>
-          <w:rFonts w:ascii="Times New Roman" w:eastAsia="Times New Roman" w:hAnsi="Times New Roman" w:cs="Times New Roman"/>
-          <w:sz w:val="28"/>
-          <w:szCs w:val="28"/>
-          <w:lang w:val="en-US"/>
-        </w:rPr>
-        <w:t>IllegalArgumentException</w:t>
-      </w:r>
-      <w:proofErr w:type="spellEnd"/>
-      <w:r>
-        <w:rPr>
-          <w:rFonts w:ascii="Times New Roman" w:eastAsia="Times New Roman" w:hAnsi="Times New Roman" w:cs="Times New Roman"/>
-          <w:sz w:val="28"/>
-          <w:szCs w:val="28"/>
-          <w:lang w:val="en-US"/>
-        </w:rPr>
-        <w:t>.</w:t>
-      </w:r>
-    </w:p>
-    <w:p>
-      <w:pPr>
-        <w:rPr>
-          <w:rFonts w:ascii="Times New Roman" w:eastAsia="Times New Roman" w:hAnsi="Times New Roman" w:cs="Times New Roman"/>
-          <w:sz w:val="28"/>
-          <w:szCs w:val="28"/>
-          <w:lang w:val="en-US"/>
-        </w:rPr>
-      </w:pPr>
-    </w:p>
-    <w:p>
-      <w:pPr>
-        <w:rPr>
-          <w:rFonts w:ascii="Times New Roman" w:eastAsia="Times New Roman" w:hAnsi="Times New Roman" w:cs="Times New Roman"/>
-          <w:sz w:val="28"/>
-          <w:szCs w:val="28"/>
-        </w:rPr>
-      </w:pPr>
-      <w:r>
-        <w:rPr>
-          <w:rFonts w:ascii="Times New Roman" w:eastAsia="Times New Roman" w:hAnsi="Times New Roman" w:cs="Times New Roman"/>
-          <w:sz w:val="28"/>
-          <w:szCs w:val="28"/>
-        </w:rPr>
-        <w:t>Как мы можем видеть, все работает корректно:</w:t>
-      </w:r>
-    </w:p>
-    <w:p>
-      <w:pPr>
-        <w:rPr>
-          <w:rFonts w:ascii="Times New Roman" w:eastAsia="Times New Roman" w:hAnsi="Times New Roman" w:cs="Times New Roman"/>
-          <w:sz w:val="28"/>
-          <w:szCs w:val="28"/>
-        </w:rPr>
-      </w:pPr>
-      <w:r>
-        <w:rPr>
-          <w:rFonts w:ascii="Times New Roman" w:eastAsia="Times New Roman" w:hAnsi="Times New Roman" w:cs="Times New Roman"/>
-          <w:sz w:val="28"/>
-          <w:szCs w:val="28"/>
+        <w:t>Тесты успешно проходятся.</w:t>
+      </w:r>
+    </w:p>
+    <w:p>
+      <w:pPr>
+        <w:rPr>
+          <w:rFonts w:ascii="Times New Roman" w:eastAsia="Times New Roman" w:hAnsi="Times New Roman" w:cs="Times New Roman"/>
+          <w:sz w:val="28"/>
+          <w:szCs w:val="28"/>
+        </w:rPr>
+      </w:pPr>
+    </w:p>
+    <w:p>
+      <w:pPr>
+        <w:rPr>
+          <w:rFonts w:ascii="Times New Roman" w:eastAsia="Times New Roman" w:hAnsi="Times New Roman" w:cs="Times New Roman"/>
+          <w:sz w:val="28"/>
+          <w:szCs w:val="28"/>
+        </w:rPr>
+      </w:pPr>
+      <w:r>
+        <w:rPr>
+          <w:rFonts w:ascii="Times New Roman" w:eastAsia="Times New Roman" w:hAnsi="Times New Roman" w:cs="Times New Roman"/>
+          <w:noProof/>
+          <w:sz w:val="28"/>
+          <w:szCs w:val="28"/>
+          <w:lang w:val="en-US"/>
         </w:rPr>
         <w:drawing>
-          <wp:inline distT="0" distB="0" distL="0" distR="0" wp14:anchorId="6A1C4367" wp14:editId="786CAE90">
-            <wp:extent cx="5939790" cy="1209040"/>
+          <wp:inline distT="0" distB="0" distL="0" distR="0" wp14:anchorId="7A3BB1FA" wp14:editId="5ADFEC3B">
+            <wp:extent cx="5939790" cy="1798955"/>
             <wp:effectExtent l="0" t="0" r="3810" b="0"/>
-            <wp:docPr id="1" name="Picture 1"/>
+            <wp:docPr id="16" name="Picture 16"/>
             <wp:cNvGraphicFramePr>
               <a:graphicFrameLocks xmlns:a="http://schemas.openxmlformats.org/drawingml/2006/main" noChangeAspect="1"/>
             </wp:cNvGraphicFramePr>
@@ -6873,7 +4054,7 @@
                   <pic:spPr>
                     <a:xfrm>
                       <a:off x="0" y="0"/>
-                      <a:ext cx="5939790" cy="1209040"/>
+                      <a:ext cx="5939790" cy="1798955"/>
                     </a:xfrm>
                     <a:prstGeom prst="rect">
                       <a:avLst/>
@@ -6905,37 +4086,238 @@
           <w:sz w:val="28"/>
           <w:szCs w:val="28"/>
         </w:rPr>
-        <w:t>Тесты успешно проходятся.</w:t>
-      </w:r>
-    </w:p>
-    <w:p>
-      <w:pPr>
-        <w:rPr>
-          <w:rFonts w:ascii="Times New Roman" w:eastAsia="Times New Roman" w:hAnsi="Times New Roman" w:cs="Times New Roman"/>
-          <w:sz w:val="28"/>
-          <w:szCs w:val="28"/>
-        </w:rPr>
-      </w:pPr>
-    </w:p>
-    <w:p>
-      <w:pPr>
-        <w:rPr>
-          <w:rFonts w:ascii="Times New Roman" w:eastAsia="Times New Roman" w:hAnsi="Times New Roman" w:cs="Times New Roman"/>
-          <w:sz w:val="28"/>
-          <w:szCs w:val="28"/>
-        </w:rPr>
-      </w:pPr>
-      <w:r>
-        <w:rPr>
-          <w:rFonts w:ascii="Times New Roman" w:eastAsia="Times New Roman" w:hAnsi="Times New Roman" w:cs="Times New Roman"/>
-          <w:sz w:val="28"/>
-          <w:szCs w:val="28"/>
+        <w:t xml:space="preserve">Итоговое тестовое покрытие методов класса </w:t>
+      </w:r>
+      <w:proofErr w:type="spellStart"/>
+      <w:r>
+        <w:rPr>
+          <w:rFonts w:ascii="Times New Roman" w:eastAsia="Times New Roman" w:hAnsi="Times New Roman" w:cs="Times New Roman"/>
+          <w:i/>
+          <w:color w:val="666666"/>
+          <w:sz w:val="28"/>
+          <w:szCs w:val="28"/>
+          <w:lang w:val="en-US"/>
+        </w:rPr>
+        <w:t>SkewHeap</w:t>
+      </w:r>
+      <w:proofErr w:type="spellEnd"/>
+      <w:r>
+        <w:rPr>
+          <w:rFonts w:ascii="Times New Roman" w:eastAsia="Times New Roman" w:hAnsi="Times New Roman" w:cs="Times New Roman"/>
+          <w:i/>
+          <w:color w:val="666666"/>
+          <w:sz w:val="28"/>
+          <w:szCs w:val="28"/>
+        </w:rPr>
+        <w:t>.</w:t>
+      </w:r>
+    </w:p>
+    <w:p>
+      <w:pPr>
+        <w:rPr>
+          <w:rFonts w:ascii="Times New Roman" w:eastAsia="Times New Roman" w:hAnsi="Times New Roman" w:cs="Times New Roman"/>
+          <w:sz w:val="28"/>
+          <w:szCs w:val="28"/>
+        </w:rPr>
+      </w:pPr>
+    </w:p>
+    <w:p>
+      <w:pPr>
+        <w:rPr>
+          <w:rFonts w:ascii="Times New Roman" w:eastAsia="Times New Roman" w:hAnsi="Times New Roman" w:cs="Times New Roman"/>
+          <w:sz w:val="28"/>
+          <w:szCs w:val="28"/>
+          <w:lang w:val="en-US"/>
+        </w:rPr>
+      </w:pPr>
+      <w:r>
+        <w:rPr>
+          <w:rFonts w:ascii="Times New Roman" w:eastAsia="Times New Roman" w:hAnsi="Times New Roman" w:cs="Times New Roman"/>
+          <w:sz w:val="28"/>
+          <w:szCs w:val="28"/>
+        </w:rPr>
+        <w:t>Результаты тестирования:</w:t>
+      </w:r>
+      <w:r>
+        <w:rPr>
+          <w:rFonts w:ascii="Times New Roman" w:eastAsia="Times New Roman" w:hAnsi="Times New Roman" w:cs="Times New Roman"/>
+          <w:sz w:val="28"/>
+          <w:szCs w:val="28"/>
+          <w:lang w:val="en-US"/>
+        </w:rPr>
+        <w:t xml:space="preserve"> </w:t>
+      </w:r>
+    </w:p>
+    <w:p>
+      <w:pPr>
+        <w:numPr>
+          <w:ilvl w:val="0"/>
+          <w:numId w:val="12"/>
+        </w:numPr>
+        <w:spacing w:after="0"/>
+        <w:rPr>
+          <w:rFonts w:ascii="Times New Roman" w:eastAsia="Times New Roman" w:hAnsi="Times New Roman" w:cs="Times New Roman"/>
+          <w:sz w:val="28"/>
+          <w:szCs w:val="28"/>
+        </w:rPr>
+      </w:pPr>
+      <w:r>
+        <w:rPr>
+          <w:rFonts w:ascii="Times New Roman" w:eastAsia="Times New Roman" w:hAnsi="Times New Roman" w:cs="Times New Roman"/>
+          <w:sz w:val="28"/>
+          <w:szCs w:val="28"/>
+        </w:rPr>
+        <w:t xml:space="preserve">SkewHeap </w:t>
+      </w:r>
+      <w:r>
+        <w:rPr>
+          <w:rFonts w:ascii="Times New Roman" w:eastAsia="Times New Roman" w:hAnsi="Times New Roman" w:cs="Times New Roman"/>
+          <w:sz w:val="28"/>
+          <w:szCs w:val="28"/>
+        </w:rPr>
+        <w:t>реализовано корректно и проходит все тесты.</w:t>
+      </w:r>
+    </w:p>
+    <w:p>
+      <w:pPr>
+        <w:numPr>
+          <w:ilvl w:val="0"/>
+          <w:numId w:val="12"/>
+        </w:numPr>
+        <w:spacing w:after="0"/>
+        <w:rPr>
+          <w:rFonts w:ascii="Times New Roman" w:eastAsia="Times New Roman" w:hAnsi="Times New Roman" w:cs="Times New Roman"/>
+          <w:sz w:val="28"/>
+          <w:szCs w:val="28"/>
+        </w:rPr>
+      </w:pPr>
+      <w:r>
+        <w:rPr>
+          <w:rFonts w:ascii="Times New Roman" w:eastAsia="Times New Roman" w:hAnsi="Times New Roman" w:cs="Times New Roman"/>
+          <w:sz w:val="28"/>
+          <w:szCs w:val="28"/>
+        </w:rPr>
+        <w:t>Код покрыт модульными тестами.</w:t>
+      </w:r>
+    </w:p>
+    <w:p>
+      <w:pPr>
+        <w:numPr>
+          <w:ilvl w:val="0"/>
+          <w:numId w:val="12"/>
+        </w:numPr>
+        <w:rPr>
+          <w:rFonts w:ascii="Times New Roman" w:eastAsia="Times New Roman" w:hAnsi="Times New Roman" w:cs="Times New Roman"/>
+          <w:sz w:val="28"/>
+          <w:szCs w:val="28"/>
+        </w:rPr>
+      </w:pPr>
+      <w:r>
+        <w:rPr>
+          <w:rFonts w:ascii="Times New Roman" w:eastAsia="Times New Roman" w:hAnsi="Times New Roman" w:cs="Times New Roman"/>
+          <w:sz w:val="28"/>
+          <w:szCs w:val="28"/>
+        </w:rPr>
+        <w:t xml:space="preserve">Тестирование подтвердило, что </w:t>
+      </w:r>
+      <w:r>
+        <w:rPr>
+          <w:rFonts w:ascii="Times New Roman" w:eastAsia="Times New Roman" w:hAnsi="Times New Roman" w:cs="Times New Roman"/>
+          <w:sz w:val="28"/>
+          <w:szCs w:val="28"/>
+        </w:rPr>
+        <w:t>куча</w:t>
+      </w:r>
+      <w:r>
+        <w:rPr>
+          <w:rFonts w:ascii="Times New Roman" w:eastAsia="Times New Roman" w:hAnsi="Times New Roman" w:cs="Times New Roman"/>
+          <w:sz w:val="28"/>
+          <w:szCs w:val="28"/>
+        </w:rPr>
+        <w:t xml:space="preserve"> корректно выполняет все основные операции. </w:t>
+      </w:r>
+    </w:p>
+    <w:p>
+      <w:pPr>
+        <w:rPr>
+          <w:rFonts w:ascii="Times New Roman" w:eastAsia="Times New Roman" w:hAnsi="Times New Roman" w:cs="Times New Roman"/>
+          <w:sz w:val="28"/>
+          <w:szCs w:val="28"/>
+        </w:rPr>
+      </w:pPr>
+      <w:r>
+        <w:br w:type="page"/>
+      </w:r>
+    </w:p>
+    <w:p>
+      <w:pPr>
+        <w:rPr>
+          <w:rFonts w:ascii="Times New Roman" w:eastAsia="Times New Roman" w:hAnsi="Times New Roman" w:cs="Times New Roman"/>
+          <w:sz w:val="28"/>
+          <w:szCs w:val="28"/>
+        </w:rPr>
+      </w:pPr>
+      <w:r>
+        <w:rPr>
+          <w:rFonts w:ascii="Times New Roman" w:eastAsia="Times New Roman" w:hAnsi="Times New Roman" w:cs="Times New Roman"/>
+          <w:b/>
+          <w:sz w:val="30"/>
+          <w:szCs w:val="30"/>
+        </w:rPr>
+        <w:lastRenderedPageBreak/>
+        <w:t xml:space="preserve">Задание 3: </w:t>
+      </w:r>
+      <w:r>
+        <w:rPr>
+          <w:rFonts w:ascii="Times New Roman" w:eastAsia="Times New Roman" w:hAnsi="Times New Roman" w:cs="Times New Roman"/>
+          <w:i/>
+          <w:sz w:val="30"/>
+          <w:szCs w:val="30"/>
+        </w:rPr>
+        <w:t>Описание предметной области</w:t>
+      </w:r>
+    </w:p>
+    <w:p>
+      <w:pPr>
+        <w:spacing w:before="200"/>
+        <w:rPr>
+          <w:rFonts w:ascii="Times New Roman" w:eastAsia="Times New Roman" w:hAnsi="Times New Roman" w:cs="Times New Roman"/>
+          <w:sz w:val="28"/>
+          <w:szCs w:val="28"/>
+        </w:rPr>
+      </w:pPr>
+      <w:r>
+        <w:rPr>
+          <w:rFonts w:ascii="Times New Roman" w:eastAsia="Times New Roman" w:hAnsi="Times New Roman" w:cs="Times New Roman"/>
+          <w:sz w:val="28"/>
+          <w:szCs w:val="28"/>
+        </w:rPr>
+        <w:t>Для начала, спроектируем нашу доменную область в соответствии с заданным текстом.</w:t>
+      </w:r>
+    </w:p>
+    <w:p>
+      <w:pPr>
+        <w:spacing w:before="200"/>
+        <w:rPr>
+          <w:rFonts w:ascii="Times New Roman" w:eastAsia="Times New Roman" w:hAnsi="Times New Roman" w:cs="Times New Roman"/>
+          <w:sz w:val="28"/>
+          <w:szCs w:val="28"/>
+          <w:lang w:val="vi-VN"/>
+        </w:rPr>
+      </w:pPr>
+      <w:r>
+        <w:rPr>
+          <w:rFonts w:ascii="Times New Roman" w:eastAsia="Times New Roman" w:hAnsi="Times New Roman" w:cs="Times New Roman"/>
+          <w:noProof/>
+          <w:sz w:val="28"/>
+          <w:szCs w:val="28"/>
+          <w:lang w:val="en-US"/>
         </w:rPr>
         <w:drawing>
-          <wp:inline distT="0" distB="0" distL="0" distR="0" wp14:anchorId="4412728D" wp14:editId="35A893A4">
-            <wp:extent cx="5939790" cy="1200150"/>
-            <wp:effectExtent l="0" t="0" r="3810" b="0"/>
-            <wp:docPr id="19" name="Picture 19"/>
+          <wp:inline distT="0" distB="0" distL="0" distR="0" wp14:anchorId="3303B8F4" wp14:editId="2E6B20CC">
+            <wp:extent cx="5939790" cy="3096895"/>
+            <wp:effectExtent l="0" t="0" r="3810" b="8255"/>
+            <wp:docPr id="18" name="Picture 18"/>
             <wp:cNvGraphicFramePr>
               <a:graphicFrameLocks xmlns:a="http://schemas.openxmlformats.org/drawingml/2006/main" noChangeAspect="1"/>
             </wp:cNvGraphicFramePr>
@@ -6955,6 +4337,2182 @@
                   <pic:spPr>
                     <a:xfrm>
                       <a:off x="0" y="0"/>
+                      <a:ext cx="5939790" cy="3096895"/>
+                    </a:xfrm>
+                    <a:prstGeom prst="rect">
+                      <a:avLst/>
+                    </a:prstGeom>
+                  </pic:spPr>
+                </pic:pic>
+              </a:graphicData>
+            </a:graphic>
+          </wp:inline>
+        </w:drawing>
+      </w:r>
+    </w:p>
+    <w:p>
+      <w:pPr>
+        <w:jc w:val="center"/>
+        <w:rPr>
+          <w:rFonts w:ascii="Times New Roman" w:eastAsia="Times New Roman" w:hAnsi="Times New Roman" w:cs="Times New Roman"/>
+          <w:i/>
+          <w:color w:val="666666"/>
+          <w:sz w:val="28"/>
+          <w:szCs w:val="28"/>
+        </w:rPr>
+      </w:pPr>
+      <w:r>
+        <w:rPr>
+          <w:rFonts w:ascii="Times New Roman" w:eastAsia="Times New Roman" w:hAnsi="Times New Roman" w:cs="Times New Roman"/>
+          <w:i/>
+          <w:color w:val="666666"/>
+          <w:sz w:val="28"/>
+          <w:szCs w:val="28"/>
+        </w:rPr>
+        <w:t>Спроектированная UML диаграмма предметной области.</w:t>
+      </w:r>
+    </w:p>
+    <w:p>
+      <w:pPr>
+        <w:rPr>
+          <w:rFonts w:ascii="Times New Roman" w:eastAsia="Times New Roman" w:hAnsi="Times New Roman" w:cs="Times New Roman"/>
+          <w:sz w:val="28"/>
+          <w:szCs w:val="28"/>
+        </w:rPr>
+      </w:pPr>
+    </w:p>
+    <w:p>
+      <w:pPr>
+        <w:rPr>
+          <w:rFonts w:ascii="Times New Roman" w:eastAsia="Times New Roman" w:hAnsi="Times New Roman" w:cs="Times New Roman"/>
+          <w:sz w:val="28"/>
+          <w:szCs w:val="28"/>
+        </w:rPr>
+      </w:pPr>
+      <w:r>
+        <w:rPr>
+          <w:rFonts w:ascii="Times New Roman" w:eastAsia="Times New Roman" w:hAnsi="Times New Roman" w:cs="Times New Roman"/>
+          <w:sz w:val="28"/>
+          <w:szCs w:val="28"/>
+        </w:rPr>
+        <w:t>Предметная область описывает ситуацию управления автомобилем и реакцию персонажей на удачное/неудачное переключение передач.</w:t>
+      </w:r>
+    </w:p>
+    <w:p>
+      <w:pPr>
+        <w:rPr>
+          <w:rFonts w:ascii="Times New Roman" w:eastAsia="Times New Roman" w:hAnsi="Times New Roman" w:cs="Times New Roman"/>
+          <w:sz w:val="28"/>
+          <w:szCs w:val="28"/>
+        </w:rPr>
+      </w:pPr>
+      <w:r>
+        <w:rPr>
+          <w:rFonts w:ascii="Times New Roman" w:eastAsia="Times New Roman" w:hAnsi="Times New Roman" w:cs="Times New Roman"/>
+          <w:sz w:val="28"/>
+          <w:szCs w:val="28"/>
+        </w:rPr>
+        <w:t>Предметная область включает в себя:</w:t>
+      </w:r>
+    </w:p>
+    <w:p>
+      <w:pPr>
+        <w:ind w:left="720"/>
+        <w:rPr>
+          <w:rFonts w:ascii="Times New Roman" w:eastAsia="Times New Roman" w:hAnsi="Times New Roman" w:cs="Times New Roman"/>
+          <w:b/>
+          <w:sz w:val="28"/>
+          <w:szCs w:val="28"/>
+        </w:rPr>
+      </w:pPr>
+      <w:r>
+        <w:rPr>
+          <w:rFonts w:ascii="Times New Roman" w:eastAsia="Times New Roman" w:hAnsi="Times New Roman" w:cs="Times New Roman"/>
+          <w:b/>
+          <w:sz w:val="28"/>
+          <w:szCs w:val="28"/>
+        </w:rPr>
+        <w:t>Персонажи</w:t>
+      </w:r>
+    </w:p>
+    <w:p>
+      <w:pPr>
+        <w:numPr>
+          <w:ilvl w:val="0"/>
+          <w:numId w:val="1"/>
+        </w:numPr>
+        <w:spacing w:after="0"/>
+        <w:rPr>
+          <w:rFonts w:ascii="Times New Roman" w:eastAsia="Times New Roman" w:hAnsi="Times New Roman" w:cs="Times New Roman"/>
+          <w:sz w:val="28"/>
+          <w:szCs w:val="28"/>
+        </w:rPr>
+      </w:pPr>
+      <w:r>
+        <w:rPr>
+          <w:rFonts w:ascii="Times New Roman" w:eastAsia="Times New Roman" w:hAnsi="Times New Roman" w:cs="Times New Roman"/>
+          <w:sz w:val="28"/>
+          <w:szCs w:val="28"/>
+        </w:rPr>
+        <w:t>Driver — водитель, выполняющий переключение передач и имеющий эмоциональное состояние.</w:t>
+      </w:r>
+    </w:p>
+    <w:p>
+      <w:pPr>
+        <w:numPr>
+          <w:ilvl w:val="0"/>
+          <w:numId w:val="1"/>
+        </w:numPr>
+        <w:spacing w:after="0"/>
+        <w:rPr>
+          <w:rFonts w:ascii="Times New Roman" w:eastAsia="Times New Roman" w:hAnsi="Times New Roman" w:cs="Times New Roman"/>
+          <w:sz w:val="28"/>
+          <w:szCs w:val="28"/>
+        </w:rPr>
+      </w:pPr>
+      <w:r>
+        <w:rPr>
+          <w:rFonts w:ascii="Times New Roman" w:eastAsia="Times New Roman" w:hAnsi="Times New Roman" w:cs="Times New Roman"/>
+          <w:sz w:val="28"/>
+          <w:szCs w:val="28"/>
+        </w:rPr>
+        <w:t>FordPrefect — наблюдатель, который “слышит” замечания (Remark) и формирует собственное впечатление (Experience).</w:t>
+      </w:r>
+    </w:p>
+    <w:p>
+      <w:pPr>
+        <w:spacing w:after="0"/>
+        <w:ind w:left="720"/>
+        <w:rPr>
+          <w:rFonts w:ascii="Times New Roman" w:eastAsia="Times New Roman" w:hAnsi="Times New Roman" w:cs="Times New Roman"/>
+          <w:sz w:val="28"/>
+          <w:szCs w:val="28"/>
+        </w:rPr>
+      </w:pPr>
+    </w:p>
+    <w:p>
+      <w:pPr>
+        <w:spacing w:after="0"/>
+        <w:ind w:left="720"/>
+        <w:rPr>
+          <w:rFonts w:ascii="Times New Roman" w:eastAsia="Times New Roman" w:hAnsi="Times New Roman" w:cs="Times New Roman"/>
+          <w:b/>
+          <w:sz w:val="28"/>
+          <w:szCs w:val="28"/>
+        </w:rPr>
+      </w:pPr>
+      <w:r>
+        <w:rPr>
+          <w:rFonts w:ascii="Times New Roman" w:eastAsia="Times New Roman" w:hAnsi="Times New Roman" w:cs="Times New Roman"/>
+          <w:b/>
+          <w:sz w:val="28"/>
+          <w:szCs w:val="28"/>
+        </w:rPr>
+        <w:t>Объекты</w:t>
+      </w:r>
+    </w:p>
+    <w:p>
+      <w:pPr>
+        <w:spacing w:after="0"/>
+        <w:ind w:left="720"/>
+        <w:rPr>
+          <w:rFonts w:ascii="Times New Roman" w:eastAsia="Times New Roman" w:hAnsi="Times New Roman" w:cs="Times New Roman"/>
+          <w:sz w:val="28"/>
+          <w:szCs w:val="28"/>
+        </w:rPr>
+      </w:pPr>
+    </w:p>
+    <w:p>
+      <w:pPr>
+        <w:pStyle w:val="ListParagraph"/>
+        <w:numPr>
+          <w:ilvl w:val="1"/>
+          <w:numId w:val="28"/>
+        </w:numPr>
+        <w:spacing w:after="0"/>
+        <w:ind w:left="720"/>
+        <w:rPr>
+          <w:rFonts w:ascii="Times New Roman" w:eastAsia="Times New Roman" w:hAnsi="Times New Roman" w:cs="Times New Roman"/>
+          <w:sz w:val="28"/>
+          <w:szCs w:val="28"/>
+        </w:rPr>
+      </w:pPr>
+      <w:r>
+        <w:rPr>
+          <w:rFonts w:ascii="Times New Roman" w:eastAsia="Times New Roman" w:hAnsi="Times New Roman" w:cs="Times New Roman"/>
+          <w:sz w:val="28"/>
+          <w:szCs w:val="28"/>
+        </w:rPr>
+        <w:t>Car — автомобиль с текущей передачей и состоянием двигателя.</w:t>
+      </w:r>
+    </w:p>
+    <w:p>
+      <w:pPr>
+        <w:pStyle w:val="ListParagraph"/>
+        <w:numPr>
+          <w:ilvl w:val="1"/>
+          <w:numId w:val="28"/>
+        </w:numPr>
+        <w:spacing w:after="0"/>
+        <w:ind w:left="720"/>
+        <w:rPr>
+          <w:rFonts w:ascii="Times New Roman" w:eastAsia="Times New Roman" w:hAnsi="Times New Roman" w:cs="Times New Roman"/>
+          <w:sz w:val="28"/>
+          <w:szCs w:val="28"/>
+        </w:rPr>
+      </w:pPr>
+      <w:r>
+        <w:rPr>
+          <w:rFonts w:ascii="Times New Roman" w:eastAsia="Times New Roman" w:hAnsi="Times New Roman" w:cs="Times New Roman"/>
+          <w:sz w:val="28"/>
+          <w:szCs w:val="28"/>
+        </w:rPr>
+        <w:t>GearShift — действие переключения с одной передачи на другую с учётом “ожидаемой” передачи.</w:t>
+      </w:r>
+    </w:p>
+    <w:p>
+      <w:pPr>
+        <w:pStyle w:val="ListParagraph"/>
+        <w:numPr>
+          <w:ilvl w:val="1"/>
+          <w:numId w:val="28"/>
+        </w:numPr>
+        <w:spacing w:after="0"/>
+        <w:ind w:left="720"/>
+        <w:rPr>
+          <w:rFonts w:ascii="Times New Roman" w:eastAsia="Times New Roman" w:hAnsi="Times New Roman" w:cs="Times New Roman"/>
+          <w:sz w:val="28"/>
+          <w:szCs w:val="28"/>
+        </w:rPr>
+      </w:pPr>
+      <w:r>
+        <w:rPr>
+          <w:rFonts w:ascii="Times New Roman" w:eastAsia="Times New Roman" w:hAnsi="Times New Roman" w:cs="Times New Roman"/>
+          <w:sz w:val="28"/>
+          <w:szCs w:val="28"/>
+        </w:rPr>
+        <w:t>Remark — замечание с некоторой “силой воздействия” (impact).</w:t>
+      </w:r>
+    </w:p>
+    <w:p>
+      <w:pPr>
+        <w:pStyle w:val="ListParagraph"/>
+        <w:numPr>
+          <w:ilvl w:val="1"/>
+          <w:numId w:val="28"/>
+        </w:numPr>
+        <w:spacing w:after="0"/>
+        <w:ind w:left="720"/>
+        <w:rPr>
+          <w:rFonts w:ascii="Times New Roman" w:eastAsia="Times New Roman" w:hAnsi="Times New Roman" w:cs="Times New Roman"/>
+          <w:sz w:val="28"/>
+          <w:szCs w:val="28"/>
+        </w:rPr>
+      </w:pPr>
+      <w:r>
+        <w:rPr>
+          <w:rFonts w:ascii="Times New Roman" w:eastAsia="Times New Roman" w:hAnsi="Times New Roman" w:cs="Times New Roman"/>
+          <w:sz w:val="28"/>
+          <w:szCs w:val="28"/>
+        </w:rPr>
+        <w:t>Experience —переживание: эмоциональное состояние и уровень “шока”.</w:t>
+      </w:r>
+    </w:p>
+    <w:p>
+      <w:pPr>
+        <w:spacing w:after="0"/>
+        <w:ind w:left="720"/>
+        <w:rPr>
+          <w:rFonts w:ascii="Times New Roman" w:eastAsia="Times New Roman" w:hAnsi="Times New Roman" w:cs="Times New Roman"/>
+          <w:sz w:val="28"/>
+          <w:szCs w:val="28"/>
+        </w:rPr>
+      </w:pPr>
+    </w:p>
+    <w:p>
+      <w:pPr>
+        <w:spacing w:after="0"/>
+        <w:ind w:left="720"/>
+        <w:rPr>
+          <w:rFonts w:ascii="Times New Roman" w:eastAsia="Times New Roman" w:hAnsi="Times New Roman" w:cs="Times New Roman"/>
+          <w:sz w:val="28"/>
+          <w:szCs w:val="28"/>
+        </w:rPr>
+      </w:pPr>
+    </w:p>
+    <w:p>
+      <w:pPr>
+        <w:spacing w:after="0"/>
+        <w:ind w:left="720"/>
+        <w:rPr>
+          <w:rFonts w:ascii="Times New Roman" w:eastAsia="Times New Roman" w:hAnsi="Times New Roman" w:cs="Times New Roman"/>
+          <w:sz w:val="28"/>
+          <w:szCs w:val="28"/>
+        </w:rPr>
+      </w:pPr>
+    </w:p>
+    <w:p>
+      <w:pPr>
+        <w:spacing w:after="0"/>
+        <w:ind w:left="720"/>
+        <w:rPr>
+          <w:rFonts w:ascii="Times New Roman" w:eastAsia="Times New Roman" w:hAnsi="Times New Roman" w:cs="Times New Roman"/>
+          <w:sz w:val="28"/>
+          <w:szCs w:val="28"/>
+        </w:rPr>
+      </w:pPr>
+      <w:r>
+        <w:rPr>
+          <w:rFonts w:ascii="Times New Roman" w:eastAsia="Times New Roman" w:hAnsi="Times New Roman" w:cs="Times New Roman"/>
+          <w:b/>
+          <w:sz w:val="28"/>
+          <w:szCs w:val="28"/>
+        </w:rPr>
+        <w:lastRenderedPageBreak/>
+        <w:t>Сценарии</w:t>
+      </w:r>
+      <w:r>
+        <w:rPr>
+          <w:rFonts w:ascii="Times New Roman" w:eastAsia="Times New Roman" w:hAnsi="Times New Roman" w:cs="Times New Roman"/>
+          <w:sz w:val="28"/>
+          <w:szCs w:val="28"/>
+        </w:rPr>
+        <w:t xml:space="preserve"> (последовательности действий)</w:t>
+      </w:r>
+    </w:p>
+    <w:p>
+      <w:pPr>
+        <w:pStyle w:val="ListParagraph"/>
+        <w:numPr>
+          <w:ilvl w:val="1"/>
+          <w:numId w:val="28"/>
+        </w:numPr>
+        <w:tabs>
+          <w:tab w:val="left" w:pos="1530"/>
+        </w:tabs>
+        <w:spacing w:after="0"/>
+        <w:ind w:left="720" w:hanging="270"/>
+        <w:rPr>
+          <w:rFonts w:ascii="Times New Roman" w:eastAsia="Times New Roman" w:hAnsi="Times New Roman" w:cs="Times New Roman"/>
+          <w:sz w:val="28"/>
+          <w:szCs w:val="28"/>
+        </w:rPr>
+      </w:pPr>
+      <w:r>
+        <w:rPr>
+          <w:rFonts w:ascii="Times New Roman" w:eastAsia="Times New Roman" w:hAnsi="Times New Roman" w:cs="Times New Roman"/>
+          <w:sz w:val="28"/>
+          <w:szCs w:val="28"/>
+        </w:rPr>
+        <w:t>Водитель пытается переключить передачу → автомобиль меняет состояние → формируется опыт (Experience) → при необходимости другой персонаж интерпретирует замечание (Remark) и также получает опыт.</w:t>
+      </w:r>
+    </w:p>
+    <w:p>
+      <w:pPr>
+        <w:rPr>
+          <w:rFonts w:ascii="Times New Roman" w:eastAsia="Times New Roman" w:hAnsi="Times New Roman" w:cs="Times New Roman"/>
+          <w:sz w:val="28"/>
+          <w:szCs w:val="28"/>
+        </w:rPr>
+      </w:pPr>
+    </w:p>
+    <w:p>
+      <w:pPr>
+        <w:rPr>
+          <w:rFonts w:ascii="Times New Roman" w:eastAsia="Times New Roman" w:hAnsi="Times New Roman" w:cs="Times New Roman"/>
+          <w:sz w:val="28"/>
+          <w:szCs w:val="28"/>
+        </w:rPr>
+      </w:pPr>
+      <w:r>
+        <w:rPr>
+          <w:rFonts w:ascii="Times New Roman" w:eastAsia="Times New Roman" w:hAnsi="Times New Roman" w:cs="Times New Roman"/>
+          <w:sz w:val="28"/>
+          <w:szCs w:val="28"/>
+        </w:rPr>
+        <w:t>Далее, в соответствии с TDD напишем тесты по спроектированной модели.</w:t>
+      </w:r>
+    </w:p>
+    <w:p>
+      <w:pPr>
+        <w:rPr>
+          <w:rFonts w:ascii="Times New Roman" w:eastAsia="Times New Roman" w:hAnsi="Times New Roman" w:cs="Times New Roman"/>
+          <w:sz w:val="28"/>
+          <w:szCs w:val="28"/>
+          <w:lang w:val="en-US"/>
+        </w:rPr>
+      </w:pPr>
+      <w:proofErr w:type="spellStart"/>
+      <w:r>
+        <w:rPr>
+          <w:rFonts w:ascii="Times New Roman" w:eastAsia="Times New Roman" w:hAnsi="Times New Roman" w:cs="Times New Roman"/>
+          <w:sz w:val="28"/>
+          <w:szCs w:val="28"/>
+          <w:lang w:val="en-US"/>
+        </w:rPr>
+        <w:t>Цель</w:t>
+      </w:r>
+      <w:proofErr w:type="spellEnd"/>
+      <w:r>
+        <w:rPr>
+          <w:rFonts w:ascii="Times New Roman" w:eastAsia="Times New Roman" w:hAnsi="Times New Roman" w:cs="Times New Roman"/>
+          <w:sz w:val="28"/>
+          <w:szCs w:val="28"/>
+          <w:lang w:val="en-US"/>
+        </w:rPr>
+        <w:t xml:space="preserve"> </w:t>
+      </w:r>
+      <w:proofErr w:type="spellStart"/>
+      <w:r>
+        <w:rPr>
+          <w:rFonts w:ascii="Times New Roman" w:eastAsia="Times New Roman" w:hAnsi="Times New Roman" w:cs="Times New Roman"/>
+          <w:sz w:val="28"/>
+          <w:szCs w:val="28"/>
+          <w:lang w:val="en-US"/>
+        </w:rPr>
+        <w:t>тестирования</w:t>
+      </w:r>
+      <w:proofErr w:type="spellEnd"/>
+      <w:r>
+        <w:rPr>
+          <w:rFonts w:ascii="Times New Roman" w:eastAsia="Times New Roman" w:hAnsi="Times New Roman" w:cs="Times New Roman"/>
+          <w:sz w:val="28"/>
+          <w:szCs w:val="28"/>
+          <w:lang w:val="en-US"/>
+        </w:rPr>
+        <w:t xml:space="preserve"> — </w:t>
+      </w:r>
+      <w:proofErr w:type="spellStart"/>
+      <w:r>
+        <w:rPr>
+          <w:rFonts w:ascii="Times New Roman" w:eastAsia="Times New Roman" w:hAnsi="Times New Roman" w:cs="Times New Roman"/>
+          <w:sz w:val="28"/>
+          <w:szCs w:val="28"/>
+          <w:lang w:val="en-US"/>
+        </w:rPr>
+        <w:t>убедиться</w:t>
+      </w:r>
+      <w:proofErr w:type="spellEnd"/>
+      <w:r>
+        <w:rPr>
+          <w:rFonts w:ascii="Times New Roman" w:eastAsia="Times New Roman" w:hAnsi="Times New Roman" w:cs="Times New Roman"/>
+          <w:sz w:val="28"/>
+          <w:szCs w:val="28"/>
+          <w:lang w:val="en-US"/>
+        </w:rPr>
+        <w:t xml:space="preserve">, </w:t>
+      </w:r>
+      <w:proofErr w:type="spellStart"/>
+      <w:r>
+        <w:rPr>
+          <w:rFonts w:ascii="Times New Roman" w:eastAsia="Times New Roman" w:hAnsi="Times New Roman" w:cs="Times New Roman"/>
+          <w:sz w:val="28"/>
+          <w:szCs w:val="28"/>
+          <w:lang w:val="en-US"/>
+        </w:rPr>
+        <w:t>что</w:t>
+      </w:r>
+      <w:proofErr w:type="spellEnd"/>
+      <w:r>
+        <w:rPr>
+          <w:rFonts w:ascii="Times New Roman" w:eastAsia="Times New Roman" w:hAnsi="Times New Roman" w:cs="Times New Roman"/>
+          <w:sz w:val="28"/>
+          <w:szCs w:val="28"/>
+          <w:lang w:val="en-US"/>
+        </w:rPr>
+        <w:t>:</w:t>
+      </w:r>
+    </w:p>
+    <w:p>
+      <w:pPr>
+        <w:numPr>
+          <w:ilvl w:val="0"/>
+          <w:numId w:val="29"/>
+        </w:numPr>
+        <w:rPr>
+          <w:rFonts w:ascii="Times New Roman" w:eastAsia="Times New Roman" w:hAnsi="Times New Roman" w:cs="Times New Roman"/>
+          <w:sz w:val="28"/>
+          <w:szCs w:val="28"/>
+        </w:rPr>
+      </w:pPr>
+      <w:r>
+        <w:rPr>
+          <w:rFonts w:ascii="Times New Roman" w:eastAsia="Times New Roman" w:hAnsi="Times New Roman" w:cs="Times New Roman"/>
+          <w:sz w:val="28"/>
+          <w:szCs w:val="28"/>
+        </w:rPr>
+        <w:t>Переключения передач выполняются корректно и приводят к ожидаемому состоянию автомобиля.</w:t>
+      </w:r>
+    </w:p>
+    <w:p>
+      <w:pPr>
+        <w:numPr>
+          <w:ilvl w:val="0"/>
+          <w:numId w:val="29"/>
+        </w:numPr>
+        <w:rPr>
+          <w:rFonts w:ascii="Times New Roman" w:eastAsia="Times New Roman" w:hAnsi="Times New Roman" w:cs="Times New Roman"/>
+          <w:sz w:val="28"/>
+          <w:szCs w:val="28"/>
+        </w:rPr>
+      </w:pPr>
+      <w:r>
+        <w:rPr>
+          <w:rFonts w:ascii="Times New Roman" w:eastAsia="Times New Roman" w:hAnsi="Times New Roman" w:cs="Times New Roman"/>
+          <w:sz w:val="28"/>
+          <w:szCs w:val="28"/>
+        </w:rPr>
+        <w:t>Эмоции и уровень “шока” корректно отражают результат действий (ошибка/успех).</w:t>
+      </w:r>
+    </w:p>
+    <w:p>
+      <w:pPr>
+        <w:numPr>
+          <w:ilvl w:val="0"/>
+          <w:numId w:val="29"/>
+        </w:numPr>
+        <w:rPr>
+          <w:rFonts w:ascii="Times New Roman" w:eastAsia="Times New Roman" w:hAnsi="Times New Roman" w:cs="Times New Roman"/>
+          <w:sz w:val="28"/>
+          <w:szCs w:val="28"/>
+        </w:rPr>
+      </w:pPr>
+      <w:r>
+        <w:rPr>
+          <w:rFonts w:ascii="Times New Roman" w:eastAsia="Times New Roman" w:hAnsi="Times New Roman" w:cs="Times New Roman"/>
+          <w:sz w:val="28"/>
+          <w:szCs w:val="28"/>
+        </w:rPr>
+        <w:t>Замечания (</w:t>
+      </w:r>
+      <w:r>
+        <w:rPr>
+          <w:rFonts w:ascii="Times New Roman" w:eastAsia="Times New Roman" w:hAnsi="Times New Roman" w:cs="Times New Roman"/>
+          <w:sz w:val="28"/>
+          <w:szCs w:val="28"/>
+          <w:lang w:val="en-US"/>
+        </w:rPr>
+        <w:t>Remark</w:t>
+      </w:r>
+      <w:r>
+        <w:rPr>
+          <w:rFonts w:ascii="Times New Roman" w:eastAsia="Times New Roman" w:hAnsi="Times New Roman" w:cs="Times New Roman"/>
+          <w:sz w:val="28"/>
+          <w:szCs w:val="28"/>
+        </w:rPr>
+        <w:t>) интерпретируются и влияют на персонажа предсказуемо.</w:t>
+      </w:r>
+    </w:p>
+    <w:p>
+      <w:pPr>
+        <w:numPr>
+          <w:ilvl w:val="0"/>
+          <w:numId w:val="29"/>
+        </w:numPr>
+        <w:rPr>
+          <w:rFonts w:ascii="Times New Roman" w:eastAsia="Times New Roman" w:hAnsi="Times New Roman" w:cs="Times New Roman"/>
+          <w:sz w:val="28"/>
+          <w:szCs w:val="28"/>
+        </w:rPr>
+      </w:pPr>
+      <w:r>
+        <w:rPr>
+          <w:rFonts w:ascii="Times New Roman" w:eastAsia="Times New Roman" w:hAnsi="Times New Roman" w:cs="Times New Roman"/>
+          <w:sz w:val="28"/>
+          <w:szCs w:val="28"/>
+        </w:rPr>
+        <w:t xml:space="preserve">Сценарии из </w:t>
+      </w:r>
+      <w:proofErr w:type="spellStart"/>
+      <w:r>
+        <w:rPr>
+          <w:rFonts w:ascii="Times New Roman" w:eastAsia="Times New Roman" w:hAnsi="Times New Roman" w:cs="Times New Roman"/>
+          <w:sz w:val="28"/>
+          <w:szCs w:val="28"/>
+          <w:lang w:val="en-US"/>
+        </w:rPr>
+        <w:t>StoryTest</w:t>
+      </w:r>
+      <w:proofErr w:type="spellEnd"/>
+      <w:r>
+        <w:rPr>
+          <w:rFonts w:ascii="Times New Roman" w:eastAsia="Times New Roman" w:hAnsi="Times New Roman" w:cs="Times New Roman"/>
+          <w:sz w:val="28"/>
+          <w:szCs w:val="28"/>
+        </w:rPr>
+        <w:t xml:space="preserve"> воспроизводят заданные ситуации без ошибок.</w:t>
+      </w:r>
+    </w:p>
+    <w:p>
+      <w:pPr>
+        <w:ind w:left="720"/>
+        <w:rPr>
+          <w:rFonts w:ascii="Times New Roman" w:eastAsia="Times New Roman" w:hAnsi="Times New Roman" w:cs="Times New Roman"/>
+          <w:sz w:val="28"/>
+          <w:szCs w:val="28"/>
+          <w:lang w:val="vi-VN"/>
+        </w:rPr>
+      </w:pPr>
+    </w:p>
+    <w:p>
+      <w:pPr>
+        <w:rPr>
+          <w:rFonts w:ascii="Times New Roman" w:eastAsia="Times New Roman" w:hAnsi="Times New Roman" w:cs="Times New Roman"/>
+          <w:sz w:val="28"/>
+          <w:szCs w:val="28"/>
+          <w:lang w:val="vi-VN"/>
+        </w:rPr>
+      </w:pPr>
+      <w:r>
+        <w:rPr>
+          <w:rFonts w:ascii="Times New Roman" w:eastAsia="Times New Roman" w:hAnsi="Times New Roman" w:cs="Times New Roman"/>
+          <w:sz w:val="28"/>
+          <w:szCs w:val="28"/>
+          <w:lang w:val="vi-VN"/>
+        </w:rPr>
+        <w:t>Составим следующие тесты:</w:t>
+      </w:r>
+    </w:p>
+    <w:p>
+      <w:pPr>
+        <w:rPr>
+          <w:rFonts w:ascii="Times New Roman" w:eastAsia="Times New Roman" w:hAnsi="Times New Roman" w:cs="Times New Roman"/>
+          <w:sz w:val="28"/>
+          <w:szCs w:val="28"/>
+          <w:lang w:val="vi-VN"/>
+        </w:rPr>
+      </w:pPr>
+      <w:r>
+        <w:rPr>
+          <w:rFonts w:ascii="Times New Roman" w:eastAsia="Times New Roman" w:hAnsi="Times New Roman" w:cs="Times New Roman"/>
+          <w:sz w:val="28"/>
+          <w:szCs w:val="28"/>
+          <w:lang w:val="vi-VN"/>
+        </w:rPr>
+        <w:t xml:space="preserve">Класс: </w:t>
+      </w:r>
+      <w:r>
+        <w:rPr>
+          <w:rFonts w:ascii="Times New Roman" w:eastAsia="Times New Roman" w:hAnsi="Times New Roman" w:cs="Times New Roman"/>
+          <w:b/>
+          <w:sz w:val="28"/>
+          <w:szCs w:val="28"/>
+          <w:lang w:val="vi-VN"/>
+        </w:rPr>
+        <w:t>StoryTest</w:t>
+      </w:r>
+      <w:r>
+        <w:rPr>
+          <w:rFonts w:ascii="Times New Roman" w:eastAsia="Times New Roman" w:hAnsi="Times New Roman" w:cs="Times New Roman"/>
+          <w:sz w:val="28"/>
+          <w:szCs w:val="28"/>
+          <w:lang w:val="vi-VN"/>
+        </w:rPr>
+        <w:t xml:space="preserve"> (сценарии Driver + Car + GearShift)</w:t>
+      </w:r>
+    </w:p>
+    <w:p>
+      <w:pPr>
+        <w:pStyle w:val="ListParagraph"/>
+        <w:numPr>
+          <w:ilvl w:val="0"/>
+          <w:numId w:val="30"/>
+        </w:numPr>
+        <w:rPr>
+          <w:rFonts w:ascii="Times New Roman" w:eastAsia="Times New Roman" w:hAnsi="Times New Roman" w:cs="Times New Roman"/>
+          <w:sz w:val="28"/>
+          <w:szCs w:val="28"/>
+          <w:lang w:val="vi-VN"/>
+        </w:rPr>
+      </w:pPr>
+      <w:r>
+        <w:rPr>
+          <w:rFonts w:ascii="Times New Roman" w:eastAsia="Times New Roman" w:hAnsi="Times New Roman" w:cs="Times New Roman"/>
+          <w:b/>
+          <w:bCs/>
+          <w:sz w:val="28"/>
+          <w:szCs w:val="28"/>
+          <w:lang w:val="vi-VN"/>
+        </w:rPr>
+        <w:t>notADownshiftNoShock</w:t>
+      </w:r>
+      <w:r>
+        <w:rPr>
+          <w:rFonts w:ascii="Times New Roman" w:eastAsia="Times New Roman" w:hAnsi="Times New Roman" w:cs="Times New Roman"/>
+          <w:sz w:val="28"/>
+          <w:szCs w:val="28"/>
+          <w:lang w:val="vi-VN"/>
+        </w:rPr>
+        <w:t>: Проверяет, что переключение 4→5 (intended=5) не вызывает шок: Emotion.PROUD, EngineState.NORMAL.</w:t>
+      </w:r>
+    </w:p>
+    <w:p>
+      <w:pPr>
+        <w:pStyle w:val="ListParagraph"/>
+        <w:numPr>
+          <w:ilvl w:val="0"/>
+          <w:numId w:val="30"/>
+        </w:numPr>
+        <w:rPr>
+          <w:rFonts w:ascii="Times New Roman" w:eastAsia="Times New Roman" w:hAnsi="Times New Roman" w:cs="Times New Roman"/>
+          <w:sz w:val="28"/>
+          <w:szCs w:val="28"/>
+          <w:lang w:val="vi-VN"/>
+        </w:rPr>
+      </w:pPr>
+      <w:r>
+        <w:rPr>
+          <w:rFonts w:ascii="Times New Roman" w:eastAsia="Times New Roman" w:hAnsi="Times New Roman" w:cs="Times New Roman"/>
+          <w:b/>
+          <w:bCs/>
+          <w:sz w:val="28"/>
+          <w:szCs w:val="28"/>
+          <w:lang w:val="vi-VN"/>
+        </w:rPr>
+        <w:t>safeShiftNoShock</w:t>
+      </w:r>
+      <w:r>
+        <w:rPr>
+          <w:rFonts w:ascii="Times New Roman" w:eastAsia="Times New Roman" w:hAnsi="Times New Roman" w:cs="Times New Roman"/>
+          <w:sz w:val="28"/>
+          <w:szCs w:val="28"/>
+          <w:lang w:val="vi-VN"/>
+        </w:rPr>
+        <w:t>: Проверяет безопасное переключение 4→3: Emotion.PROUD, shockLevel=0, двигатель NORMAL, эмоция водителя PROUD.</w:t>
+      </w:r>
+    </w:p>
+    <w:p>
+      <w:pPr>
+        <w:pStyle w:val="ListParagraph"/>
+        <w:numPr>
+          <w:ilvl w:val="0"/>
+          <w:numId w:val="30"/>
+        </w:numPr>
+        <w:rPr>
+          <w:rFonts w:ascii="Times New Roman" w:eastAsia="Times New Roman" w:hAnsi="Times New Roman" w:cs="Times New Roman"/>
+          <w:sz w:val="28"/>
+          <w:szCs w:val="28"/>
+          <w:lang w:val="vi-VN"/>
+        </w:rPr>
+      </w:pPr>
+      <w:r>
+        <w:rPr>
+          <w:rFonts w:ascii="Times New Roman" w:eastAsia="Times New Roman" w:hAnsi="Times New Roman" w:cs="Times New Roman"/>
+          <w:b/>
+          <w:bCs/>
+          <w:sz w:val="28"/>
+          <w:szCs w:val="28"/>
+          <w:lang w:val="vi-VN"/>
+        </w:rPr>
+        <w:t>smallMistake</w:t>
+      </w:r>
+      <w:r>
+        <w:rPr>
+          <w:rFonts w:ascii="Times New Roman" w:eastAsia="Times New Roman" w:hAnsi="Times New Roman" w:cs="Times New Roman"/>
+          <w:sz w:val="28"/>
+          <w:szCs w:val="28"/>
+          <w:lang w:val="vi-VN"/>
+        </w:rPr>
+        <w:t>: Проверяет небольшую ошибку 4→2 вместо 3: Emotion.PROUD, shockLevel&lt;=10, двигатель NORMAL.</w:t>
+      </w:r>
+    </w:p>
+    <w:p>
+      <w:pPr>
+        <w:pStyle w:val="ListParagraph"/>
+        <w:numPr>
+          <w:ilvl w:val="0"/>
+          <w:numId w:val="30"/>
+        </w:numPr>
+        <w:rPr>
+          <w:rFonts w:ascii="Times New Roman" w:eastAsia="Times New Roman" w:hAnsi="Times New Roman" w:cs="Times New Roman"/>
+          <w:sz w:val="28"/>
+          <w:szCs w:val="28"/>
+          <w:lang w:val="vi-VN"/>
+        </w:rPr>
+      </w:pPr>
+      <w:r>
+        <w:rPr>
+          <w:rFonts w:ascii="Times New Roman" w:eastAsia="Times New Roman" w:hAnsi="Times New Roman" w:cs="Times New Roman"/>
+          <w:b/>
+          <w:bCs/>
+          <w:sz w:val="28"/>
+          <w:szCs w:val="28"/>
+          <w:lang w:val="vi-VN"/>
+        </w:rPr>
+        <w:t>bigMistakeShock</w:t>
+      </w:r>
+      <w:r>
+        <w:rPr>
+          <w:rFonts w:ascii="Times New Roman" w:eastAsia="Times New Roman" w:hAnsi="Times New Roman" w:cs="Times New Roman"/>
+          <w:sz w:val="28"/>
+          <w:szCs w:val="28"/>
+          <w:lang w:val="vi-VN"/>
+        </w:rPr>
+        <w:t>: Проверяет крупную ошибку 4→1 вместо 3: Emotion.SHOCKED, shockLevel&gt;=70, двигатель STRESSED, водитель SHOCKED.</w:t>
+      </w:r>
+    </w:p>
+    <w:p>
+      <w:pPr>
+        <w:ind w:left="360"/>
+        <w:rPr>
+          <w:rFonts w:ascii="Times New Roman" w:eastAsia="Times New Roman" w:hAnsi="Times New Roman" w:cs="Times New Roman"/>
+          <w:sz w:val="28"/>
+          <w:szCs w:val="28"/>
+        </w:rPr>
+      </w:pPr>
+      <w:r>
+        <w:rPr>
+          <w:rFonts w:ascii="Times New Roman" w:eastAsia="Times New Roman" w:hAnsi="Times New Roman" w:cs="Times New Roman"/>
+          <w:sz w:val="28"/>
+          <w:szCs w:val="28"/>
+        </w:rPr>
+        <w:t xml:space="preserve">Класс: </w:t>
+      </w:r>
+      <w:proofErr w:type="spellStart"/>
+      <w:r>
+        <w:rPr>
+          <w:rFonts w:ascii="Times New Roman" w:eastAsia="Times New Roman" w:hAnsi="Times New Roman" w:cs="Times New Roman"/>
+          <w:b/>
+          <w:sz w:val="28"/>
+          <w:szCs w:val="28"/>
+          <w:lang w:val="en-US"/>
+        </w:rPr>
+        <w:t>FordPrefect</w:t>
+      </w:r>
+      <w:proofErr w:type="spellEnd"/>
+    </w:p>
+    <w:p>
+      <w:pPr>
+        <w:pStyle w:val="ListParagraph"/>
+        <w:numPr>
+          <w:ilvl w:val="0"/>
+          <w:numId w:val="31"/>
+        </w:numPr>
+        <w:rPr>
+          <w:rFonts w:ascii="Times New Roman" w:eastAsia="Times New Roman" w:hAnsi="Times New Roman" w:cs="Times New Roman"/>
+          <w:sz w:val="28"/>
+          <w:szCs w:val="28"/>
+        </w:rPr>
+      </w:pPr>
+      <w:proofErr w:type="spellStart"/>
+      <w:r>
+        <w:rPr>
+          <w:rFonts w:ascii="Times New Roman" w:eastAsia="Times New Roman" w:hAnsi="Times New Roman" w:cs="Times New Roman"/>
+          <w:b/>
+          <w:bCs/>
+          <w:sz w:val="28"/>
+          <w:szCs w:val="28"/>
+          <w:lang w:val="en-US"/>
+        </w:rPr>
+        <w:t>fordSame</w:t>
+      </w:r>
+      <w:proofErr w:type="spellEnd"/>
+      <w:r>
+        <w:rPr>
+          <w:rFonts w:ascii="Times New Roman" w:eastAsia="Times New Roman" w:hAnsi="Times New Roman" w:cs="Times New Roman"/>
+          <w:sz w:val="28"/>
+          <w:szCs w:val="28"/>
+        </w:rPr>
+        <w:t xml:space="preserve">: Проверяет, что сильное замечание </w:t>
+      </w:r>
+      <w:proofErr w:type="gramStart"/>
+      <w:r>
+        <w:rPr>
+          <w:rFonts w:ascii="Times New Roman" w:eastAsia="Times New Roman" w:hAnsi="Times New Roman" w:cs="Times New Roman"/>
+          <w:sz w:val="28"/>
+          <w:szCs w:val="28"/>
+          <w:lang w:val="en-US"/>
+        </w:rPr>
+        <w:t>Remark</w:t>
+      </w:r>
+      <w:r>
+        <w:rPr>
+          <w:rFonts w:ascii="Times New Roman" w:eastAsia="Times New Roman" w:hAnsi="Times New Roman" w:cs="Times New Roman"/>
+          <w:sz w:val="28"/>
+          <w:szCs w:val="28"/>
+        </w:rPr>
+        <w:t>(</w:t>
+      </w:r>
+      <w:proofErr w:type="gramEnd"/>
+      <w:r>
+        <w:rPr>
+          <w:rFonts w:ascii="Times New Roman" w:eastAsia="Times New Roman" w:hAnsi="Times New Roman" w:cs="Times New Roman"/>
+          <w:sz w:val="28"/>
+          <w:szCs w:val="28"/>
+        </w:rPr>
+        <w:t xml:space="preserve">90) вызывает у </w:t>
+      </w:r>
+      <w:r>
+        <w:rPr>
+          <w:rFonts w:ascii="Times New Roman" w:eastAsia="Times New Roman" w:hAnsi="Times New Roman" w:cs="Times New Roman"/>
+          <w:sz w:val="28"/>
+          <w:szCs w:val="28"/>
+          <w:lang w:val="en-US"/>
+        </w:rPr>
+        <w:t>Ford</w:t>
+      </w:r>
+      <w:r>
+        <w:rPr>
+          <w:rFonts w:ascii="Times New Roman" w:eastAsia="Times New Roman" w:hAnsi="Times New Roman" w:cs="Times New Roman"/>
+          <w:sz w:val="28"/>
+          <w:szCs w:val="28"/>
+        </w:rPr>
+        <w:t xml:space="preserve"> реакцию (</w:t>
+      </w:r>
+      <w:r>
+        <w:rPr>
+          <w:rFonts w:ascii="Times New Roman" w:eastAsia="Times New Roman" w:hAnsi="Times New Roman" w:cs="Times New Roman"/>
+          <w:sz w:val="28"/>
+          <w:szCs w:val="28"/>
+          <w:lang w:val="en-US"/>
+        </w:rPr>
+        <w:t>emotion</w:t>
+      </w:r>
+      <w:r>
+        <w:rPr>
+          <w:rFonts w:ascii="Times New Roman" w:eastAsia="Times New Roman" w:hAnsi="Times New Roman" w:cs="Times New Roman"/>
+          <w:sz w:val="28"/>
+          <w:szCs w:val="28"/>
+        </w:rPr>
+        <w:t xml:space="preserve"> и </w:t>
+      </w:r>
+      <w:proofErr w:type="spellStart"/>
+      <w:r>
+        <w:rPr>
+          <w:rFonts w:ascii="Times New Roman" w:eastAsia="Times New Roman" w:hAnsi="Times New Roman" w:cs="Times New Roman"/>
+          <w:sz w:val="28"/>
+          <w:szCs w:val="28"/>
+          <w:lang w:val="en-US"/>
+        </w:rPr>
+        <w:t>shockLevel</w:t>
+      </w:r>
+      <w:proofErr w:type="spellEnd"/>
+      <w:r>
+        <w:rPr>
+          <w:rFonts w:ascii="Times New Roman" w:eastAsia="Times New Roman" w:hAnsi="Times New Roman" w:cs="Times New Roman"/>
+          <w:sz w:val="28"/>
+          <w:szCs w:val="28"/>
+        </w:rPr>
+        <w:t>), совпадающую с реакцией водителя при сильной ошибке (4→1).</w:t>
+      </w:r>
+    </w:p>
+    <w:p>
+      <w:pPr>
+        <w:pStyle w:val="ListParagraph"/>
+        <w:numPr>
+          <w:ilvl w:val="0"/>
+          <w:numId w:val="31"/>
+        </w:numPr>
+        <w:rPr>
+          <w:rFonts w:ascii="Times New Roman" w:eastAsia="Times New Roman" w:hAnsi="Times New Roman" w:cs="Times New Roman"/>
+          <w:sz w:val="28"/>
+          <w:szCs w:val="28"/>
+        </w:rPr>
+      </w:pPr>
+      <w:proofErr w:type="spellStart"/>
+      <w:r>
+        <w:rPr>
+          <w:rFonts w:ascii="Times New Roman" w:eastAsia="Times New Roman" w:hAnsi="Times New Roman" w:cs="Times New Roman"/>
+          <w:b/>
+          <w:bCs/>
+          <w:sz w:val="28"/>
+          <w:szCs w:val="28"/>
+          <w:lang w:val="en-US"/>
+        </w:rPr>
+        <w:t>weakRemarkNotSame</w:t>
+      </w:r>
+      <w:proofErr w:type="spellEnd"/>
+      <w:r>
+        <w:rPr>
+          <w:rFonts w:ascii="Times New Roman" w:eastAsia="Times New Roman" w:hAnsi="Times New Roman" w:cs="Times New Roman"/>
+          <w:sz w:val="28"/>
+          <w:szCs w:val="28"/>
+        </w:rPr>
+        <w:t xml:space="preserve">: Проверяет, что слабое замечание </w:t>
+      </w:r>
+      <w:proofErr w:type="gramStart"/>
+      <w:r>
+        <w:rPr>
+          <w:rFonts w:ascii="Times New Roman" w:eastAsia="Times New Roman" w:hAnsi="Times New Roman" w:cs="Times New Roman"/>
+          <w:sz w:val="28"/>
+          <w:szCs w:val="28"/>
+          <w:lang w:val="en-US"/>
+        </w:rPr>
+        <w:t>Remark</w:t>
+      </w:r>
+      <w:r>
+        <w:rPr>
+          <w:rFonts w:ascii="Times New Roman" w:eastAsia="Times New Roman" w:hAnsi="Times New Roman" w:cs="Times New Roman"/>
+          <w:sz w:val="28"/>
+          <w:szCs w:val="28"/>
+        </w:rPr>
+        <w:t>(</w:t>
+      </w:r>
+      <w:proofErr w:type="gramEnd"/>
+      <w:r>
+        <w:rPr>
+          <w:rFonts w:ascii="Times New Roman" w:eastAsia="Times New Roman" w:hAnsi="Times New Roman" w:cs="Times New Roman"/>
+          <w:sz w:val="28"/>
+          <w:szCs w:val="28"/>
+        </w:rPr>
+        <w:t xml:space="preserve">10) даёт реакцию, отличающуюся от сильного шока водителя (различается </w:t>
+      </w:r>
+      <w:r>
+        <w:rPr>
+          <w:rFonts w:ascii="Times New Roman" w:eastAsia="Times New Roman" w:hAnsi="Times New Roman" w:cs="Times New Roman"/>
+          <w:sz w:val="28"/>
+          <w:szCs w:val="28"/>
+          <w:lang w:val="en-US"/>
+        </w:rPr>
+        <w:t>emotion</w:t>
+      </w:r>
+      <w:r>
+        <w:rPr>
+          <w:rFonts w:ascii="Times New Roman" w:eastAsia="Times New Roman" w:hAnsi="Times New Roman" w:cs="Times New Roman"/>
+          <w:sz w:val="28"/>
+          <w:szCs w:val="28"/>
+        </w:rPr>
+        <w:t xml:space="preserve"> или </w:t>
+      </w:r>
+      <w:proofErr w:type="spellStart"/>
+      <w:r>
+        <w:rPr>
+          <w:rFonts w:ascii="Times New Roman" w:eastAsia="Times New Roman" w:hAnsi="Times New Roman" w:cs="Times New Roman"/>
+          <w:sz w:val="28"/>
+          <w:szCs w:val="28"/>
+          <w:lang w:val="en-US"/>
+        </w:rPr>
+        <w:t>shockLevel</w:t>
+      </w:r>
+      <w:proofErr w:type="spellEnd"/>
+      <w:r>
+        <w:rPr>
+          <w:rFonts w:ascii="Times New Roman" w:eastAsia="Times New Roman" w:hAnsi="Times New Roman" w:cs="Times New Roman"/>
+          <w:sz w:val="28"/>
+          <w:szCs w:val="28"/>
+        </w:rPr>
+        <w:t>).</w:t>
+      </w:r>
+    </w:p>
+    <w:p>
+      <w:pPr>
+        <w:pStyle w:val="ListParagraph"/>
+        <w:numPr>
+          <w:ilvl w:val="0"/>
+          <w:numId w:val="31"/>
+        </w:numPr>
+        <w:rPr>
+          <w:rFonts w:ascii="Times New Roman" w:eastAsia="Times New Roman" w:hAnsi="Times New Roman" w:cs="Times New Roman"/>
+          <w:sz w:val="28"/>
+          <w:szCs w:val="28"/>
+        </w:rPr>
+      </w:pPr>
+      <w:proofErr w:type="spellStart"/>
+      <w:r>
+        <w:rPr>
+          <w:rFonts w:ascii="Times New Roman" w:eastAsia="Times New Roman" w:hAnsi="Times New Roman" w:cs="Times New Roman"/>
+          <w:b/>
+          <w:bCs/>
+          <w:sz w:val="28"/>
+          <w:szCs w:val="28"/>
+          <w:lang w:val="en-US"/>
+        </w:rPr>
+        <w:t>fordRemarkHighImpact</w:t>
+      </w:r>
+      <w:proofErr w:type="spellEnd"/>
+      <w:r>
+        <w:rPr>
+          <w:rFonts w:ascii="Times New Roman" w:eastAsia="Times New Roman" w:hAnsi="Times New Roman" w:cs="Times New Roman"/>
+          <w:sz w:val="28"/>
+          <w:szCs w:val="28"/>
+        </w:rPr>
+        <w:t xml:space="preserve">: Проверяет ветвь </w:t>
+      </w:r>
+      <w:r>
+        <w:rPr>
+          <w:rFonts w:ascii="Times New Roman" w:eastAsia="Times New Roman" w:hAnsi="Times New Roman" w:cs="Times New Roman"/>
+          <w:sz w:val="28"/>
+          <w:szCs w:val="28"/>
+          <w:lang w:val="en-US"/>
+        </w:rPr>
+        <w:t>impact</w:t>
+      </w:r>
+      <w:r>
+        <w:rPr>
+          <w:rFonts w:ascii="Times New Roman" w:eastAsia="Times New Roman" w:hAnsi="Times New Roman" w:cs="Times New Roman"/>
+          <w:sz w:val="28"/>
+          <w:szCs w:val="28"/>
+        </w:rPr>
+        <w:t xml:space="preserve"> &gt;= 70: возвращается </w:t>
+      </w:r>
+      <w:r>
+        <w:rPr>
+          <w:rFonts w:ascii="Times New Roman" w:eastAsia="Times New Roman" w:hAnsi="Times New Roman" w:cs="Times New Roman"/>
+          <w:sz w:val="28"/>
+          <w:szCs w:val="28"/>
+          <w:lang w:val="en-US"/>
+        </w:rPr>
+        <w:t>Emotion</w:t>
+      </w:r>
+      <w:r>
+        <w:rPr>
+          <w:rFonts w:ascii="Times New Roman" w:eastAsia="Times New Roman" w:hAnsi="Times New Roman" w:cs="Times New Roman"/>
+          <w:sz w:val="28"/>
+          <w:szCs w:val="28"/>
+        </w:rPr>
+        <w:t>.</w:t>
+      </w:r>
+      <w:r>
+        <w:rPr>
+          <w:rFonts w:ascii="Times New Roman" w:eastAsia="Times New Roman" w:hAnsi="Times New Roman" w:cs="Times New Roman"/>
+          <w:sz w:val="28"/>
+          <w:szCs w:val="28"/>
+          <w:lang w:val="en-US"/>
+        </w:rPr>
+        <w:t>SHOCKED</w:t>
+      </w:r>
+      <w:r>
+        <w:rPr>
+          <w:rFonts w:ascii="Times New Roman" w:eastAsia="Times New Roman" w:hAnsi="Times New Roman" w:cs="Times New Roman"/>
+          <w:sz w:val="28"/>
+          <w:szCs w:val="28"/>
+        </w:rPr>
+        <w:t xml:space="preserve">, </w:t>
+      </w:r>
+      <w:proofErr w:type="spellStart"/>
+      <w:r>
+        <w:rPr>
+          <w:rFonts w:ascii="Times New Roman" w:eastAsia="Times New Roman" w:hAnsi="Times New Roman" w:cs="Times New Roman"/>
+          <w:sz w:val="28"/>
+          <w:szCs w:val="28"/>
+          <w:lang w:val="en-US"/>
+        </w:rPr>
+        <w:t>shockLevel</w:t>
+      </w:r>
+      <w:proofErr w:type="spellEnd"/>
+      <w:r>
+        <w:rPr>
+          <w:rFonts w:ascii="Times New Roman" w:eastAsia="Times New Roman" w:hAnsi="Times New Roman" w:cs="Times New Roman"/>
+          <w:sz w:val="28"/>
+          <w:szCs w:val="28"/>
+        </w:rPr>
+        <w:t>=80.</w:t>
+      </w:r>
+    </w:p>
+    <w:p>
+      <w:pPr>
+        <w:pStyle w:val="ListParagraph"/>
+        <w:numPr>
+          <w:ilvl w:val="0"/>
+          <w:numId w:val="31"/>
+        </w:numPr>
+        <w:rPr>
+          <w:rFonts w:ascii="Times New Roman" w:eastAsia="Times New Roman" w:hAnsi="Times New Roman" w:cs="Times New Roman"/>
+          <w:sz w:val="28"/>
+          <w:szCs w:val="28"/>
+        </w:rPr>
+      </w:pPr>
+      <w:proofErr w:type="spellStart"/>
+      <w:r>
+        <w:rPr>
+          <w:rFonts w:ascii="Times New Roman" w:eastAsia="Times New Roman" w:hAnsi="Times New Roman" w:cs="Times New Roman"/>
+          <w:b/>
+          <w:bCs/>
+          <w:sz w:val="28"/>
+          <w:szCs w:val="28"/>
+          <w:lang w:val="en-US"/>
+        </w:rPr>
+        <w:lastRenderedPageBreak/>
+        <w:t>fordRemarkMediumImpact</w:t>
+      </w:r>
+      <w:proofErr w:type="spellEnd"/>
+      <w:r>
+        <w:rPr>
+          <w:rFonts w:ascii="Times New Roman" w:eastAsia="Times New Roman" w:hAnsi="Times New Roman" w:cs="Times New Roman"/>
+          <w:sz w:val="28"/>
+          <w:szCs w:val="28"/>
+        </w:rPr>
+        <w:t xml:space="preserve">: Проверяет ветвь 30 &lt;= </w:t>
+      </w:r>
+      <w:r>
+        <w:rPr>
+          <w:rFonts w:ascii="Times New Roman" w:eastAsia="Times New Roman" w:hAnsi="Times New Roman" w:cs="Times New Roman"/>
+          <w:sz w:val="28"/>
+          <w:szCs w:val="28"/>
+          <w:lang w:val="en-US"/>
+        </w:rPr>
+        <w:t>impact</w:t>
+      </w:r>
+      <w:r>
+        <w:rPr>
+          <w:rFonts w:ascii="Times New Roman" w:eastAsia="Times New Roman" w:hAnsi="Times New Roman" w:cs="Times New Roman"/>
+          <w:sz w:val="28"/>
+          <w:szCs w:val="28"/>
+        </w:rPr>
+        <w:t xml:space="preserve"> &lt; 70: возвращается </w:t>
+      </w:r>
+      <w:r>
+        <w:rPr>
+          <w:rFonts w:ascii="Times New Roman" w:eastAsia="Times New Roman" w:hAnsi="Times New Roman" w:cs="Times New Roman"/>
+          <w:sz w:val="28"/>
+          <w:szCs w:val="28"/>
+          <w:lang w:val="en-US"/>
+        </w:rPr>
+        <w:t>Emotion</w:t>
+      </w:r>
+      <w:r>
+        <w:rPr>
+          <w:rFonts w:ascii="Times New Roman" w:eastAsia="Times New Roman" w:hAnsi="Times New Roman" w:cs="Times New Roman"/>
+          <w:sz w:val="28"/>
+          <w:szCs w:val="28"/>
+        </w:rPr>
+        <w:t>.</w:t>
+      </w:r>
+      <w:r>
+        <w:rPr>
+          <w:rFonts w:ascii="Times New Roman" w:eastAsia="Times New Roman" w:hAnsi="Times New Roman" w:cs="Times New Roman"/>
+          <w:sz w:val="28"/>
+          <w:szCs w:val="28"/>
+          <w:lang w:val="en-US"/>
+        </w:rPr>
+        <w:t>PROUD</w:t>
+      </w:r>
+      <w:r>
+        <w:rPr>
+          <w:rFonts w:ascii="Times New Roman" w:eastAsia="Times New Roman" w:hAnsi="Times New Roman" w:cs="Times New Roman"/>
+          <w:sz w:val="28"/>
+          <w:szCs w:val="28"/>
+        </w:rPr>
+        <w:t xml:space="preserve">, </w:t>
+      </w:r>
+      <w:proofErr w:type="spellStart"/>
+      <w:r>
+        <w:rPr>
+          <w:rFonts w:ascii="Times New Roman" w:eastAsia="Times New Roman" w:hAnsi="Times New Roman" w:cs="Times New Roman"/>
+          <w:sz w:val="28"/>
+          <w:szCs w:val="28"/>
+          <w:lang w:val="en-US"/>
+        </w:rPr>
+        <w:t>shockLevel</w:t>
+      </w:r>
+      <w:proofErr w:type="spellEnd"/>
+      <w:r>
+        <w:rPr>
+          <w:rFonts w:ascii="Times New Roman" w:eastAsia="Times New Roman" w:hAnsi="Times New Roman" w:cs="Times New Roman"/>
+          <w:sz w:val="28"/>
+          <w:szCs w:val="28"/>
+        </w:rPr>
+        <w:t>=10.</w:t>
+      </w:r>
+      <w:r>
+        <w:rPr>
+          <w:rFonts w:ascii="Times New Roman" w:eastAsia="Times New Roman" w:hAnsi="Times New Roman" w:cs="Times New Roman"/>
+          <w:sz w:val="28"/>
+          <w:szCs w:val="28"/>
+        </w:rPr>
+        <w:br/>
+        <w:t xml:space="preserve">● </w:t>
+      </w:r>
+      <w:proofErr w:type="spellStart"/>
+      <w:r>
+        <w:rPr>
+          <w:rFonts w:ascii="Times New Roman" w:eastAsia="Times New Roman" w:hAnsi="Times New Roman" w:cs="Times New Roman"/>
+          <w:b/>
+          <w:bCs/>
+          <w:sz w:val="28"/>
+          <w:szCs w:val="28"/>
+          <w:lang w:val="en-US"/>
+        </w:rPr>
+        <w:t>fordRemarkLowImpact</w:t>
+      </w:r>
+      <w:proofErr w:type="spellEnd"/>
+      <w:r>
+        <w:rPr>
+          <w:rFonts w:ascii="Times New Roman" w:eastAsia="Times New Roman" w:hAnsi="Times New Roman" w:cs="Times New Roman"/>
+          <w:sz w:val="28"/>
+          <w:szCs w:val="28"/>
+        </w:rPr>
+        <w:t xml:space="preserve">: Проверяет ветвь </w:t>
+      </w:r>
+      <w:r>
+        <w:rPr>
+          <w:rFonts w:ascii="Times New Roman" w:eastAsia="Times New Roman" w:hAnsi="Times New Roman" w:cs="Times New Roman"/>
+          <w:sz w:val="28"/>
+          <w:szCs w:val="28"/>
+          <w:lang w:val="en-US"/>
+        </w:rPr>
+        <w:t>impact</w:t>
+      </w:r>
+      <w:r>
+        <w:rPr>
+          <w:rFonts w:ascii="Times New Roman" w:eastAsia="Times New Roman" w:hAnsi="Times New Roman" w:cs="Times New Roman"/>
+          <w:sz w:val="28"/>
+          <w:szCs w:val="28"/>
+        </w:rPr>
+        <w:t xml:space="preserve"> &lt; 30: возвращается </w:t>
+      </w:r>
+      <w:r>
+        <w:rPr>
+          <w:rFonts w:ascii="Times New Roman" w:eastAsia="Times New Roman" w:hAnsi="Times New Roman" w:cs="Times New Roman"/>
+          <w:sz w:val="28"/>
+          <w:szCs w:val="28"/>
+          <w:lang w:val="en-US"/>
+        </w:rPr>
+        <w:t>Emotion</w:t>
+      </w:r>
+      <w:r>
+        <w:rPr>
+          <w:rFonts w:ascii="Times New Roman" w:eastAsia="Times New Roman" w:hAnsi="Times New Roman" w:cs="Times New Roman"/>
+          <w:sz w:val="28"/>
+          <w:szCs w:val="28"/>
+        </w:rPr>
+        <w:t>.</w:t>
+      </w:r>
+      <w:r>
+        <w:rPr>
+          <w:rFonts w:ascii="Times New Roman" w:eastAsia="Times New Roman" w:hAnsi="Times New Roman" w:cs="Times New Roman"/>
+          <w:sz w:val="28"/>
+          <w:szCs w:val="28"/>
+          <w:lang w:val="en-US"/>
+        </w:rPr>
+        <w:t>PROUD</w:t>
+      </w:r>
+      <w:r>
+        <w:rPr>
+          <w:rFonts w:ascii="Times New Roman" w:eastAsia="Times New Roman" w:hAnsi="Times New Roman" w:cs="Times New Roman"/>
+          <w:sz w:val="28"/>
+          <w:szCs w:val="28"/>
+        </w:rPr>
+        <w:t xml:space="preserve">, </w:t>
+      </w:r>
+      <w:proofErr w:type="spellStart"/>
+      <w:r>
+        <w:rPr>
+          <w:rFonts w:ascii="Times New Roman" w:eastAsia="Times New Roman" w:hAnsi="Times New Roman" w:cs="Times New Roman"/>
+          <w:sz w:val="28"/>
+          <w:szCs w:val="28"/>
+          <w:lang w:val="en-US"/>
+        </w:rPr>
+        <w:t>shockLevel</w:t>
+      </w:r>
+      <w:proofErr w:type="spellEnd"/>
+      <w:r>
+        <w:rPr>
+          <w:rFonts w:ascii="Times New Roman" w:eastAsia="Times New Roman" w:hAnsi="Times New Roman" w:cs="Times New Roman"/>
+          <w:sz w:val="28"/>
+          <w:szCs w:val="28"/>
+        </w:rPr>
+        <w:t>=0.</w:t>
+      </w:r>
+    </w:p>
+    <w:p>
+      <w:pPr>
+        <w:rPr>
+          <w:rFonts w:ascii="Times New Roman" w:eastAsia="Times New Roman" w:hAnsi="Times New Roman" w:cs="Times New Roman"/>
+          <w:sz w:val="28"/>
+          <w:szCs w:val="28"/>
+        </w:rPr>
+      </w:pPr>
+      <w:r>
+        <w:rPr>
+          <w:rFonts w:ascii="Times New Roman" w:eastAsia="Times New Roman" w:hAnsi="Times New Roman" w:cs="Times New Roman"/>
+          <w:sz w:val="28"/>
+          <w:szCs w:val="28"/>
+        </w:rPr>
+        <w:t xml:space="preserve">Класс: </w:t>
+      </w:r>
+      <w:r>
+        <w:rPr>
+          <w:rFonts w:ascii="Times New Roman" w:eastAsia="Times New Roman" w:hAnsi="Times New Roman" w:cs="Times New Roman"/>
+          <w:b/>
+          <w:sz w:val="28"/>
+          <w:szCs w:val="28"/>
+          <w:lang w:val="en-US"/>
+        </w:rPr>
+        <w:t>Remark</w:t>
+      </w:r>
+    </w:p>
+    <w:p>
+      <w:pPr>
+        <w:pStyle w:val="ListParagraph"/>
+        <w:numPr>
+          <w:ilvl w:val="0"/>
+          <w:numId w:val="32"/>
+        </w:numPr>
+        <w:rPr>
+          <w:rFonts w:ascii="Times New Roman" w:eastAsia="Times New Roman" w:hAnsi="Times New Roman" w:cs="Times New Roman"/>
+          <w:sz w:val="28"/>
+          <w:szCs w:val="28"/>
+        </w:rPr>
+      </w:pPr>
+      <w:proofErr w:type="spellStart"/>
+      <w:r>
+        <w:rPr>
+          <w:rFonts w:ascii="Times New Roman" w:eastAsia="Times New Roman" w:hAnsi="Times New Roman" w:cs="Times New Roman"/>
+          <w:b/>
+          <w:bCs/>
+          <w:sz w:val="28"/>
+          <w:szCs w:val="28"/>
+          <w:lang w:val="en-US"/>
+        </w:rPr>
+        <w:t>remarkValidation</w:t>
+      </w:r>
+      <w:proofErr w:type="spellEnd"/>
+      <w:r>
+        <w:rPr>
+          <w:rFonts w:ascii="Times New Roman" w:eastAsia="Times New Roman" w:hAnsi="Times New Roman" w:cs="Times New Roman"/>
+          <w:sz w:val="28"/>
+          <w:szCs w:val="28"/>
+        </w:rPr>
+        <w:t xml:space="preserve">: Проверяет валидацию </w:t>
+      </w:r>
+      <w:r>
+        <w:rPr>
+          <w:rFonts w:ascii="Times New Roman" w:eastAsia="Times New Roman" w:hAnsi="Times New Roman" w:cs="Times New Roman"/>
+          <w:sz w:val="28"/>
+          <w:szCs w:val="28"/>
+          <w:lang w:val="en-US"/>
+        </w:rPr>
+        <w:t>impact</w:t>
+      </w:r>
+      <w:r>
+        <w:rPr>
+          <w:rFonts w:ascii="Times New Roman" w:eastAsia="Times New Roman" w:hAnsi="Times New Roman" w:cs="Times New Roman"/>
+          <w:sz w:val="28"/>
+          <w:szCs w:val="28"/>
+        </w:rPr>
+        <w:t xml:space="preserve">: значения вне диапазона (−1 и 101) должны выбрасывать </w:t>
+      </w:r>
+      <w:proofErr w:type="spellStart"/>
+      <w:r>
+        <w:rPr>
+          <w:rFonts w:ascii="Times New Roman" w:eastAsia="Times New Roman" w:hAnsi="Times New Roman" w:cs="Times New Roman"/>
+          <w:sz w:val="28"/>
+          <w:szCs w:val="28"/>
+          <w:lang w:val="en-US"/>
+        </w:rPr>
+        <w:t>IllegalArgumentException</w:t>
+      </w:r>
+      <w:proofErr w:type="spellEnd"/>
+      <w:r>
+        <w:rPr>
+          <w:rFonts w:ascii="Times New Roman" w:eastAsia="Times New Roman" w:hAnsi="Times New Roman" w:cs="Times New Roman"/>
+          <w:sz w:val="28"/>
+          <w:szCs w:val="28"/>
+        </w:rPr>
+        <w:t>.</w:t>
+      </w:r>
+    </w:p>
+    <w:p>
+      <w:pPr>
+        <w:rPr>
+          <w:rFonts w:ascii="Times New Roman" w:eastAsia="Times New Roman" w:hAnsi="Times New Roman" w:cs="Times New Roman"/>
+          <w:sz w:val="28"/>
+          <w:szCs w:val="28"/>
+        </w:rPr>
+      </w:pPr>
+      <w:r>
+        <w:rPr>
+          <w:rFonts w:ascii="Times New Roman" w:eastAsia="Times New Roman" w:hAnsi="Times New Roman" w:cs="Times New Roman"/>
+          <w:sz w:val="28"/>
+          <w:szCs w:val="28"/>
+        </w:rPr>
+        <w:t xml:space="preserve">Класс: </w:t>
+      </w:r>
+      <w:r>
+        <w:rPr>
+          <w:rFonts w:ascii="Times New Roman" w:eastAsia="Times New Roman" w:hAnsi="Times New Roman" w:cs="Times New Roman"/>
+          <w:b/>
+          <w:sz w:val="28"/>
+          <w:szCs w:val="28"/>
+          <w:lang w:val="en-US"/>
+        </w:rPr>
+        <w:t>Car</w:t>
+      </w:r>
+    </w:p>
+    <w:p>
+      <w:pPr>
+        <w:pStyle w:val="ListParagraph"/>
+        <w:numPr>
+          <w:ilvl w:val="0"/>
+          <w:numId w:val="32"/>
+        </w:numPr>
+        <w:rPr>
+          <w:rFonts w:ascii="Times New Roman" w:eastAsia="Times New Roman" w:hAnsi="Times New Roman" w:cs="Times New Roman"/>
+          <w:sz w:val="28"/>
+          <w:szCs w:val="28"/>
+        </w:rPr>
+      </w:pPr>
+      <w:proofErr w:type="spellStart"/>
+      <w:r>
+        <w:rPr>
+          <w:rFonts w:ascii="Times New Roman" w:eastAsia="Times New Roman" w:hAnsi="Times New Roman" w:cs="Times New Roman"/>
+          <w:b/>
+          <w:bCs/>
+          <w:sz w:val="28"/>
+          <w:szCs w:val="28"/>
+          <w:lang w:val="en-US"/>
+        </w:rPr>
+        <w:t>carConstructorSetsDefaults</w:t>
+      </w:r>
+      <w:proofErr w:type="spellEnd"/>
+      <w:r>
+        <w:rPr>
+          <w:rFonts w:ascii="Times New Roman" w:eastAsia="Times New Roman" w:hAnsi="Times New Roman" w:cs="Times New Roman"/>
+          <w:sz w:val="28"/>
+          <w:szCs w:val="28"/>
+        </w:rPr>
+        <w:t xml:space="preserve">: Проверяет корректность создания </w:t>
+      </w:r>
+      <w:r>
+        <w:rPr>
+          <w:rFonts w:ascii="Times New Roman" w:eastAsia="Times New Roman" w:hAnsi="Times New Roman" w:cs="Times New Roman"/>
+          <w:sz w:val="28"/>
+          <w:szCs w:val="28"/>
+          <w:lang w:val="en-US"/>
+        </w:rPr>
+        <w:t>Car</w:t>
+      </w:r>
+      <w:r>
+        <w:rPr>
+          <w:rFonts w:ascii="Times New Roman" w:eastAsia="Times New Roman" w:hAnsi="Times New Roman" w:cs="Times New Roman"/>
+          <w:sz w:val="28"/>
+          <w:szCs w:val="28"/>
+        </w:rPr>
+        <w:t>(</w:t>
+      </w:r>
+      <w:proofErr w:type="spellStart"/>
+      <w:r>
+        <w:rPr>
+          <w:rFonts w:ascii="Times New Roman" w:eastAsia="Times New Roman" w:hAnsi="Times New Roman" w:cs="Times New Roman"/>
+          <w:sz w:val="28"/>
+          <w:szCs w:val="28"/>
+          <w:lang w:val="en-US"/>
+        </w:rPr>
+        <w:t>initialGear</w:t>
+      </w:r>
+      <w:proofErr w:type="spellEnd"/>
+      <w:r>
+        <w:rPr>
+          <w:rFonts w:ascii="Times New Roman" w:eastAsia="Times New Roman" w:hAnsi="Times New Roman" w:cs="Times New Roman"/>
+          <w:sz w:val="28"/>
+          <w:szCs w:val="28"/>
+        </w:rPr>
+        <w:t xml:space="preserve">): начальная передача задана верно, состояние двигателя по умолчанию </w:t>
+      </w:r>
+      <w:r>
+        <w:rPr>
+          <w:rFonts w:ascii="Times New Roman" w:eastAsia="Times New Roman" w:hAnsi="Times New Roman" w:cs="Times New Roman"/>
+          <w:sz w:val="28"/>
+          <w:szCs w:val="28"/>
+          <w:lang w:val="en-US"/>
+        </w:rPr>
+        <w:t>NORMAL</w:t>
+      </w:r>
+      <w:r>
+        <w:rPr>
+          <w:rFonts w:ascii="Times New Roman" w:eastAsia="Times New Roman" w:hAnsi="Times New Roman" w:cs="Times New Roman"/>
+          <w:sz w:val="28"/>
+          <w:szCs w:val="28"/>
+        </w:rPr>
+        <w:t>.</w:t>
+      </w:r>
+    </w:p>
+    <w:p>
+      <w:pPr>
+        <w:pStyle w:val="ListParagraph"/>
+        <w:numPr>
+          <w:ilvl w:val="0"/>
+          <w:numId w:val="32"/>
+        </w:numPr>
+        <w:rPr>
+          <w:rFonts w:ascii="Times New Roman" w:eastAsia="Times New Roman" w:hAnsi="Times New Roman" w:cs="Times New Roman"/>
+          <w:sz w:val="28"/>
+          <w:szCs w:val="28"/>
+        </w:rPr>
+      </w:pPr>
+      <w:proofErr w:type="spellStart"/>
+      <w:r>
+        <w:rPr>
+          <w:rFonts w:ascii="Times New Roman" w:eastAsia="Times New Roman" w:hAnsi="Times New Roman" w:cs="Times New Roman"/>
+          <w:b/>
+          <w:bCs/>
+          <w:sz w:val="28"/>
+          <w:szCs w:val="28"/>
+          <w:lang w:val="en-US"/>
+        </w:rPr>
+        <w:t>carSettersUpdateState</w:t>
+      </w:r>
+      <w:proofErr w:type="spellEnd"/>
+      <w:r>
+        <w:rPr>
+          <w:rFonts w:ascii="Times New Roman" w:eastAsia="Times New Roman" w:hAnsi="Times New Roman" w:cs="Times New Roman"/>
+          <w:sz w:val="28"/>
+          <w:szCs w:val="28"/>
+        </w:rPr>
+        <w:t xml:space="preserve">: Проверяет, что методы </w:t>
+      </w:r>
+      <w:proofErr w:type="spellStart"/>
+      <w:r>
+        <w:rPr>
+          <w:rFonts w:ascii="Times New Roman" w:eastAsia="Times New Roman" w:hAnsi="Times New Roman" w:cs="Times New Roman"/>
+          <w:sz w:val="28"/>
+          <w:szCs w:val="28"/>
+          <w:lang w:val="en-US"/>
+        </w:rPr>
+        <w:t>setCurrentGear</w:t>
+      </w:r>
+      <w:proofErr w:type="spellEnd"/>
+      <w:r>
+        <w:rPr>
+          <w:rFonts w:ascii="Times New Roman" w:eastAsia="Times New Roman" w:hAnsi="Times New Roman" w:cs="Times New Roman"/>
+          <w:sz w:val="28"/>
+          <w:szCs w:val="28"/>
+        </w:rPr>
+        <w:t xml:space="preserve"> и </w:t>
+      </w:r>
+      <w:proofErr w:type="spellStart"/>
+      <w:r>
+        <w:rPr>
+          <w:rFonts w:ascii="Times New Roman" w:eastAsia="Times New Roman" w:hAnsi="Times New Roman" w:cs="Times New Roman"/>
+          <w:sz w:val="28"/>
+          <w:szCs w:val="28"/>
+          <w:lang w:val="en-US"/>
+        </w:rPr>
+        <w:t>setEngineState</w:t>
+      </w:r>
+      <w:proofErr w:type="spellEnd"/>
+      <w:r>
+        <w:rPr>
+          <w:rFonts w:ascii="Times New Roman" w:eastAsia="Times New Roman" w:hAnsi="Times New Roman" w:cs="Times New Roman"/>
+          <w:sz w:val="28"/>
+          <w:szCs w:val="28"/>
+        </w:rPr>
+        <w:t xml:space="preserve"> корректно обновляют состояние автомобиля.</w:t>
+      </w:r>
+    </w:p>
+    <w:p>
+      <w:pPr>
+        <w:rPr>
+          <w:rFonts w:ascii="Times New Roman" w:eastAsia="Times New Roman" w:hAnsi="Times New Roman" w:cs="Times New Roman"/>
+          <w:sz w:val="28"/>
+          <w:szCs w:val="28"/>
+        </w:rPr>
+      </w:pPr>
+      <w:r>
+        <w:rPr>
+          <w:rFonts w:ascii="Times New Roman" w:eastAsia="Times New Roman" w:hAnsi="Times New Roman" w:cs="Times New Roman"/>
+          <w:sz w:val="28"/>
+          <w:szCs w:val="28"/>
+        </w:rPr>
+        <w:t xml:space="preserve">Класс: </w:t>
+      </w:r>
+      <w:r>
+        <w:rPr>
+          <w:rFonts w:ascii="Times New Roman" w:eastAsia="Times New Roman" w:hAnsi="Times New Roman" w:cs="Times New Roman"/>
+          <w:b/>
+          <w:sz w:val="28"/>
+          <w:szCs w:val="28"/>
+          <w:lang w:val="en-US"/>
+        </w:rPr>
+        <w:t>Experience</w:t>
+      </w:r>
+    </w:p>
+    <w:p>
+      <w:pPr>
+        <w:pStyle w:val="ListParagraph"/>
+        <w:numPr>
+          <w:ilvl w:val="0"/>
+          <w:numId w:val="33"/>
+        </w:numPr>
+        <w:rPr>
+          <w:rFonts w:ascii="Times New Roman" w:eastAsia="Times New Roman" w:hAnsi="Times New Roman" w:cs="Times New Roman"/>
+          <w:sz w:val="28"/>
+          <w:szCs w:val="28"/>
+        </w:rPr>
+      </w:pPr>
+      <w:proofErr w:type="spellStart"/>
+      <w:r>
+        <w:rPr>
+          <w:rFonts w:ascii="Times New Roman" w:eastAsia="Times New Roman" w:hAnsi="Times New Roman" w:cs="Times New Roman"/>
+          <w:b/>
+          <w:bCs/>
+          <w:sz w:val="28"/>
+          <w:szCs w:val="28"/>
+          <w:lang w:val="en-US"/>
+        </w:rPr>
+        <w:t>experienceAcceptsBoundaryValues</w:t>
+      </w:r>
+      <w:proofErr w:type="spellEnd"/>
+      <w:r>
+        <w:rPr>
+          <w:rFonts w:ascii="Times New Roman" w:eastAsia="Times New Roman" w:hAnsi="Times New Roman" w:cs="Times New Roman"/>
+          <w:sz w:val="28"/>
+          <w:szCs w:val="28"/>
+        </w:rPr>
+        <w:t xml:space="preserve">: Проверяет допустимые граничные значения </w:t>
+      </w:r>
+      <w:proofErr w:type="spellStart"/>
+      <w:r>
+        <w:rPr>
+          <w:rFonts w:ascii="Times New Roman" w:eastAsia="Times New Roman" w:hAnsi="Times New Roman" w:cs="Times New Roman"/>
+          <w:sz w:val="28"/>
+          <w:szCs w:val="28"/>
+          <w:lang w:val="en-US"/>
+        </w:rPr>
+        <w:t>shockLevel</w:t>
+      </w:r>
+      <w:proofErr w:type="spellEnd"/>
+      <w:r>
+        <w:rPr>
+          <w:rFonts w:ascii="Times New Roman" w:eastAsia="Times New Roman" w:hAnsi="Times New Roman" w:cs="Times New Roman"/>
+          <w:sz w:val="28"/>
+          <w:szCs w:val="28"/>
+        </w:rPr>
+        <w:t xml:space="preserve"> (0 и 100) — объект создаётся корректно.</w:t>
+      </w:r>
+    </w:p>
+    <w:p>
+      <w:pPr>
+        <w:pStyle w:val="ListParagraph"/>
+        <w:numPr>
+          <w:ilvl w:val="0"/>
+          <w:numId w:val="33"/>
+        </w:numPr>
+        <w:rPr>
+          <w:rFonts w:ascii="Times New Roman" w:eastAsia="Times New Roman" w:hAnsi="Times New Roman" w:cs="Times New Roman"/>
+          <w:sz w:val="28"/>
+          <w:szCs w:val="28"/>
+          <w:lang w:val="en-US"/>
+        </w:rPr>
+      </w:pPr>
+      <w:proofErr w:type="spellStart"/>
+      <w:r>
+        <w:rPr>
+          <w:rFonts w:ascii="Times New Roman" w:eastAsia="Times New Roman" w:hAnsi="Times New Roman" w:cs="Times New Roman"/>
+          <w:b/>
+          <w:bCs/>
+          <w:sz w:val="28"/>
+          <w:szCs w:val="28"/>
+          <w:lang w:val="en-US"/>
+        </w:rPr>
+        <w:t>experienceThrowsWhenShockLevelNegative</w:t>
+      </w:r>
+      <w:proofErr w:type="spellEnd"/>
+      <w:r>
+        <w:rPr>
+          <w:rFonts w:ascii="Times New Roman" w:eastAsia="Times New Roman" w:hAnsi="Times New Roman" w:cs="Times New Roman"/>
+          <w:sz w:val="28"/>
+          <w:szCs w:val="28"/>
+          <w:lang w:val="en-US"/>
+        </w:rPr>
+        <w:t xml:space="preserve">: </w:t>
+      </w:r>
+      <w:r>
+        <w:rPr>
+          <w:rFonts w:ascii="Times New Roman" w:eastAsia="Times New Roman" w:hAnsi="Times New Roman" w:cs="Times New Roman"/>
+          <w:sz w:val="28"/>
+          <w:szCs w:val="28"/>
+        </w:rPr>
+        <w:t>Проверяет</w:t>
+      </w:r>
+      <w:r>
+        <w:rPr>
+          <w:rFonts w:ascii="Times New Roman" w:eastAsia="Times New Roman" w:hAnsi="Times New Roman" w:cs="Times New Roman"/>
+          <w:sz w:val="28"/>
+          <w:szCs w:val="28"/>
+          <w:lang w:val="en-US"/>
+        </w:rPr>
+        <w:t xml:space="preserve">, </w:t>
+      </w:r>
+      <w:r>
+        <w:rPr>
+          <w:rFonts w:ascii="Times New Roman" w:eastAsia="Times New Roman" w:hAnsi="Times New Roman" w:cs="Times New Roman"/>
+          <w:sz w:val="28"/>
+          <w:szCs w:val="28"/>
+        </w:rPr>
+        <w:t>что</w:t>
+      </w:r>
+      <w:r>
+        <w:rPr>
+          <w:rFonts w:ascii="Times New Roman" w:eastAsia="Times New Roman" w:hAnsi="Times New Roman" w:cs="Times New Roman"/>
+          <w:sz w:val="28"/>
+          <w:szCs w:val="28"/>
+          <w:lang w:val="en-US"/>
+        </w:rPr>
+        <w:t xml:space="preserve"> </w:t>
+      </w:r>
+      <w:r>
+        <w:rPr>
+          <w:rFonts w:ascii="Times New Roman" w:eastAsia="Times New Roman" w:hAnsi="Times New Roman" w:cs="Times New Roman"/>
+          <w:sz w:val="28"/>
+          <w:szCs w:val="28"/>
+        </w:rPr>
+        <w:t>при</w:t>
+      </w:r>
+      <w:r>
+        <w:rPr>
+          <w:rFonts w:ascii="Times New Roman" w:eastAsia="Times New Roman" w:hAnsi="Times New Roman" w:cs="Times New Roman"/>
+          <w:sz w:val="28"/>
+          <w:szCs w:val="28"/>
+          <w:lang w:val="en-US"/>
+        </w:rPr>
+        <w:t xml:space="preserve"> </w:t>
+      </w:r>
+      <w:proofErr w:type="spellStart"/>
+      <w:r>
+        <w:rPr>
+          <w:rFonts w:ascii="Times New Roman" w:eastAsia="Times New Roman" w:hAnsi="Times New Roman" w:cs="Times New Roman"/>
+          <w:sz w:val="28"/>
+          <w:szCs w:val="28"/>
+          <w:lang w:val="en-US"/>
+        </w:rPr>
+        <w:t>shockLevel</w:t>
+      </w:r>
+      <w:proofErr w:type="spellEnd"/>
+      <w:r>
+        <w:rPr>
+          <w:rFonts w:ascii="Times New Roman" w:eastAsia="Times New Roman" w:hAnsi="Times New Roman" w:cs="Times New Roman"/>
+          <w:sz w:val="28"/>
+          <w:szCs w:val="28"/>
+          <w:lang w:val="en-US"/>
+        </w:rPr>
+        <w:t xml:space="preserve"> &lt; 0 </w:t>
+      </w:r>
+      <w:r>
+        <w:rPr>
+          <w:rFonts w:ascii="Times New Roman" w:eastAsia="Times New Roman" w:hAnsi="Times New Roman" w:cs="Times New Roman"/>
+          <w:sz w:val="28"/>
+          <w:szCs w:val="28"/>
+        </w:rPr>
+        <w:t>выбрасывается</w:t>
+      </w:r>
+      <w:r>
+        <w:rPr>
+          <w:rFonts w:ascii="Times New Roman" w:eastAsia="Times New Roman" w:hAnsi="Times New Roman" w:cs="Times New Roman"/>
+          <w:sz w:val="28"/>
+          <w:szCs w:val="28"/>
+          <w:lang w:val="en-US"/>
+        </w:rPr>
+        <w:t xml:space="preserve"> </w:t>
+      </w:r>
+      <w:proofErr w:type="spellStart"/>
+      <w:r>
+        <w:rPr>
+          <w:rFonts w:ascii="Times New Roman" w:eastAsia="Times New Roman" w:hAnsi="Times New Roman" w:cs="Times New Roman"/>
+          <w:sz w:val="28"/>
+          <w:szCs w:val="28"/>
+          <w:lang w:val="en-US"/>
+        </w:rPr>
+        <w:t>IllegalArgumentException</w:t>
+      </w:r>
+      <w:proofErr w:type="spellEnd"/>
+      <w:r>
+        <w:rPr>
+          <w:rFonts w:ascii="Times New Roman" w:eastAsia="Times New Roman" w:hAnsi="Times New Roman" w:cs="Times New Roman"/>
+          <w:sz w:val="28"/>
+          <w:szCs w:val="28"/>
+          <w:lang w:val="en-US"/>
+        </w:rPr>
+        <w:t>.</w:t>
+      </w:r>
+    </w:p>
+    <w:p>
+      <w:pPr>
+        <w:pStyle w:val="ListParagraph"/>
+        <w:numPr>
+          <w:ilvl w:val="0"/>
+          <w:numId w:val="33"/>
+        </w:numPr>
+        <w:rPr>
+          <w:rFonts w:ascii="Times New Roman" w:eastAsia="Times New Roman" w:hAnsi="Times New Roman" w:cs="Times New Roman"/>
+          <w:sz w:val="28"/>
+          <w:szCs w:val="28"/>
+          <w:lang w:val="en-US"/>
+        </w:rPr>
+      </w:pPr>
+      <w:proofErr w:type="spellStart"/>
+      <w:r>
+        <w:rPr>
+          <w:rFonts w:ascii="Times New Roman" w:eastAsia="Times New Roman" w:hAnsi="Times New Roman" w:cs="Times New Roman"/>
+          <w:b/>
+          <w:bCs/>
+          <w:sz w:val="28"/>
+          <w:szCs w:val="28"/>
+          <w:lang w:val="en-US"/>
+        </w:rPr>
+        <w:t>experienceThrowsWhenShockLevelTooHigh</w:t>
+      </w:r>
+      <w:proofErr w:type="spellEnd"/>
+      <w:r>
+        <w:rPr>
+          <w:rFonts w:ascii="Times New Roman" w:eastAsia="Times New Roman" w:hAnsi="Times New Roman" w:cs="Times New Roman"/>
+          <w:sz w:val="28"/>
+          <w:szCs w:val="28"/>
+          <w:lang w:val="en-US"/>
+        </w:rPr>
+        <w:t xml:space="preserve">: </w:t>
+      </w:r>
+      <w:r>
+        <w:rPr>
+          <w:rFonts w:ascii="Times New Roman" w:eastAsia="Times New Roman" w:hAnsi="Times New Roman" w:cs="Times New Roman"/>
+          <w:sz w:val="28"/>
+          <w:szCs w:val="28"/>
+        </w:rPr>
+        <w:t>Проверяет</w:t>
+      </w:r>
+      <w:r>
+        <w:rPr>
+          <w:rFonts w:ascii="Times New Roman" w:eastAsia="Times New Roman" w:hAnsi="Times New Roman" w:cs="Times New Roman"/>
+          <w:sz w:val="28"/>
+          <w:szCs w:val="28"/>
+          <w:lang w:val="en-US"/>
+        </w:rPr>
+        <w:t xml:space="preserve">, </w:t>
+      </w:r>
+      <w:r>
+        <w:rPr>
+          <w:rFonts w:ascii="Times New Roman" w:eastAsia="Times New Roman" w:hAnsi="Times New Roman" w:cs="Times New Roman"/>
+          <w:sz w:val="28"/>
+          <w:szCs w:val="28"/>
+        </w:rPr>
+        <w:t>что</w:t>
+      </w:r>
+      <w:r>
+        <w:rPr>
+          <w:rFonts w:ascii="Times New Roman" w:eastAsia="Times New Roman" w:hAnsi="Times New Roman" w:cs="Times New Roman"/>
+          <w:sz w:val="28"/>
+          <w:szCs w:val="28"/>
+          <w:lang w:val="en-US"/>
+        </w:rPr>
+        <w:t xml:space="preserve"> </w:t>
+      </w:r>
+      <w:r>
+        <w:rPr>
+          <w:rFonts w:ascii="Times New Roman" w:eastAsia="Times New Roman" w:hAnsi="Times New Roman" w:cs="Times New Roman"/>
+          <w:sz w:val="28"/>
+          <w:szCs w:val="28"/>
+        </w:rPr>
+        <w:t>при</w:t>
+      </w:r>
+      <w:r>
+        <w:rPr>
+          <w:rFonts w:ascii="Times New Roman" w:eastAsia="Times New Roman" w:hAnsi="Times New Roman" w:cs="Times New Roman"/>
+          <w:sz w:val="28"/>
+          <w:szCs w:val="28"/>
+          <w:lang w:val="en-US"/>
+        </w:rPr>
+        <w:t xml:space="preserve"> </w:t>
+      </w:r>
+      <w:proofErr w:type="spellStart"/>
+      <w:r>
+        <w:rPr>
+          <w:rFonts w:ascii="Times New Roman" w:eastAsia="Times New Roman" w:hAnsi="Times New Roman" w:cs="Times New Roman"/>
+          <w:sz w:val="28"/>
+          <w:szCs w:val="28"/>
+          <w:lang w:val="en-US"/>
+        </w:rPr>
+        <w:t>shockLevel</w:t>
+      </w:r>
+      <w:proofErr w:type="spellEnd"/>
+      <w:r>
+        <w:rPr>
+          <w:rFonts w:ascii="Times New Roman" w:eastAsia="Times New Roman" w:hAnsi="Times New Roman" w:cs="Times New Roman"/>
+          <w:sz w:val="28"/>
+          <w:szCs w:val="28"/>
+          <w:lang w:val="en-US"/>
+        </w:rPr>
+        <w:t xml:space="preserve"> &gt; 100 </w:t>
+      </w:r>
+      <w:r>
+        <w:rPr>
+          <w:rFonts w:ascii="Times New Roman" w:eastAsia="Times New Roman" w:hAnsi="Times New Roman" w:cs="Times New Roman"/>
+          <w:sz w:val="28"/>
+          <w:szCs w:val="28"/>
+        </w:rPr>
+        <w:t>выбрасывается</w:t>
+      </w:r>
+      <w:r>
+        <w:rPr>
+          <w:rFonts w:ascii="Times New Roman" w:eastAsia="Times New Roman" w:hAnsi="Times New Roman" w:cs="Times New Roman"/>
+          <w:sz w:val="28"/>
+          <w:szCs w:val="28"/>
+          <w:lang w:val="en-US"/>
+        </w:rPr>
+        <w:t xml:space="preserve"> </w:t>
+      </w:r>
+      <w:proofErr w:type="spellStart"/>
+      <w:r>
+        <w:rPr>
+          <w:rFonts w:ascii="Times New Roman" w:eastAsia="Times New Roman" w:hAnsi="Times New Roman" w:cs="Times New Roman"/>
+          <w:sz w:val="28"/>
+          <w:szCs w:val="28"/>
+          <w:lang w:val="en-US"/>
+        </w:rPr>
+        <w:t>IllegalArgumentException</w:t>
+      </w:r>
+      <w:proofErr w:type="spellEnd"/>
+      <w:r>
+        <w:rPr>
+          <w:rFonts w:ascii="Times New Roman" w:eastAsia="Times New Roman" w:hAnsi="Times New Roman" w:cs="Times New Roman"/>
+          <w:sz w:val="28"/>
+          <w:szCs w:val="28"/>
+          <w:lang w:val="en-US"/>
+        </w:rPr>
+        <w:t>.</w:t>
+      </w:r>
+    </w:p>
+    <w:p>
+      <w:pPr>
+        <w:rPr>
+          <w:rFonts w:ascii="Times New Roman" w:eastAsia="Times New Roman" w:hAnsi="Times New Roman" w:cs="Times New Roman"/>
+          <w:sz w:val="28"/>
+          <w:szCs w:val="28"/>
+          <w:lang w:val="en-US"/>
+        </w:rPr>
+      </w:pPr>
+    </w:p>
+    <w:p>
+      <w:pPr>
+        <w:rPr>
+          <w:rFonts w:ascii="Times New Roman" w:eastAsia="Times New Roman" w:hAnsi="Times New Roman" w:cs="Times New Roman"/>
+          <w:sz w:val="28"/>
+          <w:szCs w:val="28"/>
+        </w:rPr>
+      </w:pPr>
+      <w:r>
+        <w:rPr>
+          <w:rFonts w:ascii="Times New Roman" w:eastAsia="Times New Roman" w:hAnsi="Times New Roman" w:cs="Times New Roman"/>
+          <w:sz w:val="28"/>
+          <w:szCs w:val="28"/>
+        </w:rPr>
+        <w:t>Как мы можем видеть, все работает корректно:</w:t>
+      </w:r>
+    </w:p>
+    <w:p>
+      <w:pPr>
+        <w:rPr>
+          <w:rFonts w:ascii="Times New Roman" w:eastAsia="Times New Roman" w:hAnsi="Times New Roman" w:cs="Times New Roman"/>
+          <w:sz w:val="28"/>
+          <w:szCs w:val="28"/>
+        </w:rPr>
+      </w:pPr>
+      <w:r>
+        <w:rPr>
+          <w:rFonts w:ascii="Times New Roman" w:eastAsia="Times New Roman" w:hAnsi="Times New Roman" w:cs="Times New Roman"/>
+          <w:noProof/>
+          <w:sz w:val="28"/>
+          <w:szCs w:val="28"/>
+          <w:lang w:val="en-US"/>
+        </w:rPr>
+        <w:drawing>
+          <wp:inline distT="0" distB="0" distL="0" distR="0" wp14:anchorId="6A1C4367" wp14:editId="786CAE90">
+            <wp:extent cx="5939790" cy="1209040"/>
+            <wp:effectExtent l="0" t="0" r="3810" b="0"/>
+            <wp:docPr id="1" name="Picture 1"/>
+            <wp:cNvGraphicFramePr>
+              <a:graphicFrameLocks xmlns:a="http://schemas.openxmlformats.org/drawingml/2006/main" noChangeAspect="1"/>
+            </wp:cNvGraphicFramePr>
+            <a:graphic xmlns:a="http://schemas.openxmlformats.org/drawingml/2006/main">
+              <a:graphicData uri="http://schemas.openxmlformats.org/drawingml/2006/picture">
+                <pic:pic xmlns:pic="http://schemas.openxmlformats.org/drawingml/2006/picture">
+                  <pic:nvPicPr>
+                    <pic:cNvPr id="1" name=""/>
+                    <pic:cNvPicPr/>
+                  </pic:nvPicPr>
+                  <pic:blipFill>
+                    <a:blip r:embed="rId18"/>
+                    <a:stretch>
+                      <a:fillRect/>
+                    </a:stretch>
+                  </pic:blipFill>
+                  <pic:spPr>
+                    <a:xfrm>
+                      <a:off x="0" y="0"/>
+                      <a:ext cx="5939790" cy="1209040"/>
+                    </a:xfrm>
+                    <a:prstGeom prst="rect">
+                      <a:avLst/>
+                    </a:prstGeom>
+                  </pic:spPr>
+                </pic:pic>
+              </a:graphicData>
+            </a:graphic>
+          </wp:inline>
+        </w:drawing>
+      </w:r>
+    </w:p>
+    <w:p>
+      <w:pPr>
+        <w:jc w:val="center"/>
+        <w:rPr>
+          <w:rFonts w:ascii="Times New Roman" w:eastAsia="Times New Roman" w:hAnsi="Times New Roman" w:cs="Times New Roman"/>
+          <w:i/>
+          <w:color w:val="666666"/>
+          <w:sz w:val="28"/>
+          <w:szCs w:val="28"/>
+        </w:rPr>
+      </w:pPr>
+      <w:r>
+        <w:rPr>
+          <w:rFonts w:ascii="Times New Roman" w:eastAsia="Times New Roman" w:hAnsi="Times New Roman" w:cs="Times New Roman"/>
+          <w:i/>
+          <w:color w:val="666666"/>
+          <w:sz w:val="28"/>
+          <w:szCs w:val="28"/>
+        </w:rPr>
+        <w:t>Тесты успешно проходятся.</w:t>
+      </w:r>
+    </w:p>
+    <w:p>
+      <w:pPr>
+        <w:rPr>
+          <w:rFonts w:ascii="Times New Roman" w:eastAsia="Times New Roman" w:hAnsi="Times New Roman" w:cs="Times New Roman"/>
+          <w:sz w:val="28"/>
+          <w:szCs w:val="28"/>
+        </w:rPr>
+      </w:pPr>
+    </w:p>
+    <w:p>
+      <w:pPr>
+        <w:rPr>
+          <w:rFonts w:ascii="Times New Roman" w:eastAsia="Times New Roman" w:hAnsi="Times New Roman" w:cs="Times New Roman"/>
+          <w:sz w:val="28"/>
+          <w:szCs w:val="28"/>
+        </w:rPr>
+      </w:pPr>
+      <w:r>
+        <w:rPr>
+          <w:rFonts w:ascii="Times New Roman" w:eastAsia="Times New Roman" w:hAnsi="Times New Roman" w:cs="Times New Roman"/>
+          <w:noProof/>
+          <w:sz w:val="28"/>
+          <w:szCs w:val="28"/>
+          <w:lang w:val="en-US"/>
+        </w:rPr>
+        <w:drawing>
+          <wp:inline distT="0" distB="0" distL="0" distR="0" wp14:anchorId="4412728D" wp14:editId="35A893A4">
+            <wp:extent cx="5939790" cy="1200150"/>
+            <wp:effectExtent l="0" t="0" r="3810" b="0"/>
+            <wp:docPr id="19" name="Picture 19"/>
+            <wp:cNvGraphicFramePr>
+              <a:graphicFrameLocks xmlns:a="http://schemas.openxmlformats.org/drawingml/2006/main" noChangeAspect="1"/>
+            </wp:cNvGraphicFramePr>
+            <a:graphic xmlns:a="http://schemas.openxmlformats.org/drawingml/2006/main">
+              <a:graphicData uri="http://schemas.openxmlformats.org/drawingml/2006/picture">
+                <pic:pic xmlns:pic="http://schemas.openxmlformats.org/drawingml/2006/picture">
+                  <pic:nvPicPr>
+                    <pic:cNvPr id="1" name=""/>
+                    <pic:cNvPicPr/>
+                  </pic:nvPicPr>
+                  <pic:blipFill>
+                    <a:blip r:embed="rId19"/>
+                    <a:stretch>
+                      <a:fillRect/>
+                    </a:stretch>
+                  </pic:blipFill>
+                  <pic:spPr>
+                    <a:xfrm>
+                      <a:off x="0" y="0"/>
                       <a:ext cx="5939790" cy="1200150"/>
                     </a:xfrm>
                     <a:prstGeom prst="rect">
@@ -7035,13 +6593,11 @@
           <w:szCs w:val="28"/>
         </w:rPr>
       </w:pPr>
-      <w:bookmarkStart w:id="0" w:name="_gjdgxs" w:colFirst="0" w:colLast="0"/>
-      <w:bookmarkStart w:id="1" w:name="_GoBack"/>
-      <w:bookmarkEnd w:id="0"/>
+      <w:bookmarkStart w:id="1" w:name="_gjdgxs" w:colFirst="0" w:colLast="0"/>
       <w:bookmarkEnd w:id="1"/>
     </w:p>
     <w:sectPr>
-      <w:headerReference w:type="default" r:id="rId18"/>
+      <w:headerReference w:type="default" r:id="rId20"/>
       <w:pgSz w:w="11906" w:h="16838"/>
       <w:pgMar w:top="1134" w:right="851" w:bottom="567" w:left="1701" w:header="709" w:footer="709" w:gutter="0"/>
       <w:pgNumType w:start="1"/>
